--- a/4to Año/AyOCII/MacheteArquitectura.docx
+++ b/4to Año/AyOCII/MacheteArquitectura.docx
@@ -57,27 +57,7 @@
           <w:szCs w:val="18"/>
           <w:lang w:val="es-AR"/>
         </w:rPr>
-        <w:t xml:space="preserve"> que el hardware y los compiladores deben entender para comunicarse. Desde la perspectiva del programador que codifica en lenguaje máquina, el ISA define cómo se comporta la máquina y qué recursos posee.</w:t>
-      </w:r>
-      <w:r>
-        <w:rPr>
-          <w:rFonts w:asciiTheme="majorHAnsi" w:hAnsiTheme="majorHAnsi" w:cstheme="majorHAnsi"/>
-          <w:color w:val="1B1C1D"/>
-          <w:sz w:val="18"/>
-          <w:szCs w:val="18"/>
-          <w:lang w:val="es-AR"/>
-        </w:rPr>
-        <w:t xml:space="preserve"> </w:t>
-      </w:r>
-      <w:r>
-        <w:rPr>
-          <w:rFonts w:asciiTheme="majorHAnsi" w:hAnsiTheme="majorHAnsi" w:cstheme="majorHAnsi"/>
-          <w:color w:val="1B1C1D"/>
-          <w:sz w:val="18"/>
-          <w:szCs w:val="18"/>
-          <w:lang w:val="es-AR"/>
-        </w:rPr>
-        <w:t xml:space="preserve"> Es la </w:t>
+        <w:t xml:space="preserve"> que el hardware y los compiladores deben entender para comunicarse. Desde la perspectiva del programador que codifica en lenguaje máquina, el ISA define cómo se comporta la máquina y qué recursos posee.  Es la </w:t>
       </w:r>
       <w:r>
         <w:rPr>
@@ -162,6 +142,16 @@
       <w:r>
         <w:rPr>
           <w:rFonts w:asciiTheme="majorHAnsi" w:hAnsiTheme="majorHAnsi" w:cstheme="majorHAnsi"/>
+          <w:color w:val="1B1C1D"/>
+          <w:sz w:val="18"/>
+          <w:szCs w:val="18"/>
+          <w:lang w:val="es-AR"/>
+        </w:rPr>
+        <w:t>Las Siete Dimensiones del ISA.</w:t>
+      </w:r>
+      <w:r>
+        <w:rPr>
+          <w:rFonts w:asciiTheme="majorHAnsi" w:hAnsiTheme="majorHAnsi" w:cstheme="majorHAnsi"/>
           <w:b w:val="0"/>
           <w:bCs w:val="0"/>
           <w:color w:val="1B1C1D"/>
@@ -169,7 +159,17 @@
           <w:szCs w:val="18"/>
           <w:lang w:val="es-AR"/>
         </w:rPr>
-        <w:t>Las Siete Dimensiones del ISA</w:t>
+        <w:t xml:space="preserve"> </w:t>
+      </w:r>
+      <w:r>
+        <w:rPr>
+          <w:rFonts w:asciiTheme="majorHAnsi" w:hAnsiTheme="majorHAnsi" w:cstheme="majorHAnsi"/>
+          <w:color w:val="1B1C1D"/>
+          <w:sz w:val="18"/>
+          <w:szCs w:val="18"/>
+          <w:lang w:val="es-AR"/>
+        </w:rPr>
+        <w:t xml:space="preserve">1. Clase del ISA (Taxonomía). </w:t>
       </w:r>
       <w:r>
         <w:rPr>
@@ -181,61 +181,7 @@
           <w:szCs w:val="18"/>
           <w:lang w:val="es-AR"/>
         </w:rPr>
-        <w:t xml:space="preserve">. </w:t>
-      </w:r>
-      <w:r>
-        <w:rPr>
-          <w:rFonts w:asciiTheme="majorHAnsi" w:hAnsiTheme="majorHAnsi" w:cstheme="majorHAnsi"/>
-          <w:color w:val="1B1C1D"/>
-          <w:sz w:val="18"/>
-          <w:szCs w:val="18"/>
-          <w:lang w:val="es-AR"/>
-        </w:rPr>
-        <w:t>1. Clase del ISA (Taxonomía)</w:t>
-      </w:r>
-      <w:r>
-        <w:rPr>
-          <w:rFonts w:asciiTheme="majorHAnsi" w:hAnsiTheme="majorHAnsi" w:cstheme="majorHAnsi"/>
-          <w:color w:val="1B1C1D"/>
-          <w:sz w:val="18"/>
-          <w:szCs w:val="18"/>
-          <w:lang w:val="es-AR"/>
-        </w:rPr>
-        <w:t xml:space="preserve">. Define </w:t>
-      </w:r>
-      <w:r>
-        <w:rPr>
-          <w:rFonts w:asciiTheme="majorHAnsi" w:hAnsiTheme="majorHAnsi" w:cstheme="majorHAnsi"/>
-          <w:b w:val="0"/>
-          <w:bCs w:val="0"/>
-          <w:color w:val="1B1C1D"/>
-          <w:sz w:val="18"/>
-          <w:szCs w:val="18"/>
-          <w:lang w:val="es-AR"/>
-        </w:rPr>
-        <w:t>D</w:t>
-      </w:r>
-      <w:r>
-        <w:rPr>
-          <w:rFonts w:asciiTheme="majorHAnsi" w:hAnsiTheme="majorHAnsi" w:cstheme="majorHAnsi"/>
-          <w:b w:val="0"/>
-          <w:bCs w:val="0"/>
-          <w:color w:val="1B1C1D"/>
-          <w:sz w:val="18"/>
-          <w:szCs w:val="18"/>
-          <w:lang w:val="es-AR"/>
-        </w:rPr>
-        <w:t>ónde se encuentran los operandos</w:t>
-      </w:r>
-      <w:r>
-        <w:rPr>
-          <w:rFonts w:asciiTheme="majorHAnsi" w:hAnsiTheme="majorHAnsi" w:cstheme="majorHAnsi"/>
-          <w:color w:val="1B1C1D"/>
-          <w:sz w:val="18"/>
-          <w:szCs w:val="18"/>
-          <w:lang w:val="es-AR"/>
-        </w:rPr>
-        <w:t xml:space="preserve"> que las instrucciones manipularán. Se clasifica según el almacenamiento interno principal del procesador:</w:t>
+        <w:t>Define Dónde se encuentran los operandos que las instrucciones manipularán. Se clasifica según el almacenamiento interno principal del procesador:</w:t>
       </w:r>
     </w:p>
     <w:p>
@@ -260,84 +206,753 @@
           <w:color w:val="1B1C1D"/>
           <w:sz w:val="18"/>
           <w:szCs w:val="18"/>
-        </w:rPr>
-        <w:t>Pila (Stack)</w:t>
-      </w:r>
-      <w:r>
-        <w:rPr>
-          <w:rFonts w:asciiTheme="majorHAnsi" w:hAnsiTheme="majorHAnsi" w:cstheme="majorHAnsi"/>
-          <w:b/>
-          <w:bCs/>
-          <w:color w:val="1B1C1D"/>
-          <w:sz w:val="18"/>
-          <w:szCs w:val="18"/>
+          <w:lang w:val="es-AR"/>
+        </w:rPr>
+        <w:t>Pila (</w:t>
+      </w:r>
+      <w:proofErr w:type="spellStart"/>
+      <w:r>
+        <w:rPr>
+          <w:rFonts w:asciiTheme="majorHAnsi" w:hAnsiTheme="majorHAnsi" w:cstheme="majorHAnsi"/>
+          <w:b/>
+          <w:bCs/>
+          <w:color w:val="1B1C1D"/>
+          <w:sz w:val="18"/>
+          <w:szCs w:val="18"/>
+          <w:lang w:val="es-AR"/>
+        </w:rPr>
+        <w:t>Stack</w:t>
+      </w:r>
+      <w:proofErr w:type="spellEnd"/>
+      <w:r>
+        <w:rPr>
+          <w:rFonts w:asciiTheme="majorHAnsi" w:hAnsiTheme="majorHAnsi" w:cstheme="majorHAnsi"/>
+          <w:b/>
+          <w:bCs/>
+          <w:color w:val="1B1C1D"/>
+          <w:sz w:val="18"/>
+          <w:szCs w:val="18"/>
+          <w:lang w:val="es-AR"/>
+        </w:rPr>
+        <w:t>):</w:t>
+      </w:r>
+      <w:r>
+        <w:rPr>
+          <w:rFonts w:asciiTheme="majorHAnsi" w:hAnsiTheme="majorHAnsi" w:cstheme="majorHAnsi"/>
+          <w:color w:val="1B1C1D"/>
+          <w:sz w:val="18"/>
+          <w:szCs w:val="18"/>
+          <w:lang w:val="es-AR"/>
+        </w:rPr>
+        <w:t xml:space="preserve"> Almacenamiento Interno: Memoria LIFO. </w:t>
+      </w:r>
+      <w:r>
+        <w:rPr>
+          <w:rFonts w:asciiTheme="majorHAnsi" w:hAnsiTheme="majorHAnsi" w:cstheme="majorHAnsi"/>
+          <w:color w:val="1B1C1D"/>
+          <w:sz w:val="18"/>
+          <w:szCs w:val="18"/>
+          <w:lang w:val="es-AR"/>
+        </w:rPr>
+        <w:t>Operandos</w:t>
+      </w:r>
+      <w:r>
+        <w:rPr>
+          <w:rFonts w:asciiTheme="majorHAnsi" w:hAnsiTheme="majorHAnsi" w:cstheme="majorHAnsi"/>
+          <w:b/>
+          <w:bCs/>
+          <w:color w:val="1B1C1D"/>
+          <w:sz w:val="18"/>
+          <w:szCs w:val="18"/>
+          <w:lang w:val="es-AR"/>
+        </w:rPr>
+        <w:t xml:space="preserve"> Implícitos</w:t>
+      </w:r>
+      <w:r>
+        <w:rPr>
+          <w:rFonts w:asciiTheme="majorHAnsi" w:hAnsiTheme="majorHAnsi" w:cstheme="majorHAnsi"/>
+          <w:color w:val="1B1C1D"/>
+          <w:sz w:val="18"/>
+          <w:szCs w:val="18"/>
+          <w:lang w:val="es-AR"/>
+        </w:rPr>
+        <w:t xml:space="preserve"> (siempre los dos valores en el tope de la pila). Las instrucciones de ALU no contienen operandos de dirección. El resultado se apila nuevamente.</w:t>
+      </w:r>
+      <w:r>
+        <w:rPr>
+          <w:rFonts w:asciiTheme="majorHAnsi" w:hAnsiTheme="majorHAnsi" w:cstheme="majorHAnsi"/>
+          <w:color w:val="1B1C1D"/>
+          <w:sz w:val="18"/>
+          <w:szCs w:val="18"/>
+          <w:lang w:val="es-AR"/>
+        </w:rPr>
+        <w:t xml:space="preserve"> </w:t>
+      </w:r>
+      <w:r>
+        <w:rPr>
+          <w:rFonts w:asciiTheme="majorHAnsi" w:hAnsiTheme="majorHAnsi" w:cstheme="majorHAnsi"/>
+          <w:b/>
+          <w:bCs/>
+          <w:color w:val="1B1C1D"/>
+          <w:sz w:val="18"/>
+          <w:szCs w:val="18"/>
+          <w:lang w:val="es-AR"/>
+        </w:rPr>
+        <w:t>Acumulador:</w:t>
+      </w:r>
+      <w:r>
+        <w:rPr>
+          <w:rFonts w:asciiTheme="majorHAnsi" w:hAnsiTheme="majorHAnsi" w:cstheme="majorHAnsi"/>
+          <w:color w:val="1B1C1D"/>
+          <w:sz w:val="18"/>
+          <w:szCs w:val="18"/>
+          <w:lang w:val="es-AR"/>
+        </w:rPr>
+        <w:t xml:space="preserve"> Almacenamiento </w:t>
+      </w:r>
+      <w:proofErr w:type="spellStart"/>
+      <w:proofErr w:type="gramStart"/>
+      <w:r>
+        <w:rPr>
+          <w:rFonts w:asciiTheme="majorHAnsi" w:hAnsiTheme="majorHAnsi" w:cstheme="majorHAnsi"/>
+          <w:color w:val="1B1C1D"/>
+          <w:sz w:val="18"/>
+          <w:szCs w:val="18"/>
+          <w:lang w:val="es-AR"/>
+        </w:rPr>
+        <w:t>Interno:Un</w:t>
+      </w:r>
+      <w:proofErr w:type="spellEnd"/>
+      <w:proofErr w:type="gramEnd"/>
+      <w:r>
+        <w:rPr>
+          <w:rFonts w:asciiTheme="majorHAnsi" w:hAnsiTheme="majorHAnsi" w:cstheme="majorHAnsi"/>
+          <w:color w:val="1B1C1D"/>
+          <w:sz w:val="18"/>
+          <w:szCs w:val="18"/>
+          <w:lang w:val="es-AR"/>
+        </w:rPr>
+        <w:t xml:space="preserve"> registro especial (el Acumulador). Operandos. Un operando es </w:t>
+      </w:r>
+      <w:r>
+        <w:rPr>
+          <w:rFonts w:asciiTheme="majorHAnsi" w:hAnsiTheme="majorHAnsi" w:cstheme="majorHAnsi"/>
+          <w:b/>
+          <w:bCs/>
+          <w:color w:val="1B1C1D"/>
+          <w:sz w:val="18"/>
+          <w:szCs w:val="18"/>
+          <w:lang w:val="es-AR"/>
+        </w:rPr>
+        <w:t>siempre el Acumulador</w:t>
+      </w:r>
+      <w:r>
+        <w:rPr>
+          <w:rFonts w:asciiTheme="majorHAnsi" w:hAnsiTheme="majorHAnsi" w:cstheme="majorHAnsi"/>
+          <w:color w:val="1B1C1D"/>
+          <w:sz w:val="18"/>
+          <w:szCs w:val="18"/>
+          <w:lang w:val="es-AR"/>
+        </w:rPr>
+        <w:t xml:space="preserve">; el otro puede ser una dirección de memoria. Usado en las primeras computadoras. La gestión de variables es ineficiente. </w:t>
+      </w:r>
+      <w:r>
+        <w:rPr>
+          <w:rFonts w:asciiTheme="majorHAnsi" w:hAnsiTheme="majorHAnsi" w:cstheme="majorHAnsi"/>
+          <w:b/>
+          <w:bCs/>
+          <w:color w:val="1B1C1D"/>
+          <w:sz w:val="18"/>
+          <w:szCs w:val="18"/>
+          <w:lang w:val="es-AR"/>
+        </w:rPr>
+        <w:t xml:space="preserve">Registros de Propósito General (GPR): </w:t>
+      </w:r>
+      <w:r>
+        <w:rPr>
+          <w:rFonts w:asciiTheme="majorHAnsi" w:hAnsiTheme="majorHAnsi" w:cstheme="majorHAnsi"/>
+          <w:color w:val="1B1C1D"/>
+          <w:sz w:val="18"/>
+          <w:szCs w:val="18"/>
+          <w:lang w:val="es-AR"/>
+        </w:rPr>
+        <w:t xml:space="preserve">Almacenamiento interno: Conjunto de registros internos (la solución moderna). </w:t>
+      </w:r>
+      <w:proofErr w:type="spellStart"/>
+      <w:proofErr w:type="gramStart"/>
+      <w:r>
+        <w:rPr>
+          <w:rFonts w:asciiTheme="majorHAnsi" w:hAnsiTheme="majorHAnsi" w:cstheme="majorHAnsi"/>
+          <w:color w:val="1B1C1D"/>
+          <w:sz w:val="18"/>
+          <w:szCs w:val="18"/>
+          <w:lang w:val="es-AR"/>
+        </w:rPr>
+        <w:t>Operandos:</w:t>
+      </w:r>
+      <w:r>
+        <w:rPr>
+          <w:rFonts w:asciiTheme="majorHAnsi" w:hAnsiTheme="majorHAnsi" w:cstheme="majorHAnsi"/>
+          <w:b/>
+          <w:bCs/>
+          <w:color w:val="1B1C1D"/>
+          <w:sz w:val="18"/>
+          <w:szCs w:val="18"/>
+          <w:lang w:val="es-AR"/>
+        </w:rPr>
+        <w:t>Explícitos</w:t>
+      </w:r>
+      <w:proofErr w:type="spellEnd"/>
+      <w:proofErr w:type="gramEnd"/>
+      <w:r>
+        <w:rPr>
+          <w:rFonts w:asciiTheme="majorHAnsi" w:hAnsiTheme="majorHAnsi" w:cstheme="majorHAnsi"/>
+          <w:color w:val="1B1C1D"/>
+          <w:sz w:val="18"/>
+          <w:szCs w:val="18"/>
+          <w:lang w:val="es-AR"/>
+        </w:rPr>
+        <w:t xml:space="preserve"> (se especifican los registros o direcciones de memoria en la instrucción).</w:t>
+      </w:r>
+      <w:r>
+        <w:rPr>
+          <w:rFonts w:asciiTheme="majorHAnsi" w:hAnsiTheme="majorHAnsi" w:cstheme="majorHAnsi"/>
+          <w:color w:val="000000"/>
+          <w:sz w:val="18"/>
+          <w:szCs w:val="18"/>
+          <w:lang w:val="es-AR"/>
+        </w:rPr>
+        <w:t xml:space="preserve"> Según cuántos de sus operandos pueden ser direcciones de memoria: </w:t>
+      </w:r>
+      <w:r>
+        <w:rPr>
+          <w:rFonts w:asciiTheme="majorHAnsi" w:hAnsiTheme="majorHAnsi" w:cstheme="majorHAnsi"/>
+          <w:b/>
+          <w:bCs/>
+          <w:color w:val="1B1C1D"/>
+          <w:sz w:val="18"/>
+          <w:szCs w:val="18"/>
+          <w:lang w:val="es-AR"/>
+        </w:rPr>
+        <w:t>Registro-Registro (Load-Store) (</w:t>
+      </w:r>
+      <w:r>
+        <w:rPr>
+          <w:rFonts w:asciiTheme="majorHAnsi" w:hAnsiTheme="majorHAnsi" w:cstheme="majorHAnsi"/>
+          <w:color w:val="1B1C1D"/>
+          <w:sz w:val="18"/>
+          <w:szCs w:val="18"/>
+          <w:lang w:val="es-AR"/>
+        </w:rPr>
+        <w:t xml:space="preserve">0, 3). </w:t>
+      </w:r>
+      <w:proofErr w:type="spellStart"/>
+      <w:r>
+        <w:rPr>
+          <w:rFonts w:asciiTheme="majorHAnsi" w:hAnsiTheme="majorHAnsi" w:cstheme="majorHAnsi"/>
+          <w:color w:val="1B1C1D"/>
+          <w:sz w:val="18"/>
+          <w:szCs w:val="18"/>
+          <w:lang w:val="es-AR"/>
+        </w:rPr>
+        <w:t>Descrip</w:t>
+      </w:r>
+      <w:proofErr w:type="spellEnd"/>
+      <w:r>
+        <w:rPr>
+          <w:rFonts w:asciiTheme="majorHAnsi" w:hAnsiTheme="majorHAnsi" w:cstheme="majorHAnsi"/>
+          <w:color w:val="1B1C1D"/>
+          <w:sz w:val="18"/>
+          <w:szCs w:val="18"/>
+          <w:lang w:val="es-AR"/>
+        </w:rPr>
+        <w:t xml:space="preserve">: </w:t>
+      </w:r>
+      <w:r>
+        <w:rPr>
+          <w:rFonts w:asciiTheme="majorHAnsi" w:hAnsiTheme="majorHAnsi" w:cstheme="majorHAnsi"/>
+          <w:b/>
+          <w:bCs/>
+          <w:color w:val="1B1C1D"/>
+          <w:sz w:val="18"/>
+          <w:szCs w:val="18"/>
+          <w:lang w:val="es-AR"/>
+        </w:rPr>
+        <w:t>RISC</w:t>
+      </w:r>
+      <w:r>
+        <w:rPr>
+          <w:rFonts w:asciiTheme="majorHAnsi" w:hAnsiTheme="majorHAnsi" w:cstheme="majorHAnsi"/>
+          <w:color w:val="1B1C1D"/>
+          <w:sz w:val="18"/>
+          <w:szCs w:val="18"/>
+          <w:lang w:val="es-AR"/>
+        </w:rPr>
+        <w:t xml:space="preserve"> (ej. ARM). Solo las instrucciones LOAD y STORE acceden a memoria. Las operaciones de ALU solo usan registros. V: Instrucciones simples, de longitud fija y tiempos de ejecución (CPI) similares. Modelo de código simple. D: Los programas son compilados a un </w:t>
+      </w:r>
+      <w:r>
+        <w:rPr>
+          <w:rFonts w:asciiTheme="majorHAnsi" w:hAnsiTheme="majorHAnsi" w:cstheme="majorHAnsi"/>
+          <w:b/>
+          <w:bCs/>
+          <w:color w:val="1B1C1D"/>
+          <w:sz w:val="18"/>
+          <w:szCs w:val="18"/>
+          <w:lang w:val="es-AR"/>
+        </w:rPr>
+        <w:t>mayor total de instrucciones</w:t>
+      </w:r>
+      <w:r>
+        <w:rPr>
+          <w:rFonts w:asciiTheme="majorHAnsi" w:hAnsiTheme="majorHAnsi" w:cstheme="majorHAnsi"/>
+          <w:color w:val="1B1C1D"/>
+          <w:sz w:val="18"/>
+          <w:szCs w:val="18"/>
+          <w:lang w:val="es-AR"/>
+        </w:rPr>
+        <w:t xml:space="preserve">; menor densidad de código, programas más grandes. </w:t>
+      </w:r>
+      <w:r>
+        <w:rPr>
+          <w:rFonts w:asciiTheme="majorHAnsi" w:hAnsiTheme="majorHAnsi" w:cstheme="majorHAnsi"/>
+          <w:b/>
+          <w:bCs/>
+          <w:color w:val="1B1C1D"/>
+          <w:sz w:val="18"/>
+          <w:szCs w:val="18"/>
+          <w:lang w:val="es-AR"/>
+        </w:rPr>
+        <w:t xml:space="preserve">Registro-Memoria. </w:t>
+      </w:r>
+      <w:proofErr w:type="spellStart"/>
+      <w:r>
+        <w:rPr>
+          <w:rFonts w:asciiTheme="majorHAnsi" w:hAnsiTheme="majorHAnsi" w:cstheme="majorHAnsi"/>
+          <w:color w:val="1B1C1D"/>
+          <w:sz w:val="18"/>
+          <w:szCs w:val="18"/>
+          <w:lang w:val="es-AR"/>
+        </w:rPr>
+        <w:t>Descrip</w:t>
+      </w:r>
+      <w:proofErr w:type="spellEnd"/>
+      <w:r>
+        <w:rPr>
+          <w:rFonts w:asciiTheme="majorHAnsi" w:hAnsiTheme="majorHAnsi" w:cstheme="majorHAnsi"/>
+          <w:color w:val="1B1C1D"/>
+          <w:sz w:val="18"/>
+          <w:szCs w:val="18"/>
+          <w:lang w:val="es-AR"/>
         </w:rPr>
         <w:t>:</w:t>
       </w:r>
       <w:r>
         <w:rPr>
           <w:rFonts w:asciiTheme="majorHAnsi" w:hAnsiTheme="majorHAnsi" w:cstheme="majorHAnsi"/>
-          <w:color w:val="1B1C1D"/>
-          <w:sz w:val="18"/>
-          <w:szCs w:val="18"/>
+          <w:b/>
+          <w:bCs/>
+          <w:color w:val="1B1C1D"/>
+          <w:sz w:val="18"/>
+          <w:szCs w:val="18"/>
+          <w:lang w:val="es-AR"/>
+        </w:rPr>
+        <w:t xml:space="preserve"> CISC</w:t>
+      </w:r>
+      <w:r>
+        <w:rPr>
+          <w:rFonts w:asciiTheme="majorHAnsi" w:hAnsiTheme="majorHAnsi" w:cstheme="majorHAnsi"/>
+          <w:color w:val="1B1C1D"/>
+          <w:sz w:val="18"/>
+          <w:szCs w:val="18"/>
+          <w:lang w:val="es-AR"/>
+        </w:rPr>
+        <w:t xml:space="preserve"> (ej. IA-32). Permite que una instrucción aritmética lea un operando directamente desde la memoria.</w:t>
+      </w:r>
+      <w:r>
+        <w:rPr>
+          <w:rFonts w:asciiTheme="majorHAnsi" w:hAnsiTheme="majorHAnsi" w:cstheme="majorHAnsi"/>
+          <w:b/>
+          <w:bCs/>
+          <w:color w:val="1B1C1D"/>
+          <w:sz w:val="18"/>
+          <w:szCs w:val="18"/>
+          <w:lang w:val="es-AR"/>
         </w:rPr>
         <w:t xml:space="preserve"> </w:t>
       </w:r>
-      <w:proofErr w:type="spellStart"/>
-      <w:r>
-        <w:rPr>
-          <w:rFonts w:asciiTheme="majorHAnsi" w:hAnsiTheme="majorHAnsi" w:cstheme="majorHAnsi"/>
-          <w:color w:val="1B1C1D"/>
-          <w:sz w:val="18"/>
-          <w:szCs w:val="18"/>
-        </w:rPr>
-        <w:t>Almacenamiento</w:t>
-      </w:r>
-      <w:proofErr w:type="spellEnd"/>
-      <w:r>
-        <w:rPr>
-          <w:rFonts w:asciiTheme="majorHAnsi" w:hAnsiTheme="majorHAnsi" w:cstheme="majorHAnsi"/>
-          <w:color w:val="1B1C1D"/>
-          <w:sz w:val="18"/>
-          <w:szCs w:val="18"/>
+      <w:proofErr w:type="gramStart"/>
+      <w:r>
+        <w:rPr>
+          <w:rFonts w:asciiTheme="majorHAnsi" w:hAnsiTheme="majorHAnsi" w:cstheme="majorHAnsi"/>
+          <w:color w:val="1B1C1D"/>
+          <w:sz w:val="18"/>
+          <w:szCs w:val="18"/>
+          <w:lang w:val="es-AR"/>
+        </w:rPr>
+        <w:t>V:</w:t>
+      </w:r>
+      <w:r>
+        <w:rPr>
+          <w:rFonts w:asciiTheme="majorHAnsi" w:hAnsiTheme="majorHAnsi" w:cstheme="majorHAnsi"/>
+          <w:b/>
+          <w:bCs/>
+          <w:color w:val="1B1C1D"/>
+          <w:sz w:val="18"/>
+          <w:szCs w:val="18"/>
+          <w:lang w:val="es-AR"/>
+        </w:rPr>
+        <w:t>Mayor</w:t>
+      </w:r>
+      <w:proofErr w:type="gramEnd"/>
+      <w:r>
+        <w:rPr>
+          <w:rFonts w:asciiTheme="majorHAnsi" w:hAnsiTheme="majorHAnsi" w:cstheme="majorHAnsi"/>
+          <w:b/>
+          <w:bCs/>
+          <w:color w:val="1B1C1D"/>
+          <w:sz w:val="18"/>
+          <w:szCs w:val="18"/>
+          <w:lang w:val="es-AR"/>
+        </w:rPr>
+        <w:t xml:space="preserve"> densidad de código</w:t>
+      </w:r>
+      <w:r>
+        <w:rPr>
+          <w:rFonts w:asciiTheme="majorHAnsi" w:hAnsiTheme="majorHAnsi" w:cstheme="majorHAnsi"/>
+          <w:color w:val="1B1C1D"/>
+          <w:sz w:val="18"/>
+          <w:szCs w:val="18"/>
+          <w:lang w:val="es-AR"/>
+        </w:rPr>
+        <w:t xml:space="preserve"> (menos instrucciones totales). El dato es accedido sin un LOAD previo. El formato de instrucción tiende a ser fácil de </w:t>
+      </w:r>
+      <w:proofErr w:type="spellStart"/>
+      <w:proofErr w:type="gramStart"/>
+      <w:r>
+        <w:rPr>
+          <w:rFonts w:asciiTheme="majorHAnsi" w:hAnsiTheme="majorHAnsi" w:cstheme="majorHAnsi"/>
+          <w:color w:val="1B1C1D"/>
+          <w:sz w:val="18"/>
+          <w:szCs w:val="18"/>
+          <w:lang w:val="es-AR"/>
+        </w:rPr>
+        <w:t>decodificar.D</w:t>
+      </w:r>
+      <w:proofErr w:type="gramEnd"/>
+      <w:r>
+        <w:rPr>
+          <w:rFonts w:asciiTheme="majorHAnsi" w:hAnsiTheme="majorHAnsi" w:cstheme="majorHAnsi"/>
+          <w:color w:val="1B1C1D"/>
+          <w:sz w:val="18"/>
+          <w:szCs w:val="18"/>
+          <w:lang w:val="es-AR"/>
+        </w:rPr>
+        <w:t>:Un</w:t>
+      </w:r>
+      <w:proofErr w:type="spellEnd"/>
+      <w:r>
+        <w:rPr>
+          <w:rFonts w:asciiTheme="majorHAnsi" w:hAnsiTheme="majorHAnsi" w:cstheme="majorHAnsi"/>
+          <w:color w:val="1B1C1D"/>
+          <w:sz w:val="18"/>
+          <w:szCs w:val="18"/>
+          <w:lang w:val="es-AR"/>
+        </w:rPr>
+        <w:t xml:space="preserve"> operando se </w:t>
+      </w:r>
+      <w:r>
+        <w:rPr>
+          <w:rFonts w:asciiTheme="majorHAnsi" w:hAnsiTheme="majorHAnsi" w:cstheme="majorHAnsi"/>
+          <w:b/>
+          <w:bCs/>
+          <w:color w:val="1B1C1D"/>
+          <w:sz w:val="18"/>
+          <w:szCs w:val="18"/>
+          <w:lang w:val="es-AR"/>
+        </w:rPr>
+        <w:t>destruye</w:t>
+      </w:r>
+      <w:r>
+        <w:rPr>
+          <w:rFonts w:asciiTheme="majorHAnsi" w:hAnsiTheme="majorHAnsi" w:cstheme="majorHAnsi"/>
+          <w:color w:val="1B1C1D"/>
+          <w:sz w:val="18"/>
+          <w:szCs w:val="18"/>
+          <w:lang w:val="es-AR"/>
+        </w:rPr>
+        <w:t xml:space="preserve"> (el resultado reemplaza al operando destino). La variación en el CPI (Ciclos Por Instrucción) es alta, dependiendo de la ubicación del operando. </w:t>
+      </w:r>
+      <w:r>
+        <w:rPr>
+          <w:rFonts w:asciiTheme="majorHAnsi" w:hAnsiTheme="majorHAnsi" w:cstheme="majorHAnsi"/>
+          <w:b/>
+          <w:bCs/>
+          <w:color w:val="1B1C1D"/>
+          <w:sz w:val="18"/>
+          <w:szCs w:val="18"/>
+          <w:lang w:val="es-AR"/>
+        </w:rPr>
+        <w:t>Memoria-</w:t>
+      </w:r>
+      <w:proofErr w:type="gramStart"/>
+      <w:r>
+        <w:rPr>
+          <w:rFonts w:asciiTheme="majorHAnsi" w:hAnsiTheme="majorHAnsi" w:cstheme="majorHAnsi"/>
+          <w:b/>
+          <w:bCs/>
+          <w:color w:val="1B1C1D"/>
+          <w:sz w:val="18"/>
+          <w:szCs w:val="18"/>
+          <w:lang w:val="es-AR"/>
+        </w:rPr>
+        <w:t>Memoria</w:t>
+      </w:r>
+      <w:r>
+        <w:rPr>
+          <w:rFonts w:asciiTheme="majorHAnsi" w:hAnsiTheme="majorHAnsi" w:cstheme="majorHAnsi"/>
+          <w:color w:val="1B1C1D"/>
+          <w:sz w:val="18"/>
+          <w:szCs w:val="18"/>
+          <w:lang w:val="es-AR"/>
+        </w:rPr>
+        <w:t>(</w:t>
+      </w:r>
+      <w:proofErr w:type="gramEnd"/>
+      <w:r>
+        <w:rPr>
+          <w:rFonts w:asciiTheme="majorHAnsi" w:hAnsiTheme="majorHAnsi" w:cstheme="majorHAnsi"/>
+          <w:color w:val="1B1C1D"/>
+          <w:sz w:val="18"/>
+          <w:szCs w:val="18"/>
+          <w:lang w:val="es-AR"/>
+        </w:rPr>
+        <w:t>2, 2) o (3, 3).</w:t>
+      </w:r>
+      <w:proofErr w:type="spellStart"/>
+      <w:r>
+        <w:rPr>
+          <w:rFonts w:asciiTheme="majorHAnsi" w:hAnsiTheme="majorHAnsi" w:cstheme="majorHAnsi"/>
+          <w:color w:val="1B1C1D"/>
+          <w:sz w:val="18"/>
+          <w:szCs w:val="18"/>
+          <w:lang w:val="es-AR"/>
+        </w:rPr>
+        <w:t>Descrip</w:t>
+      </w:r>
+      <w:proofErr w:type="spellEnd"/>
+      <w:r>
+        <w:rPr>
+          <w:rFonts w:asciiTheme="majorHAnsi" w:hAnsiTheme="majorHAnsi" w:cstheme="majorHAnsi"/>
+          <w:color w:val="1B1C1D"/>
+          <w:sz w:val="18"/>
+          <w:szCs w:val="18"/>
+          <w:lang w:val="es-AR"/>
+        </w:rPr>
+        <w:t xml:space="preserve">: Permite que dos o tres operandos provengan directamente de la memoria. Arquitectura obsoleta. </w:t>
+      </w:r>
+      <w:proofErr w:type="gramStart"/>
+      <w:r>
+        <w:rPr>
+          <w:rFonts w:asciiTheme="majorHAnsi" w:hAnsiTheme="majorHAnsi" w:cstheme="majorHAnsi"/>
+          <w:color w:val="1B1C1D"/>
+          <w:sz w:val="18"/>
+          <w:szCs w:val="18"/>
+          <w:lang w:val="es-AR"/>
+        </w:rPr>
+        <w:t>V:Código</w:t>
+      </w:r>
+      <w:proofErr w:type="gramEnd"/>
+      <w:r>
+        <w:rPr>
+          <w:rFonts w:asciiTheme="majorHAnsi" w:hAnsiTheme="majorHAnsi" w:cstheme="majorHAnsi"/>
+          <w:color w:val="1B1C1D"/>
+          <w:sz w:val="18"/>
+          <w:szCs w:val="18"/>
+          <w:lang w:val="es-AR"/>
+        </w:rPr>
+        <w:t xml:space="preserve"> muy compacto. No requiere registros para almacenamiento temporal. </w:t>
+      </w:r>
+      <w:proofErr w:type="gramStart"/>
+      <w:r>
+        <w:rPr>
+          <w:rFonts w:asciiTheme="majorHAnsi" w:hAnsiTheme="majorHAnsi" w:cstheme="majorHAnsi"/>
+          <w:color w:val="1B1C1D"/>
+          <w:sz w:val="18"/>
+          <w:szCs w:val="18"/>
+          <w:lang w:val="es-AR"/>
+        </w:rPr>
+        <w:t>D:</w:t>
+      </w:r>
+      <w:r>
+        <w:rPr>
+          <w:rFonts w:asciiTheme="majorHAnsi" w:hAnsiTheme="majorHAnsi" w:cstheme="majorHAnsi"/>
+          <w:b/>
+          <w:bCs/>
+          <w:color w:val="1B1C1D"/>
+          <w:sz w:val="18"/>
+          <w:szCs w:val="18"/>
+          <w:lang w:val="es-AR"/>
+        </w:rPr>
+        <w:t>Mucha</w:t>
+      </w:r>
+      <w:proofErr w:type="gramEnd"/>
+      <w:r>
+        <w:rPr>
+          <w:rFonts w:asciiTheme="majorHAnsi" w:hAnsiTheme="majorHAnsi" w:cstheme="majorHAnsi"/>
+          <w:b/>
+          <w:bCs/>
+          <w:color w:val="1B1C1D"/>
+          <w:sz w:val="18"/>
+          <w:szCs w:val="18"/>
+          <w:lang w:val="es-AR"/>
+        </w:rPr>
+        <w:t xml:space="preserve"> variación en el CPI</w:t>
+      </w:r>
+      <w:r>
+        <w:rPr>
+          <w:rFonts w:asciiTheme="majorHAnsi" w:hAnsiTheme="majorHAnsi" w:cstheme="majorHAnsi"/>
+          <w:color w:val="1B1C1D"/>
+          <w:sz w:val="18"/>
+          <w:szCs w:val="18"/>
+          <w:lang w:val="es-AR"/>
+        </w:rPr>
+        <w:t xml:space="preserve">. El alto número de accesos a memoria por instrucción causa </w:t>
+      </w:r>
+      <w:r>
+        <w:rPr>
+          <w:rFonts w:asciiTheme="majorHAnsi" w:hAnsiTheme="majorHAnsi" w:cstheme="majorHAnsi"/>
+          <w:b/>
+          <w:bCs/>
+          <w:color w:val="1B1C1D"/>
+          <w:sz w:val="18"/>
+          <w:szCs w:val="18"/>
+          <w:lang w:val="es-AR"/>
+        </w:rPr>
+        <w:t>cuellos de botella</w:t>
+      </w:r>
+      <w:r>
+        <w:rPr>
+          <w:rFonts w:asciiTheme="majorHAnsi" w:hAnsiTheme="majorHAnsi" w:cstheme="majorHAnsi"/>
+          <w:color w:val="1B1C1D"/>
+          <w:sz w:val="18"/>
+          <w:szCs w:val="18"/>
+          <w:lang w:val="es-AR"/>
+        </w:rPr>
+        <w:t>.</w:t>
+      </w:r>
+      <w:r>
+        <w:rPr>
+          <w:rFonts w:asciiTheme="majorHAnsi" w:hAnsiTheme="majorHAnsi" w:cstheme="majorHAnsi"/>
+          <w:color w:val="1B1C1D"/>
+          <w:sz w:val="18"/>
+          <w:szCs w:val="18"/>
+          <w:lang w:val="es-AR"/>
         </w:rPr>
         <w:t xml:space="preserve"> </w:t>
       </w:r>
-      <w:proofErr w:type="spellStart"/>
-      <w:r>
-        <w:rPr>
-          <w:rFonts w:asciiTheme="majorHAnsi" w:hAnsiTheme="majorHAnsi" w:cstheme="majorHAnsi"/>
-          <w:color w:val="1B1C1D"/>
-          <w:sz w:val="18"/>
-          <w:szCs w:val="18"/>
-        </w:rPr>
-        <w:t>Interno</w:t>
-      </w:r>
-      <w:proofErr w:type="spellEnd"/>
-      <w:r>
-        <w:rPr>
-          <w:rFonts w:asciiTheme="majorHAnsi" w:hAnsiTheme="majorHAnsi" w:cstheme="majorHAnsi"/>
-          <w:color w:val="1B1C1D"/>
-          <w:sz w:val="18"/>
-          <w:szCs w:val="18"/>
-        </w:rPr>
-        <w:t xml:space="preserve">: </w:t>
-      </w:r>
-      <w:r>
-        <w:rPr>
-          <w:rFonts w:asciiTheme="majorHAnsi" w:hAnsiTheme="majorHAnsi" w:cstheme="majorHAnsi"/>
-          <w:color w:val="1B1C1D"/>
-          <w:sz w:val="18"/>
-          <w:szCs w:val="18"/>
-        </w:rPr>
-        <w:t>Memoria LIFO (Last-In, First-Out).</w:t>
-      </w:r>
-      <w:r>
-        <w:rPr>
-          <w:rFonts w:asciiTheme="majorHAnsi" w:hAnsiTheme="majorHAnsi" w:cstheme="majorHAnsi"/>
-          <w:color w:val="1B1C1D"/>
-          <w:sz w:val="18"/>
-          <w:szCs w:val="18"/>
+      <w:r>
+        <w:rPr>
+          <w:rFonts w:asciiTheme="majorHAnsi" w:hAnsiTheme="majorHAnsi" w:cstheme="majorHAnsi"/>
+          <w:b/>
+          <w:bCs/>
+          <w:color w:val="1B1C1D"/>
+          <w:sz w:val="18"/>
+          <w:szCs w:val="18"/>
+          <w:lang w:val="es-AR"/>
+        </w:rPr>
+        <w:t>Modelo de Memoria</w:t>
+      </w:r>
+      <w:r>
+        <w:rPr>
+          <w:rFonts w:asciiTheme="majorHAnsi" w:hAnsiTheme="majorHAnsi" w:cstheme="majorHAnsi"/>
+          <w:color w:val="1B1C1D"/>
+          <w:sz w:val="18"/>
+          <w:szCs w:val="18"/>
+          <w:lang w:val="es-AR"/>
+        </w:rPr>
+        <w:t xml:space="preserve">. </w:t>
+      </w:r>
+      <w:r>
+        <w:rPr>
+          <w:rFonts w:asciiTheme="majorHAnsi" w:hAnsiTheme="majorHAnsi" w:cstheme="majorHAnsi"/>
+          <w:color w:val="1B1C1D"/>
+          <w:sz w:val="18"/>
+          <w:szCs w:val="18"/>
+          <w:lang w:val="es-AR"/>
+        </w:rPr>
+        <w:t xml:space="preserve">Define cómo se organiza y accede a la memoria desde el punto de vista del ISA. Es decir, define como una dirección de memoria será interpretada y como es especificada. </w:t>
+      </w:r>
+      <w:proofErr w:type="spellStart"/>
+      <w:proofErr w:type="gramStart"/>
+      <w:r>
+        <w:rPr>
+          <w:rFonts w:asciiTheme="majorHAnsi" w:hAnsiTheme="majorHAnsi" w:cstheme="majorHAnsi"/>
+          <w:color w:val="1B1C1D"/>
+          <w:sz w:val="18"/>
+          <w:szCs w:val="18"/>
+          <w:lang w:val="es-AR"/>
+        </w:rPr>
+        <w:t>Define:</w:t>
+      </w:r>
+      <w:r>
+        <w:rPr>
+          <w:rFonts w:asciiTheme="majorHAnsi" w:hAnsiTheme="majorHAnsi" w:cstheme="majorHAnsi"/>
+          <w:b/>
+          <w:bCs/>
+          <w:color w:val="1B1C1D"/>
+          <w:sz w:val="18"/>
+          <w:szCs w:val="18"/>
+          <w:lang w:val="es-AR"/>
+        </w:rPr>
+        <w:t>Tamaño</w:t>
+      </w:r>
+      <w:proofErr w:type="spellEnd"/>
+      <w:proofErr w:type="gramEnd"/>
+      <w:r>
+        <w:rPr>
+          <w:rFonts w:asciiTheme="majorHAnsi" w:hAnsiTheme="majorHAnsi" w:cstheme="majorHAnsi"/>
+          <w:b/>
+          <w:bCs/>
+          <w:color w:val="1B1C1D"/>
+          <w:sz w:val="18"/>
+          <w:szCs w:val="18"/>
+          <w:lang w:val="es-AR"/>
+        </w:rPr>
+        <w:t xml:space="preserve"> de Celda (Byte)</w:t>
+      </w:r>
+      <w:r>
+        <w:rPr>
+          <w:rFonts w:asciiTheme="majorHAnsi" w:hAnsiTheme="majorHAnsi" w:cstheme="majorHAnsi"/>
+          <w:color w:val="1B1C1D"/>
+          <w:sz w:val="18"/>
+          <w:szCs w:val="18"/>
+          <w:lang w:val="es-AR"/>
+        </w:rPr>
+        <w:t xml:space="preserve">: La unidad más pequeña y fundamental de memoria que puede ser direccionada. Hoy en día, esta unidad es universalmente 8 bits (1 Byte). Las palabras de datos que manipulan los procesadores modernos suelen ser de 4, 8 o más bytes. </w:t>
+      </w:r>
+      <w:proofErr w:type="spellStart"/>
+      <w:r>
+        <w:rPr>
+          <w:rFonts w:asciiTheme="majorHAnsi" w:hAnsiTheme="majorHAnsi" w:cstheme="majorHAnsi"/>
+          <w:b/>
+          <w:bCs/>
+          <w:color w:val="1B1C1D"/>
+          <w:sz w:val="18"/>
+          <w:szCs w:val="18"/>
+          <w:lang w:val="es-AR"/>
+        </w:rPr>
+        <w:t>Endianness</w:t>
+      </w:r>
+      <w:proofErr w:type="spellEnd"/>
+      <w:r>
+        <w:rPr>
+          <w:rFonts w:asciiTheme="majorHAnsi" w:hAnsiTheme="majorHAnsi" w:cstheme="majorHAnsi"/>
+          <w:b/>
+          <w:bCs/>
+          <w:color w:val="1B1C1D"/>
+          <w:sz w:val="18"/>
+          <w:szCs w:val="18"/>
+          <w:lang w:val="es-AR"/>
         </w:rPr>
         <w:t xml:space="preserve"> </w:t>
       </w:r>
@@ -349,1355 +964,7 @@
           <w:szCs w:val="18"/>
           <w:lang w:val="es-AR"/>
         </w:rPr>
-        <w:t>Operandos</w:t>
-      </w:r>
-      <w:r>
-        <w:rPr>
-          <w:rFonts w:asciiTheme="majorHAnsi" w:hAnsiTheme="majorHAnsi" w:cstheme="majorHAnsi"/>
-          <w:b/>
-          <w:bCs/>
-          <w:color w:val="1B1C1D"/>
-          <w:sz w:val="18"/>
-          <w:szCs w:val="18"/>
-          <w:lang w:val="es-AR"/>
-        </w:rPr>
-        <w:t xml:space="preserve"> </w:t>
-      </w:r>
-      <w:r>
-        <w:rPr>
-          <w:rFonts w:asciiTheme="majorHAnsi" w:hAnsiTheme="majorHAnsi" w:cstheme="majorHAnsi"/>
-          <w:b/>
-          <w:bCs/>
-          <w:color w:val="1B1C1D"/>
-          <w:sz w:val="18"/>
-          <w:szCs w:val="18"/>
-          <w:lang w:val="es-AR"/>
-        </w:rPr>
-        <w:t>Implícitos</w:t>
-      </w:r>
-      <w:r>
-        <w:rPr>
-          <w:rFonts w:asciiTheme="majorHAnsi" w:hAnsiTheme="majorHAnsi" w:cstheme="majorHAnsi"/>
-          <w:color w:val="1B1C1D"/>
-          <w:sz w:val="18"/>
-          <w:szCs w:val="18"/>
-          <w:lang w:val="es-AR"/>
-        </w:rPr>
-        <w:t xml:space="preserve"> (siempre los dos valores en el tope de la pila).</w:t>
-      </w:r>
-      <w:r>
-        <w:rPr>
-          <w:rFonts w:asciiTheme="majorHAnsi" w:hAnsiTheme="majorHAnsi" w:cstheme="majorHAnsi"/>
-          <w:color w:val="1B1C1D"/>
-          <w:sz w:val="18"/>
-          <w:szCs w:val="18"/>
-          <w:lang w:val="es-AR"/>
-        </w:rPr>
-        <w:t xml:space="preserve"> </w:t>
-      </w:r>
-      <w:r>
-        <w:rPr>
-          <w:rFonts w:asciiTheme="majorHAnsi" w:hAnsiTheme="majorHAnsi" w:cstheme="majorHAnsi"/>
-          <w:color w:val="1B1C1D"/>
-          <w:sz w:val="18"/>
-          <w:szCs w:val="18"/>
-          <w:lang w:val="es-AR"/>
-        </w:rPr>
-        <w:t>Las instrucciones de ALU no contienen operandos de dirección. El resultado se apila nuevamente.</w:t>
-      </w:r>
-      <w:r>
-        <w:rPr>
-          <w:rFonts w:asciiTheme="majorHAnsi" w:hAnsiTheme="majorHAnsi" w:cstheme="majorHAnsi"/>
-          <w:color w:val="1B1C1D"/>
-          <w:sz w:val="18"/>
-          <w:szCs w:val="18"/>
-          <w:lang w:val="es-AR"/>
-        </w:rPr>
-        <w:t xml:space="preserve"> </w:t>
-      </w:r>
-      <w:r>
-        <w:rPr>
-          <w:rFonts w:asciiTheme="majorHAnsi" w:hAnsiTheme="majorHAnsi" w:cstheme="majorHAnsi"/>
-          <w:b/>
-          <w:bCs/>
-          <w:color w:val="1B1C1D"/>
-          <w:sz w:val="18"/>
-          <w:szCs w:val="18"/>
-          <w:lang w:val="es-AR"/>
-        </w:rPr>
-        <w:t>Acumulador</w:t>
-      </w:r>
-      <w:r>
-        <w:rPr>
-          <w:rFonts w:asciiTheme="majorHAnsi" w:hAnsiTheme="majorHAnsi" w:cstheme="majorHAnsi"/>
-          <w:b/>
-          <w:bCs/>
-          <w:color w:val="1B1C1D"/>
-          <w:sz w:val="18"/>
-          <w:szCs w:val="18"/>
-          <w:lang w:val="es-AR"/>
-        </w:rPr>
-        <w:t>:</w:t>
-      </w:r>
-      <w:r>
-        <w:rPr>
-          <w:rFonts w:asciiTheme="majorHAnsi" w:hAnsiTheme="majorHAnsi" w:cstheme="majorHAnsi"/>
-          <w:color w:val="1B1C1D"/>
-          <w:sz w:val="18"/>
-          <w:szCs w:val="18"/>
-          <w:lang w:val="es-AR"/>
-        </w:rPr>
-        <w:t xml:space="preserve"> </w:t>
-      </w:r>
-      <w:r>
-        <w:rPr>
-          <w:rFonts w:asciiTheme="majorHAnsi" w:hAnsiTheme="majorHAnsi" w:cstheme="majorHAnsi"/>
-          <w:color w:val="1B1C1D"/>
-          <w:sz w:val="18"/>
-          <w:szCs w:val="18"/>
-          <w:lang w:val="es-AR"/>
-        </w:rPr>
-        <w:t xml:space="preserve">Almacenamiento </w:t>
-      </w:r>
-      <w:proofErr w:type="spellStart"/>
-      <w:proofErr w:type="gramStart"/>
-      <w:r>
-        <w:rPr>
-          <w:rFonts w:asciiTheme="majorHAnsi" w:hAnsiTheme="majorHAnsi" w:cstheme="majorHAnsi"/>
-          <w:color w:val="1B1C1D"/>
-          <w:sz w:val="18"/>
-          <w:szCs w:val="18"/>
-          <w:lang w:val="es-AR"/>
-        </w:rPr>
-        <w:t>Interno</w:t>
-      </w:r>
-      <w:r>
-        <w:rPr>
-          <w:rFonts w:asciiTheme="majorHAnsi" w:hAnsiTheme="majorHAnsi" w:cstheme="majorHAnsi"/>
-          <w:color w:val="1B1C1D"/>
-          <w:sz w:val="18"/>
-          <w:szCs w:val="18"/>
-          <w:lang w:val="es-AR"/>
-        </w:rPr>
-        <w:t>:</w:t>
-      </w:r>
-      <w:r>
-        <w:rPr>
-          <w:rFonts w:asciiTheme="majorHAnsi" w:hAnsiTheme="majorHAnsi" w:cstheme="majorHAnsi"/>
-          <w:color w:val="1B1C1D"/>
-          <w:sz w:val="18"/>
-          <w:szCs w:val="18"/>
-          <w:lang w:val="es-AR"/>
-        </w:rPr>
-        <w:t>Un</w:t>
-      </w:r>
-      <w:proofErr w:type="spellEnd"/>
-      <w:proofErr w:type="gramEnd"/>
-      <w:r>
-        <w:rPr>
-          <w:rFonts w:asciiTheme="majorHAnsi" w:hAnsiTheme="majorHAnsi" w:cstheme="majorHAnsi"/>
-          <w:color w:val="1B1C1D"/>
-          <w:sz w:val="18"/>
-          <w:szCs w:val="18"/>
-          <w:lang w:val="es-AR"/>
-        </w:rPr>
-        <w:t xml:space="preserve"> registro especial (el Acumulador).</w:t>
-      </w:r>
-      <w:r>
-        <w:rPr>
-          <w:rFonts w:asciiTheme="majorHAnsi" w:hAnsiTheme="majorHAnsi" w:cstheme="majorHAnsi"/>
-          <w:color w:val="1B1C1D"/>
-          <w:sz w:val="18"/>
-          <w:szCs w:val="18"/>
-          <w:lang w:val="es-AR"/>
-        </w:rPr>
-        <w:t xml:space="preserve"> </w:t>
-      </w:r>
-      <w:r>
-        <w:rPr>
-          <w:rFonts w:asciiTheme="majorHAnsi" w:hAnsiTheme="majorHAnsi" w:cstheme="majorHAnsi"/>
-          <w:color w:val="1B1C1D"/>
-          <w:sz w:val="18"/>
-          <w:szCs w:val="18"/>
-          <w:lang w:val="es-AR"/>
-        </w:rPr>
-        <w:t>Operandos</w:t>
-      </w:r>
-      <w:r>
-        <w:rPr>
-          <w:rFonts w:asciiTheme="majorHAnsi" w:hAnsiTheme="majorHAnsi" w:cstheme="majorHAnsi"/>
-          <w:color w:val="1B1C1D"/>
-          <w:sz w:val="18"/>
-          <w:szCs w:val="18"/>
-          <w:lang w:val="es-AR"/>
-        </w:rPr>
-        <w:t xml:space="preserve">. </w:t>
-      </w:r>
-      <w:r>
-        <w:rPr>
-          <w:rFonts w:asciiTheme="majorHAnsi" w:hAnsiTheme="majorHAnsi" w:cstheme="majorHAnsi"/>
-          <w:color w:val="1B1C1D"/>
-          <w:sz w:val="18"/>
-          <w:szCs w:val="18"/>
-          <w:lang w:val="es-AR"/>
-        </w:rPr>
-        <w:t xml:space="preserve">Un operando es </w:t>
-      </w:r>
-      <w:r>
-        <w:rPr>
-          <w:rFonts w:asciiTheme="majorHAnsi" w:hAnsiTheme="majorHAnsi" w:cstheme="majorHAnsi"/>
-          <w:b/>
-          <w:bCs/>
-          <w:color w:val="1B1C1D"/>
-          <w:sz w:val="18"/>
-          <w:szCs w:val="18"/>
-          <w:lang w:val="es-AR"/>
-        </w:rPr>
-        <w:t>siempre el Acumulador</w:t>
-      </w:r>
-      <w:r>
-        <w:rPr>
-          <w:rFonts w:asciiTheme="majorHAnsi" w:hAnsiTheme="majorHAnsi" w:cstheme="majorHAnsi"/>
-          <w:color w:val="1B1C1D"/>
-          <w:sz w:val="18"/>
-          <w:szCs w:val="18"/>
-          <w:lang w:val="es-AR"/>
-        </w:rPr>
-        <w:t>; el otro puede ser una dirección de memoria.</w:t>
-      </w:r>
-      <w:r>
-        <w:rPr>
-          <w:rFonts w:asciiTheme="majorHAnsi" w:hAnsiTheme="majorHAnsi" w:cstheme="majorHAnsi"/>
-          <w:color w:val="1B1C1D"/>
-          <w:sz w:val="18"/>
-          <w:szCs w:val="18"/>
-          <w:lang w:val="es-AR"/>
-        </w:rPr>
-        <w:t xml:space="preserve"> </w:t>
-      </w:r>
-      <w:r>
-        <w:rPr>
-          <w:rFonts w:asciiTheme="majorHAnsi" w:hAnsiTheme="majorHAnsi" w:cstheme="majorHAnsi"/>
-          <w:color w:val="1B1C1D"/>
-          <w:sz w:val="18"/>
-          <w:szCs w:val="18"/>
-          <w:lang w:val="es-AR"/>
-        </w:rPr>
-        <w:t>Usado en las primeras computadoras. La gestión de variables es ineficiente.</w:t>
-      </w:r>
-      <w:r>
-        <w:rPr>
-          <w:rFonts w:asciiTheme="majorHAnsi" w:hAnsiTheme="majorHAnsi" w:cstheme="majorHAnsi"/>
-          <w:color w:val="1B1C1D"/>
-          <w:sz w:val="18"/>
-          <w:szCs w:val="18"/>
-          <w:lang w:val="es-AR"/>
-        </w:rPr>
-        <w:t xml:space="preserve"> </w:t>
-      </w:r>
-      <w:r>
-        <w:rPr>
-          <w:rFonts w:asciiTheme="majorHAnsi" w:hAnsiTheme="majorHAnsi" w:cstheme="majorHAnsi"/>
-          <w:b/>
-          <w:bCs/>
-          <w:color w:val="1B1C1D"/>
-          <w:sz w:val="18"/>
-          <w:szCs w:val="18"/>
-          <w:lang w:val="es-AR"/>
-        </w:rPr>
-        <w:t>Registros de Propósito General (GPR)</w:t>
-      </w:r>
-      <w:r>
-        <w:rPr>
-          <w:rFonts w:asciiTheme="majorHAnsi" w:hAnsiTheme="majorHAnsi" w:cstheme="majorHAnsi"/>
-          <w:b/>
-          <w:bCs/>
-          <w:color w:val="1B1C1D"/>
-          <w:sz w:val="18"/>
-          <w:szCs w:val="18"/>
-          <w:lang w:val="es-AR"/>
-        </w:rPr>
-        <w:t xml:space="preserve">: </w:t>
-      </w:r>
-      <w:r>
-        <w:rPr>
-          <w:rFonts w:asciiTheme="majorHAnsi" w:hAnsiTheme="majorHAnsi" w:cstheme="majorHAnsi"/>
-          <w:color w:val="1B1C1D"/>
-          <w:sz w:val="18"/>
-          <w:szCs w:val="18"/>
-          <w:lang w:val="es-AR"/>
-        </w:rPr>
-        <w:t xml:space="preserve">Almacenamiento interno: </w:t>
-      </w:r>
-      <w:r>
-        <w:rPr>
-          <w:rFonts w:asciiTheme="majorHAnsi" w:hAnsiTheme="majorHAnsi" w:cstheme="majorHAnsi"/>
-          <w:color w:val="1B1C1D"/>
-          <w:sz w:val="18"/>
-          <w:szCs w:val="18"/>
-          <w:lang w:val="es-AR"/>
-        </w:rPr>
-        <w:t>Conjunto de registros internos (la solución moderna).</w:t>
-      </w:r>
-      <w:r>
-        <w:rPr>
-          <w:rFonts w:asciiTheme="majorHAnsi" w:hAnsiTheme="majorHAnsi" w:cstheme="majorHAnsi"/>
-          <w:color w:val="1B1C1D"/>
-          <w:sz w:val="18"/>
-          <w:szCs w:val="18"/>
-          <w:lang w:val="es-AR"/>
-        </w:rPr>
-        <w:t xml:space="preserve"> </w:t>
-      </w:r>
-      <w:proofErr w:type="spellStart"/>
-      <w:proofErr w:type="gramStart"/>
-      <w:r>
-        <w:rPr>
-          <w:rFonts w:asciiTheme="majorHAnsi" w:hAnsiTheme="majorHAnsi" w:cstheme="majorHAnsi"/>
-          <w:color w:val="1B1C1D"/>
-          <w:sz w:val="18"/>
-          <w:szCs w:val="18"/>
-          <w:lang w:val="es-AR"/>
-        </w:rPr>
-        <w:t>Operandos:</w:t>
-      </w:r>
-      <w:r>
-        <w:rPr>
-          <w:rFonts w:asciiTheme="majorHAnsi" w:hAnsiTheme="majorHAnsi" w:cstheme="majorHAnsi"/>
-          <w:b/>
-          <w:bCs/>
-          <w:color w:val="1B1C1D"/>
-          <w:sz w:val="18"/>
-          <w:szCs w:val="18"/>
-          <w:lang w:val="es-AR"/>
-        </w:rPr>
-        <w:t>Explícitos</w:t>
-      </w:r>
-      <w:proofErr w:type="spellEnd"/>
-      <w:proofErr w:type="gramEnd"/>
-      <w:r>
-        <w:rPr>
-          <w:rFonts w:asciiTheme="majorHAnsi" w:hAnsiTheme="majorHAnsi" w:cstheme="majorHAnsi"/>
-          <w:color w:val="1B1C1D"/>
-          <w:sz w:val="18"/>
-          <w:szCs w:val="18"/>
-          <w:lang w:val="es-AR"/>
-        </w:rPr>
-        <w:t xml:space="preserve"> (se especifican los registros o direcciones de memoria en la instrucción).</w:t>
-      </w:r>
-      <w:r>
-        <w:rPr>
-          <w:rFonts w:asciiTheme="majorHAnsi" w:hAnsiTheme="majorHAnsi" w:cstheme="majorHAnsi"/>
-          <w:color w:val="1B1C1D"/>
-          <w:sz w:val="18"/>
-          <w:szCs w:val="18"/>
-          <w:lang w:val="es-AR"/>
-        </w:rPr>
-        <w:t xml:space="preserve"> </w:t>
-      </w:r>
-      <w:r>
-        <w:rPr>
-          <w:rFonts w:asciiTheme="majorHAnsi" w:hAnsiTheme="majorHAnsi" w:cstheme="majorHAnsi"/>
-          <w:color w:val="1B1C1D"/>
-          <w:sz w:val="18"/>
-          <w:szCs w:val="18"/>
-          <w:lang w:val="es-AR"/>
-        </w:rPr>
-        <w:t>Permite al compilador optimizar el uso de registros para variables, expresiones y paso de parámetros.</w:t>
-      </w:r>
-      <w:r>
-        <w:rPr>
-          <w:rFonts w:asciiTheme="majorHAnsi" w:hAnsiTheme="majorHAnsi" w:cstheme="majorHAnsi"/>
-          <w:color w:val="1B1C1D"/>
-          <w:sz w:val="18"/>
-          <w:szCs w:val="18"/>
-          <w:lang w:val="es-AR"/>
-        </w:rPr>
-        <w:t xml:space="preserve"> + usadas por: </w:t>
-      </w:r>
-      <w:r>
-        <w:rPr>
-          <w:rFonts w:asciiTheme="majorHAnsi" w:hAnsiTheme="majorHAnsi" w:cstheme="majorHAnsi"/>
-          <w:b/>
-          <w:bCs/>
-          <w:color w:val="000000"/>
-          <w:sz w:val="18"/>
-          <w:szCs w:val="18"/>
-          <w:lang w:val="es-AR"/>
-        </w:rPr>
-        <w:t>Rapidez Extrema del Hardware:</w:t>
-      </w:r>
-      <w:r>
-        <w:rPr>
-          <w:rFonts w:asciiTheme="majorHAnsi" w:hAnsiTheme="majorHAnsi" w:cstheme="majorHAnsi"/>
-          <w:color w:val="000000"/>
-          <w:sz w:val="18"/>
-          <w:szCs w:val="18"/>
-          <w:lang w:val="es-AR"/>
-        </w:rPr>
-        <w:t xml:space="preserve"> Los </w:t>
-      </w:r>
-      <w:r>
-        <w:rPr>
-          <w:rFonts w:asciiTheme="majorHAnsi" w:hAnsiTheme="majorHAnsi" w:cstheme="majorHAnsi"/>
-          <w:b/>
-          <w:bCs/>
-          <w:color w:val="000000"/>
-          <w:sz w:val="18"/>
-          <w:szCs w:val="18"/>
-          <w:lang w:val="es-AR"/>
-        </w:rPr>
-        <w:t>Registros</w:t>
-      </w:r>
-      <w:r>
-        <w:rPr>
-          <w:rFonts w:asciiTheme="majorHAnsi" w:hAnsiTheme="majorHAnsi" w:cstheme="majorHAnsi"/>
-          <w:color w:val="000000"/>
-          <w:sz w:val="18"/>
-          <w:szCs w:val="18"/>
-          <w:lang w:val="es-AR"/>
-        </w:rPr>
-        <w:t xml:space="preserve"> son el nivel de almacenamiento más rápido dentro de la jerarquía de memoria de la CPU</w:t>
-      </w:r>
-      <w:r>
-        <w:rPr>
-          <w:rFonts w:asciiTheme="majorHAnsi" w:hAnsiTheme="majorHAnsi" w:cstheme="majorHAnsi"/>
-          <w:color w:val="000000"/>
-          <w:sz w:val="18"/>
-          <w:szCs w:val="18"/>
-          <w:lang w:val="es-AR"/>
-        </w:rPr>
-        <w:t xml:space="preserve">. </w:t>
-      </w:r>
-      <w:r>
-        <w:rPr>
-          <w:rFonts w:asciiTheme="majorHAnsi" w:hAnsiTheme="majorHAnsi" w:cstheme="majorHAnsi"/>
-          <w:color w:val="000000"/>
-          <w:sz w:val="18"/>
-          <w:szCs w:val="18"/>
-          <w:lang w:val="es-AR"/>
-        </w:rPr>
-        <w:t xml:space="preserve"> El acceso a un registro se realiza típicamente en </w:t>
-      </w:r>
-      <w:r>
-        <w:rPr>
-          <w:rFonts w:asciiTheme="majorHAnsi" w:hAnsiTheme="majorHAnsi" w:cstheme="majorHAnsi"/>
-          <w:b/>
-          <w:bCs/>
-          <w:color w:val="000000"/>
-          <w:sz w:val="18"/>
-          <w:szCs w:val="18"/>
-          <w:lang w:val="es-AR"/>
-        </w:rPr>
-        <w:t>un solo ciclo de relo</w:t>
-      </w:r>
-      <w:r>
-        <w:rPr>
-          <w:rFonts w:asciiTheme="majorHAnsi" w:hAnsiTheme="majorHAnsi" w:cstheme="majorHAnsi"/>
-          <w:b/>
-          <w:bCs/>
-          <w:color w:val="000000"/>
-          <w:sz w:val="18"/>
-          <w:szCs w:val="18"/>
-          <w:lang w:val="es-AR"/>
-        </w:rPr>
-        <w:t>j</w:t>
-      </w:r>
-      <w:r>
-        <w:rPr>
-          <w:rFonts w:asciiTheme="majorHAnsi" w:hAnsiTheme="majorHAnsi" w:cstheme="majorHAnsi"/>
-          <w:b/>
-          <w:bCs/>
-          <w:color w:val="000000"/>
-          <w:sz w:val="18"/>
-          <w:szCs w:val="18"/>
-          <w:lang w:val="es-AR"/>
-        </w:rPr>
-        <w:t xml:space="preserve">. </w:t>
-      </w:r>
-      <w:r>
-        <w:rPr>
-          <w:rFonts w:asciiTheme="majorHAnsi" w:hAnsiTheme="majorHAnsi" w:cstheme="majorHAnsi"/>
-          <w:color w:val="000000"/>
-          <w:sz w:val="18"/>
-          <w:szCs w:val="18"/>
-          <w:lang w:val="es-AR"/>
-        </w:rPr>
-        <w:t>E</w:t>
-      </w:r>
-      <w:r>
-        <w:rPr>
-          <w:rFonts w:asciiTheme="majorHAnsi" w:hAnsiTheme="majorHAnsi" w:cstheme="majorHAnsi"/>
-          <w:color w:val="000000"/>
-          <w:sz w:val="18"/>
-          <w:szCs w:val="18"/>
-          <w:lang w:val="es-AR"/>
-        </w:rPr>
-        <w:t>l modelo GPR permite al compilador elegir libremente qué registros usar y cuándo usarlos</w:t>
-      </w:r>
-      <w:r>
-        <w:rPr>
-          <w:rFonts w:asciiTheme="majorHAnsi" w:hAnsiTheme="majorHAnsi" w:cstheme="majorHAnsi"/>
-          <w:b/>
-          <w:bCs/>
-          <w:color w:val="000000"/>
-          <w:sz w:val="18"/>
-          <w:szCs w:val="18"/>
-          <w:lang w:val="es-AR"/>
-        </w:rPr>
-        <w:t>.</w:t>
-      </w:r>
-      <w:r>
-        <w:rPr>
-          <w:rFonts w:asciiTheme="majorHAnsi" w:hAnsiTheme="majorHAnsi" w:cstheme="majorHAnsi"/>
-          <w:b/>
-          <w:bCs/>
-          <w:color w:val="000000"/>
-          <w:sz w:val="18"/>
-          <w:szCs w:val="18"/>
-          <w:lang w:val="es-AR"/>
-        </w:rPr>
-        <w:t xml:space="preserve"> </w:t>
-      </w:r>
-      <w:r>
-        <w:rPr>
-          <w:rFonts w:asciiTheme="majorHAnsi" w:hAnsiTheme="majorHAnsi" w:cstheme="majorHAnsi"/>
-          <w:color w:val="000000"/>
-          <w:sz w:val="18"/>
-          <w:szCs w:val="18"/>
-          <w:lang w:val="es-AR"/>
-        </w:rPr>
-        <w:t> El compilador puede asignar variables y resultados intermedios a registros específicos</w:t>
-      </w:r>
-      <w:r>
-        <w:rPr>
-          <w:rFonts w:asciiTheme="majorHAnsi" w:hAnsiTheme="majorHAnsi" w:cstheme="majorHAnsi"/>
-          <w:color w:val="000000"/>
-          <w:sz w:val="18"/>
-          <w:szCs w:val="18"/>
-          <w:lang w:val="es-AR"/>
-        </w:rPr>
-        <w:t xml:space="preserve"> i</w:t>
-      </w:r>
-      <w:r>
-        <w:rPr>
-          <w:rFonts w:asciiTheme="majorHAnsi" w:hAnsiTheme="majorHAnsi" w:cstheme="majorHAnsi"/>
-          <w:color w:val="000000"/>
-          <w:sz w:val="18"/>
-          <w:szCs w:val="18"/>
-          <w:lang w:val="es-AR"/>
-        </w:rPr>
-        <w:t>deales para sostener las variables locales y constantes más utilizadas</w:t>
-      </w:r>
-      <w:r>
-        <w:rPr>
-          <w:rFonts w:asciiTheme="majorHAnsi" w:hAnsiTheme="majorHAnsi" w:cstheme="majorHAnsi"/>
-          <w:color w:val="000000"/>
-          <w:sz w:val="18"/>
-          <w:szCs w:val="18"/>
-          <w:lang w:val="es-AR"/>
-        </w:rPr>
-        <w:t xml:space="preserve"> </w:t>
-      </w:r>
-      <w:r>
-        <w:rPr>
-          <w:rFonts w:asciiTheme="majorHAnsi" w:hAnsiTheme="majorHAnsi" w:cstheme="majorHAnsi"/>
-          <w:color w:val="000000"/>
-          <w:sz w:val="18"/>
-          <w:szCs w:val="18"/>
-          <w:lang w:val="es-AR"/>
-        </w:rPr>
-        <w:t>donde la velocidad de acceso es vital.</w:t>
-      </w:r>
-      <w:r>
-        <w:rPr>
-          <w:rFonts w:asciiTheme="majorHAnsi" w:hAnsiTheme="majorHAnsi" w:cstheme="majorHAnsi"/>
-          <w:color w:val="000000"/>
-          <w:sz w:val="18"/>
-          <w:szCs w:val="18"/>
-          <w:lang w:val="es-AR"/>
-        </w:rPr>
-        <w:t xml:space="preserve"> S</w:t>
-      </w:r>
-      <w:r>
-        <w:rPr>
-          <w:rFonts w:asciiTheme="majorHAnsi" w:hAnsiTheme="majorHAnsi" w:cstheme="majorHAnsi"/>
-          <w:color w:val="000000"/>
-          <w:sz w:val="18"/>
-          <w:szCs w:val="18"/>
-          <w:lang w:val="es-AR"/>
-        </w:rPr>
-        <w:t>egún cuántos de sus operandos pueden ser direcciones de memoria:</w:t>
-      </w:r>
-      <w:r>
-        <w:rPr>
-          <w:rFonts w:asciiTheme="majorHAnsi" w:hAnsiTheme="majorHAnsi" w:cstheme="majorHAnsi"/>
-          <w:color w:val="000000"/>
-          <w:sz w:val="18"/>
-          <w:szCs w:val="18"/>
-          <w:lang w:val="es-AR"/>
-        </w:rPr>
-        <w:t xml:space="preserve"> </w:t>
-      </w:r>
-      <w:r>
-        <w:rPr>
-          <w:rFonts w:asciiTheme="majorHAnsi" w:hAnsiTheme="majorHAnsi" w:cstheme="majorHAnsi"/>
-          <w:b/>
-          <w:bCs/>
-          <w:color w:val="1B1C1D"/>
-          <w:sz w:val="18"/>
-          <w:szCs w:val="18"/>
-          <w:lang w:val="es-AR"/>
-        </w:rPr>
-        <w:t>Registro-Registro (Load-Store)</w:t>
-      </w:r>
-      <w:r>
-        <w:rPr>
-          <w:rFonts w:asciiTheme="majorHAnsi" w:hAnsiTheme="majorHAnsi" w:cstheme="majorHAnsi"/>
-          <w:b/>
-          <w:bCs/>
-          <w:color w:val="1B1C1D"/>
-          <w:sz w:val="18"/>
-          <w:szCs w:val="18"/>
-          <w:lang w:val="es-AR"/>
-        </w:rPr>
-        <w:t xml:space="preserve"> (</w:t>
-      </w:r>
-      <w:r>
-        <w:rPr>
-          <w:rFonts w:asciiTheme="majorHAnsi" w:hAnsiTheme="majorHAnsi" w:cstheme="majorHAnsi"/>
-          <w:color w:val="1B1C1D"/>
-          <w:sz w:val="18"/>
-          <w:szCs w:val="18"/>
-          <w:lang w:val="es-AR"/>
-        </w:rPr>
-        <w:t>0, 3)</w:t>
-      </w:r>
-      <w:r>
-        <w:rPr>
-          <w:rFonts w:asciiTheme="majorHAnsi" w:hAnsiTheme="majorHAnsi" w:cstheme="majorHAnsi"/>
-          <w:color w:val="1B1C1D"/>
-          <w:sz w:val="18"/>
-          <w:szCs w:val="18"/>
-          <w:lang w:val="es-AR"/>
-        </w:rPr>
-        <w:t xml:space="preserve">. </w:t>
-      </w:r>
-      <w:proofErr w:type="spellStart"/>
-      <w:r>
-        <w:rPr>
-          <w:rFonts w:asciiTheme="majorHAnsi" w:hAnsiTheme="majorHAnsi" w:cstheme="majorHAnsi"/>
-          <w:color w:val="1B1C1D"/>
-          <w:sz w:val="18"/>
-          <w:szCs w:val="18"/>
-          <w:lang w:val="es-AR"/>
-        </w:rPr>
-        <w:t>Descrip</w:t>
-      </w:r>
-      <w:proofErr w:type="spellEnd"/>
-      <w:r>
-        <w:rPr>
-          <w:rFonts w:asciiTheme="majorHAnsi" w:hAnsiTheme="majorHAnsi" w:cstheme="majorHAnsi"/>
-          <w:color w:val="1B1C1D"/>
-          <w:sz w:val="18"/>
-          <w:szCs w:val="18"/>
-          <w:lang w:val="es-AR"/>
-        </w:rPr>
-        <w:t xml:space="preserve">: </w:t>
-      </w:r>
-      <w:r>
-        <w:rPr>
-          <w:rFonts w:asciiTheme="majorHAnsi" w:hAnsiTheme="majorHAnsi" w:cstheme="majorHAnsi"/>
-          <w:b/>
-          <w:bCs/>
-          <w:color w:val="1B1C1D"/>
-          <w:sz w:val="18"/>
-          <w:szCs w:val="18"/>
-          <w:lang w:val="es-AR"/>
-        </w:rPr>
-        <w:t>RISC</w:t>
-      </w:r>
-      <w:r>
-        <w:rPr>
-          <w:rFonts w:asciiTheme="majorHAnsi" w:hAnsiTheme="majorHAnsi" w:cstheme="majorHAnsi"/>
-          <w:color w:val="1B1C1D"/>
-          <w:sz w:val="18"/>
-          <w:szCs w:val="18"/>
-          <w:lang w:val="es-AR"/>
-        </w:rPr>
-        <w:t xml:space="preserve"> (ej. ARM). Solo las instrucciones LOAD y STORE acceden a memoria. Las operaciones de ALU solo usan registros.</w:t>
-      </w:r>
-      <w:r>
-        <w:rPr>
-          <w:rFonts w:asciiTheme="majorHAnsi" w:hAnsiTheme="majorHAnsi" w:cstheme="majorHAnsi"/>
-          <w:color w:val="1B1C1D"/>
-          <w:sz w:val="18"/>
-          <w:szCs w:val="18"/>
-          <w:lang w:val="es-AR"/>
-        </w:rPr>
-        <w:t xml:space="preserve"> V: </w:t>
-      </w:r>
-      <w:r>
-        <w:rPr>
-          <w:rFonts w:asciiTheme="majorHAnsi" w:hAnsiTheme="majorHAnsi" w:cstheme="majorHAnsi"/>
-          <w:color w:val="1B1C1D"/>
-          <w:sz w:val="18"/>
-          <w:szCs w:val="18"/>
-          <w:lang w:val="es-AR"/>
-        </w:rPr>
-        <w:t>Instrucciones simples, de longitud fija y tiempos de ejecución (CPI) similares. Modelo de código simple.</w:t>
-      </w:r>
-      <w:r>
-        <w:rPr>
-          <w:rFonts w:asciiTheme="majorHAnsi" w:hAnsiTheme="majorHAnsi" w:cstheme="majorHAnsi"/>
-          <w:color w:val="1B1C1D"/>
-          <w:sz w:val="18"/>
-          <w:szCs w:val="18"/>
-          <w:lang w:val="es-AR"/>
-        </w:rPr>
-        <w:t xml:space="preserve"> D: </w:t>
-      </w:r>
-      <w:r>
-        <w:rPr>
-          <w:rFonts w:asciiTheme="majorHAnsi" w:hAnsiTheme="majorHAnsi" w:cstheme="majorHAnsi"/>
-          <w:color w:val="1B1C1D"/>
-          <w:sz w:val="18"/>
-          <w:szCs w:val="18"/>
-          <w:lang w:val="es-AR"/>
-        </w:rPr>
-        <w:t xml:space="preserve">Los programas son compilados a un </w:t>
-      </w:r>
-      <w:r>
-        <w:rPr>
-          <w:rFonts w:asciiTheme="majorHAnsi" w:hAnsiTheme="majorHAnsi" w:cstheme="majorHAnsi"/>
-          <w:b/>
-          <w:bCs/>
-          <w:color w:val="1B1C1D"/>
-          <w:sz w:val="18"/>
-          <w:szCs w:val="18"/>
-          <w:lang w:val="es-AR"/>
-        </w:rPr>
-        <w:t>mayor total de instrucciones</w:t>
-      </w:r>
-      <w:r>
-        <w:rPr>
-          <w:rFonts w:asciiTheme="majorHAnsi" w:hAnsiTheme="majorHAnsi" w:cstheme="majorHAnsi"/>
-          <w:color w:val="1B1C1D"/>
-          <w:sz w:val="18"/>
-          <w:szCs w:val="18"/>
-          <w:lang w:val="es-AR"/>
-        </w:rPr>
-        <w:t>; menor densidad de código, programas más grandes.</w:t>
-      </w:r>
-      <w:r>
-        <w:rPr>
-          <w:rFonts w:asciiTheme="majorHAnsi" w:hAnsiTheme="majorHAnsi" w:cstheme="majorHAnsi"/>
-          <w:color w:val="1B1C1D"/>
-          <w:sz w:val="18"/>
-          <w:szCs w:val="18"/>
-          <w:lang w:val="es-AR"/>
-        </w:rPr>
-        <w:t xml:space="preserve"> </w:t>
-      </w:r>
-      <w:r>
-        <w:rPr>
-          <w:rFonts w:asciiTheme="majorHAnsi" w:hAnsiTheme="majorHAnsi" w:cstheme="majorHAnsi"/>
-          <w:b/>
-          <w:bCs/>
-          <w:color w:val="1B1C1D"/>
-          <w:sz w:val="18"/>
-          <w:szCs w:val="18"/>
-          <w:lang w:val="es-AR"/>
-        </w:rPr>
-        <w:t>Registro-Memoria</w:t>
-      </w:r>
-      <w:r>
-        <w:rPr>
-          <w:rFonts w:asciiTheme="majorHAnsi" w:hAnsiTheme="majorHAnsi" w:cstheme="majorHAnsi"/>
-          <w:b/>
-          <w:bCs/>
-          <w:color w:val="1B1C1D"/>
-          <w:sz w:val="18"/>
-          <w:szCs w:val="18"/>
-          <w:lang w:val="es-AR"/>
-        </w:rPr>
-        <w:t xml:space="preserve">. </w:t>
-      </w:r>
-      <w:proofErr w:type="spellStart"/>
-      <w:r>
-        <w:rPr>
-          <w:rFonts w:asciiTheme="majorHAnsi" w:hAnsiTheme="majorHAnsi" w:cstheme="majorHAnsi"/>
-          <w:color w:val="1B1C1D"/>
-          <w:sz w:val="18"/>
-          <w:szCs w:val="18"/>
-          <w:lang w:val="es-AR"/>
-        </w:rPr>
-        <w:t>Descrip</w:t>
-      </w:r>
-      <w:proofErr w:type="spellEnd"/>
-      <w:r>
-        <w:rPr>
-          <w:rFonts w:asciiTheme="majorHAnsi" w:hAnsiTheme="majorHAnsi" w:cstheme="majorHAnsi"/>
-          <w:color w:val="1B1C1D"/>
-          <w:sz w:val="18"/>
-          <w:szCs w:val="18"/>
-          <w:lang w:val="es-AR"/>
-        </w:rPr>
-        <w:t>:</w:t>
-      </w:r>
-      <w:r>
-        <w:rPr>
-          <w:rFonts w:asciiTheme="majorHAnsi" w:hAnsiTheme="majorHAnsi" w:cstheme="majorHAnsi"/>
-          <w:b/>
-          <w:bCs/>
-          <w:color w:val="1B1C1D"/>
-          <w:sz w:val="18"/>
-          <w:szCs w:val="18"/>
-          <w:lang w:val="es-AR"/>
-        </w:rPr>
-        <w:t xml:space="preserve"> </w:t>
-      </w:r>
-      <w:r>
-        <w:rPr>
-          <w:rFonts w:asciiTheme="majorHAnsi" w:hAnsiTheme="majorHAnsi" w:cstheme="majorHAnsi"/>
-          <w:b/>
-          <w:bCs/>
-          <w:color w:val="1B1C1D"/>
-          <w:sz w:val="18"/>
-          <w:szCs w:val="18"/>
-          <w:lang w:val="es-AR"/>
-        </w:rPr>
-        <w:t>CISC</w:t>
-      </w:r>
-      <w:r>
-        <w:rPr>
-          <w:rFonts w:asciiTheme="majorHAnsi" w:hAnsiTheme="majorHAnsi" w:cstheme="majorHAnsi"/>
-          <w:color w:val="1B1C1D"/>
-          <w:sz w:val="18"/>
-          <w:szCs w:val="18"/>
-          <w:lang w:val="es-AR"/>
-        </w:rPr>
-        <w:t xml:space="preserve"> (ej. IA-32). Permite que una instrucción aritmética lea un operando directamente desde la memoria.</w:t>
-      </w:r>
-      <w:r>
-        <w:rPr>
-          <w:rFonts w:asciiTheme="majorHAnsi" w:hAnsiTheme="majorHAnsi" w:cstheme="majorHAnsi"/>
-          <w:b/>
-          <w:bCs/>
-          <w:color w:val="1B1C1D"/>
-          <w:sz w:val="18"/>
-          <w:szCs w:val="18"/>
-          <w:lang w:val="es-AR"/>
-        </w:rPr>
-        <w:t xml:space="preserve"> </w:t>
-      </w:r>
-      <w:proofErr w:type="gramStart"/>
-      <w:r>
-        <w:rPr>
-          <w:rFonts w:asciiTheme="majorHAnsi" w:hAnsiTheme="majorHAnsi" w:cstheme="majorHAnsi"/>
-          <w:color w:val="1B1C1D"/>
-          <w:sz w:val="18"/>
-          <w:szCs w:val="18"/>
-          <w:lang w:val="es-AR"/>
-        </w:rPr>
-        <w:t>V:</w:t>
-      </w:r>
-      <w:r>
-        <w:rPr>
-          <w:rFonts w:asciiTheme="majorHAnsi" w:hAnsiTheme="majorHAnsi" w:cstheme="majorHAnsi"/>
-          <w:b/>
-          <w:bCs/>
-          <w:color w:val="1B1C1D"/>
-          <w:sz w:val="18"/>
-          <w:szCs w:val="18"/>
-          <w:lang w:val="es-AR"/>
-        </w:rPr>
-        <w:t>Mayor</w:t>
-      </w:r>
-      <w:proofErr w:type="gramEnd"/>
-      <w:r>
-        <w:rPr>
-          <w:rFonts w:asciiTheme="majorHAnsi" w:hAnsiTheme="majorHAnsi" w:cstheme="majorHAnsi"/>
-          <w:b/>
-          <w:bCs/>
-          <w:color w:val="1B1C1D"/>
-          <w:sz w:val="18"/>
-          <w:szCs w:val="18"/>
-          <w:lang w:val="es-AR"/>
-        </w:rPr>
-        <w:t xml:space="preserve"> densidad de código</w:t>
-      </w:r>
-      <w:r>
-        <w:rPr>
-          <w:rFonts w:asciiTheme="majorHAnsi" w:hAnsiTheme="majorHAnsi" w:cstheme="majorHAnsi"/>
-          <w:color w:val="1B1C1D"/>
-          <w:sz w:val="18"/>
-          <w:szCs w:val="18"/>
-          <w:lang w:val="es-AR"/>
-        </w:rPr>
-        <w:t xml:space="preserve"> (menos instrucciones totales). El dato es accedido sin un LOAD previo. El formato de instrucción tiende a ser fácil de </w:t>
-      </w:r>
-      <w:proofErr w:type="spellStart"/>
-      <w:proofErr w:type="gramStart"/>
-      <w:r>
-        <w:rPr>
-          <w:rFonts w:asciiTheme="majorHAnsi" w:hAnsiTheme="majorHAnsi" w:cstheme="majorHAnsi"/>
-          <w:color w:val="1B1C1D"/>
-          <w:sz w:val="18"/>
-          <w:szCs w:val="18"/>
-          <w:lang w:val="es-AR"/>
-        </w:rPr>
-        <w:t>decodificar</w:t>
-      </w:r>
-      <w:r>
-        <w:rPr>
-          <w:rFonts w:asciiTheme="majorHAnsi" w:hAnsiTheme="majorHAnsi" w:cstheme="majorHAnsi"/>
-          <w:color w:val="1B1C1D"/>
-          <w:sz w:val="18"/>
-          <w:szCs w:val="18"/>
-          <w:lang w:val="es-AR"/>
-        </w:rPr>
-        <w:t>.D</w:t>
-      </w:r>
-      <w:proofErr w:type="gramEnd"/>
-      <w:r>
-        <w:rPr>
-          <w:rFonts w:asciiTheme="majorHAnsi" w:hAnsiTheme="majorHAnsi" w:cstheme="majorHAnsi"/>
-          <w:color w:val="1B1C1D"/>
-          <w:sz w:val="18"/>
-          <w:szCs w:val="18"/>
-          <w:lang w:val="es-AR"/>
-        </w:rPr>
-        <w:t>:</w:t>
-      </w:r>
-      <w:r>
-        <w:rPr>
-          <w:rFonts w:asciiTheme="majorHAnsi" w:hAnsiTheme="majorHAnsi" w:cstheme="majorHAnsi"/>
-          <w:color w:val="1B1C1D"/>
-          <w:sz w:val="18"/>
-          <w:szCs w:val="18"/>
-          <w:lang w:val="es-AR"/>
-        </w:rPr>
-        <w:t>Un</w:t>
-      </w:r>
-      <w:proofErr w:type="spellEnd"/>
-      <w:r>
-        <w:rPr>
-          <w:rFonts w:asciiTheme="majorHAnsi" w:hAnsiTheme="majorHAnsi" w:cstheme="majorHAnsi"/>
-          <w:color w:val="1B1C1D"/>
-          <w:sz w:val="18"/>
-          <w:szCs w:val="18"/>
-          <w:lang w:val="es-AR"/>
-        </w:rPr>
-        <w:t xml:space="preserve"> operando se </w:t>
-      </w:r>
-      <w:r>
-        <w:rPr>
-          <w:rFonts w:asciiTheme="majorHAnsi" w:hAnsiTheme="majorHAnsi" w:cstheme="majorHAnsi"/>
-          <w:b/>
-          <w:bCs/>
-          <w:color w:val="1B1C1D"/>
-          <w:sz w:val="18"/>
-          <w:szCs w:val="18"/>
-          <w:lang w:val="es-AR"/>
-        </w:rPr>
-        <w:t>destruye</w:t>
-      </w:r>
-      <w:r>
-        <w:rPr>
-          <w:rFonts w:asciiTheme="majorHAnsi" w:hAnsiTheme="majorHAnsi" w:cstheme="majorHAnsi"/>
-          <w:color w:val="1B1C1D"/>
-          <w:sz w:val="18"/>
-          <w:szCs w:val="18"/>
-          <w:lang w:val="es-AR"/>
-        </w:rPr>
-        <w:t xml:space="preserve"> (el resultado reemplaza al operando destino). La variación en el CPI (Ciclos Por Instrucción) es alta, dependiendo de la ubicación del operando.</w:t>
-      </w:r>
-      <w:r>
-        <w:rPr>
-          <w:rFonts w:asciiTheme="majorHAnsi" w:hAnsiTheme="majorHAnsi" w:cstheme="majorHAnsi"/>
-          <w:color w:val="1B1C1D"/>
-          <w:sz w:val="18"/>
-          <w:szCs w:val="18"/>
-          <w:lang w:val="es-AR"/>
-        </w:rPr>
-        <w:t xml:space="preserve"> </w:t>
-      </w:r>
-      <w:r>
-        <w:rPr>
-          <w:rFonts w:asciiTheme="majorHAnsi" w:hAnsiTheme="majorHAnsi" w:cstheme="majorHAnsi"/>
-          <w:b/>
-          <w:bCs/>
-          <w:color w:val="1B1C1D"/>
-          <w:sz w:val="18"/>
-          <w:szCs w:val="18"/>
-          <w:lang w:val="es-AR"/>
-        </w:rPr>
-        <w:t>Memoria-</w:t>
-      </w:r>
-      <w:proofErr w:type="gramStart"/>
-      <w:r>
-        <w:rPr>
-          <w:rFonts w:asciiTheme="majorHAnsi" w:hAnsiTheme="majorHAnsi" w:cstheme="majorHAnsi"/>
-          <w:b/>
-          <w:bCs/>
-          <w:color w:val="1B1C1D"/>
-          <w:sz w:val="18"/>
-          <w:szCs w:val="18"/>
-          <w:lang w:val="es-AR"/>
-        </w:rPr>
-        <w:t>Memoria</w:t>
-      </w:r>
-      <w:r>
-        <w:rPr>
-          <w:rFonts w:asciiTheme="majorHAnsi" w:hAnsiTheme="majorHAnsi" w:cstheme="majorHAnsi"/>
-          <w:color w:val="1B1C1D"/>
-          <w:sz w:val="18"/>
-          <w:szCs w:val="18"/>
-          <w:lang w:val="es-AR"/>
-        </w:rPr>
-        <w:t>(</w:t>
-      </w:r>
-      <w:proofErr w:type="gramEnd"/>
-      <w:r>
-        <w:rPr>
-          <w:rFonts w:asciiTheme="majorHAnsi" w:hAnsiTheme="majorHAnsi" w:cstheme="majorHAnsi"/>
-          <w:color w:val="1B1C1D"/>
-          <w:sz w:val="18"/>
-          <w:szCs w:val="18"/>
-          <w:lang w:val="es-AR"/>
-        </w:rPr>
-        <w:t>2, 2) o (3, 3)</w:t>
-      </w:r>
-      <w:r>
-        <w:rPr>
-          <w:rFonts w:asciiTheme="majorHAnsi" w:hAnsiTheme="majorHAnsi" w:cstheme="majorHAnsi"/>
-          <w:color w:val="1B1C1D"/>
-          <w:sz w:val="18"/>
-          <w:szCs w:val="18"/>
-          <w:lang w:val="es-AR"/>
-        </w:rPr>
-        <w:t>.</w:t>
-      </w:r>
-      <w:proofErr w:type="spellStart"/>
-      <w:r>
-        <w:rPr>
-          <w:rFonts w:asciiTheme="majorHAnsi" w:hAnsiTheme="majorHAnsi" w:cstheme="majorHAnsi"/>
-          <w:color w:val="1B1C1D"/>
-          <w:sz w:val="18"/>
-          <w:szCs w:val="18"/>
-          <w:lang w:val="es-AR"/>
-        </w:rPr>
-        <w:t>Descrip</w:t>
-      </w:r>
-      <w:proofErr w:type="spellEnd"/>
-      <w:r>
-        <w:rPr>
-          <w:rFonts w:asciiTheme="majorHAnsi" w:hAnsiTheme="majorHAnsi" w:cstheme="majorHAnsi"/>
-          <w:color w:val="1B1C1D"/>
-          <w:sz w:val="18"/>
-          <w:szCs w:val="18"/>
-          <w:lang w:val="es-AR"/>
-        </w:rPr>
-        <w:t xml:space="preserve">: </w:t>
-      </w:r>
-      <w:r>
-        <w:rPr>
-          <w:rFonts w:asciiTheme="majorHAnsi" w:hAnsiTheme="majorHAnsi" w:cstheme="majorHAnsi"/>
-          <w:color w:val="1B1C1D"/>
-          <w:sz w:val="18"/>
-          <w:szCs w:val="18"/>
-          <w:lang w:val="es-AR"/>
-        </w:rPr>
-        <w:t>Permite que dos o tres operandos provengan directamente de la memoria. Arquitectura obsoleta.</w:t>
-      </w:r>
-      <w:r>
-        <w:rPr>
-          <w:rFonts w:asciiTheme="majorHAnsi" w:hAnsiTheme="majorHAnsi" w:cstheme="majorHAnsi"/>
-          <w:color w:val="1B1C1D"/>
-          <w:sz w:val="18"/>
-          <w:szCs w:val="18"/>
-          <w:lang w:val="es-AR"/>
-        </w:rPr>
-        <w:t xml:space="preserve"> </w:t>
-      </w:r>
-      <w:proofErr w:type="gramStart"/>
-      <w:r>
-        <w:rPr>
-          <w:rFonts w:asciiTheme="majorHAnsi" w:hAnsiTheme="majorHAnsi" w:cstheme="majorHAnsi"/>
-          <w:color w:val="1B1C1D"/>
-          <w:sz w:val="18"/>
-          <w:szCs w:val="18"/>
-          <w:lang w:val="es-AR"/>
-        </w:rPr>
-        <w:t>V:</w:t>
-      </w:r>
-      <w:r>
-        <w:rPr>
-          <w:rFonts w:asciiTheme="majorHAnsi" w:hAnsiTheme="majorHAnsi" w:cstheme="majorHAnsi"/>
-          <w:color w:val="1B1C1D"/>
-          <w:sz w:val="18"/>
-          <w:szCs w:val="18"/>
-          <w:lang w:val="es-AR"/>
-        </w:rPr>
-        <w:t>Código</w:t>
-      </w:r>
-      <w:proofErr w:type="gramEnd"/>
-      <w:r>
-        <w:rPr>
-          <w:rFonts w:asciiTheme="majorHAnsi" w:hAnsiTheme="majorHAnsi" w:cstheme="majorHAnsi"/>
-          <w:color w:val="1B1C1D"/>
-          <w:sz w:val="18"/>
-          <w:szCs w:val="18"/>
-          <w:lang w:val="es-AR"/>
-        </w:rPr>
-        <w:t xml:space="preserve"> muy compacto. No requiere registros para almacenamiento temporal.</w:t>
-      </w:r>
-      <w:r>
-        <w:rPr>
-          <w:rFonts w:asciiTheme="majorHAnsi" w:hAnsiTheme="majorHAnsi" w:cstheme="majorHAnsi"/>
-          <w:color w:val="1B1C1D"/>
-          <w:sz w:val="18"/>
-          <w:szCs w:val="18"/>
-          <w:lang w:val="es-AR"/>
-        </w:rPr>
-        <w:t xml:space="preserve"> </w:t>
-      </w:r>
-      <w:proofErr w:type="gramStart"/>
-      <w:r>
-        <w:rPr>
-          <w:rFonts w:asciiTheme="majorHAnsi" w:hAnsiTheme="majorHAnsi" w:cstheme="majorHAnsi"/>
-          <w:color w:val="1B1C1D"/>
-          <w:sz w:val="18"/>
-          <w:szCs w:val="18"/>
-          <w:lang w:val="es-AR"/>
-        </w:rPr>
-        <w:t>D:</w:t>
-      </w:r>
-      <w:r>
-        <w:rPr>
-          <w:rFonts w:asciiTheme="majorHAnsi" w:hAnsiTheme="majorHAnsi" w:cstheme="majorHAnsi"/>
-          <w:b/>
-          <w:bCs/>
-          <w:color w:val="1B1C1D"/>
-          <w:sz w:val="18"/>
-          <w:szCs w:val="18"/>
-          <w:lang w:val="es-AR"/>
-        </w:rPr>
-        <w:t>Mucha</w:t>
-      </w:r>
-      <w:proofErr w:type="gramEnd"/>
-      <w:r>
-        <w:rPr>
-          <w:rFonts w:asciiTheme="majorHAnsi" w:hAnsiTheme="majorHAnsi" w:cstheme="majorHAnsi"/>
-          <w:b/>
-          <w:bCs/>
-          <w:color w:val="1B1C1D"/>
-          <w:sz w:val="18"/>
-          <w:szCs w:val="18"/>
-          <w:lang w:val="es-AR"/>
-        </w:rPr>
-        <w:t xml:space="preserve"> variación en el CPI</w:t>
-      </w:r>
-      <w:r>
-        <w:rPr>
-          <w:rFonts w:asciiTheme="majorHAnsi" w:hAnsiTheme="majorHAnsi" w:cstheme="majorHAnsi"/>
-          <w:color w:val="1B1C1D"/>
-          <w:sz w:val="18"/>
-          <w:szCs w:val="18"/>
-          <w:lang w:val="es-AR"/>
-        </w:rPr>
-        <w:t xml:space="preserve">. El alto número de accesos a memoria por instrucción causa </w:t>
-      </w:r>
-      <w:r>
-        <w:rPr>
-          <w:rFonts w:asciiTheme="majorHAnsi" w:hAnsiTheme="majorHAnsi" w:cstheme="majorHAnsi"/>
-          <w:b/>
-          <w:bCs/>
-          <w:color w:val="1B1C1D"/>
-          <w:sz w:val="18"/>
-          <w:szCs w:val="18"/>
-          <w:lang w:val="es-AR"/>
-        </w:rPr>
-        <w:t>cuellos de botella</w:t>
-      </w:r>
-      <w:r>
-        <w:rPr>
-          <w:rFonts w:asciiTheme="majorHAnsi" w:hAnsiTheme="majorHAnsi" w:cstheme="majorHAnsi"/>
-          <w:color w:val="1B1C1D"/>
-          <w:sz w:val="18"/>
-          <w:szCs w:val="18"/>
-          <w:lang w:val="es-AR"/>
-        </w:rPr>
-        <w:t>.</w:t>
-      </w:r>
-      <w:r>
-        <w:rPr>
-          <w:rFonts w:asciiTheme="majorHAnsi" w:hAnsiTheme="majorHAnsi" w:cstheme="majorHAnsi"/>
-          <w:color w:val="1B1C1D"/>
-          <w:sz w:val="18"/>
-          <w:szCs w:val="18"/>
-          <w:lang w:val="es-AR"/>
-        </w:rPr>
-        <w:t xml:space="preserve"> </w:t>
-      </w:r>
-      <w:r>
-        <w:rPr>
-          <w:rFonts w:asciiTheme="majorHAnsi" w:hAnsiTheme="majorHAnsi" w:cstheme="majorHAnsi"/>
-          <w:b/>
-          <w:bCs/>
-          <w:color w:val="1B1C1D"/>
-          <w:sz w:val="18"/>
-          <w:szCs w:val="18"/>
-          <w:lang w:val="es-AR"/>
-        </w:rPr>
-        <w:t>Modelo de Memori</w:t>
-      </w:r>
-      <w:r>
-        <w:rPr>
-          <w:rFonts w:asciiTheme="majorHAnsi" w:hAnsiTheme="majorHAnsi" w:cstheme="majorHAnsi"/>
-          <w:b/>
-          <w:bCs/>
-          <w:color w:val="1B1C1D"/>
-          <w:sz w:val="18"/>
-          <w:szCs w:val="18"/>
-          <w:lang w:val="es-AR"/>
-        </w:rPr>
-        <w:t>a</w:t>
-      </w:r>
-      <w:r>
-        <w:rPr>
-          <w:rFonts w:asciiTheme="majorHAnsi" w:hAnsiTheme="majorHAnsi" w:cstheme="majorHAnsi"/>
-          <w:color w:val="1B1C1D"/>
-          <w:sz w:val="18"/>
-          <w:szCs w:val="18"/>
-          <w:lang w:val="es-AR"/>
-        </w:rPr>
-        <w:t xml:space="preserve">. </w:t>
-      </w:r>
-      <w:r>
-        <w:rPr>
-          <w:rFonts w:asciiTheme="majorHAnsi" w:hAnsiTheme="majorHAnsi" w:cstheme="majorHAnsi"/>
-          <w:color w:val="1B1C1D"/>
-          <w:sz w:val="18"/>
-          <w:szCs w:val="18"/>
-          <w:lang w:val="es-AR"/>
-        </w:rPr>
-        <w:t>Define cómo se organiza y accede a la memoria desde el punto de vista del ISA. Es decir, define como una dirección de memoria será interpretada y como es especificada.</w:t>
-      </w:r>
-      <w:r>
-        <w:rPr>
-          <w:rFonts w:asciiTheme="majorHAnsi" w:hAnsiTheme="majorHAnsi" w:cstheme="majorHAnsi"/>
-          <w:color w:val="1B1C1D"/>
-          <w:sz w:val="18"/>
-          <w:szCs w:val="18"/>
-          <w:lang w:val="es-AR"/>
-        </w:rPr>
-        <w:t xml:space="preserve"> </w:t>
-      </w:r>
-      <w:proofErr w:type="spellStart"/>
-      <w:proofErr w:type="gramStart"/>
-      <w:r>
-        <w:rPr>
-          <w:rFonts w:asciiTheme="majorHAnsi" w:hAnsiTheme="majorHAnsi" w:cstheme="majorHAnsi"/>
-          <w:color w:val="1B1C1D"/>
-          <w:sz w:val="18"/>
-          <w:szCs w:val="18"/>
-          <w:lang w:val="es-AR"/>
-        </w:rPr>
-        <w:t>Define:</w:t>
-      </w:r>
-      <w:r>
-        <w:rPr>
-          <w:rFonts w:asciiTheme="majorHAnsi" w:hAnsiTheme="majorHAnsi" w:cstheme="majorHAnsi"/>
-          <w:b/>
-          <w:bCs/>
-          <w:color w:val="1B1C1D"/>
-          <w:sz w:val="18"/>
-          <w:szCs w:val="18"/>
-          <w:lang w:val="es-AR"/>
-        </w:rPr>
-        <w:t>Tamaño</w:t>
-      </w:r>
-      <w:proofErr w:type="spellEnd"/>
-      <w:proofErr w:type="gramEnd"/>
-      <w:r>
-        <w:rPr>
-          <w:rFonts w:asciiTheme="majorHAnsi" w:hAnsiTheme="majorHAnsi" w:cstheme="majorHAnsi"/>
-          <w:b/>
-          <w:bCs/>
-          <w:color w:val="1B1C1D"/>
-          <w:sz w:val="18"/>
-          <w:szCs w:val="18"/>
-          <w:lang w:val="es-AR"/>
-        </w:rPr>
-        <w:t xml:space="preserve"> de Celda (Byte)</w:t>
-      </w:r>
-      <w:r>
-        <w:rPr>
-          <w:rFonts w:asciiTheme="majorHAnsi" w:hAnsiTheme="majorHAnsi" w:cstheme="majorHAnsi"/>
-          <w:color w:val="1B1C1D"/>
-          <w:sz w:val="18"/>
-          <w:szCs w:val="18"/>
-          <w:lang w:val="es-AR"/>
-        </w:rPr>
-        <w:t>: La unidad más pequeña y fundamental de memoria que puede ser direccionada. Hoy en día, esta unidad es universalmente 8 bits (1 Byte). Las palabras de datos que manipulan los procesadores modernos suelen ser de 4, 8 o más bytes.</w:t>
-      </w:r>
-      <w:r>
-        <w:rPr>
-          <w:rFonts w:asciiTheme="majorHAnsi" w:hAnsiTheme="majorHAnsi" w:cstheme="majorHAnsi"/>
-          <w:color w:val="1B1C1D"/>
-          <w:sz w:val="18"/>
-          <w:szCs w:val="18"/>
-          <w:lang w:val="es-AR"/>
-        </w:rPr>
-        <w:t xml:space="preserve"> </w:t>
-      </w:r>
-      <w:proofErr w:type="spellStart"/>
-      <w:r>
-        <w:rPr>
-          <w:rFonts w:asciiTheme="majorHAnsi" w:hAnsiTheme="majorHAnsi" w:cstheme="majorHAnsi"/>
-          <w:b/>
-          <w:bCs/>
-          <w:color w:val="1B1C1D"/>
-          <w:sz w:val="18"/>
-          <w:szCs w:val="18"/>
-          <w:lang w:val="es-AR"/>
-        </w:rPr>
-        <w:t>Endianness</w:t>
-      </w:r>
-      <w:proofErr w:type="spellEnd"/>
-      <w:r>
-        <w:rPr>
-          <w:rFonts w:asciiTheme="majorHAnsi" w:hAnsiTheme="majorHAnsi" w:cstheme="majorHAnsi"/>
-          <w:b/>
-          <w:bCs/>
-          <w:color w:val="1B1C1D"/>
-          <w:sz w:val="18"/>
-          <w:szCs w:val="18"/>
-          <w:lang w:val="es-AR"/>
-        </w:rPr>
-        <w:t xml:space="preserve"> </w:t>
-      </w:r>
-      <w:r>
-        <w:rPr>
-          <w:rFonts w:asciiTheme="majorHAnsi" w:hAnsiTheme="majorHAnsi" w:cstheme="majorHAnsi"/>
-          <w:color w:val="1B1C1D"/>
-          <w:sz w:val="18"/>
-          <w:szCs w:val="18"/>
-          <w:lang w:val="es-AR"/>
-        </w:rPr>
-        <w:t>(Ordenamiento de Bytes): Define el orden en que los bytes de una palabra (ej., un entero de 32 bits) se almacenan en la memoria.</w:t>
-      </w:r>
-      <w:r>
-        <w:rPr>
-          <w:rFonts w:asciiTheme="majorHAnsi" w:hAnsiTheme="majorHAnsi" w:cstheme="majorHAnsi"/>
-          <w:color w:val="1B1C1D"/>
-          <w:sz w:val="18"/>
-          <w:szCs w:val="18"/>
-          <w:lang w:val="es-AR"/>
-        </w:rPr>
-        <w:t xml:space="preserve"> </w:t>
+        <w:t xml:space="preserve">(Ordenamiento de Bytes): Define el orden en que los bytes de una palabra (ej., un entero de 32 bits) se almacenan en la memoria. </w:t>
       </w:r>
       <w:r>
         <w:rPr>
@@ -1733,17 +1000,7 @@
           <w:szCs w:val="18"/>
           <w:lang w:val="es-AR"/>
         </w:rPr>
-        <w:t>: La dirección de memoria inicial contiene el byte menos significativo de la palabra.</w:t>
-      </w:r>
-      <w:r>
-        <w:rPr>
-          <w:rFonts w:asciiTheme="majorHAnsi" w:hAnsiTheme="majorHAnsi" w:cstheme="majorHAnsi"/>
-          <w:color w:val="1B1C1D"/>
-          <w:sz w:val="18"/>
-          <w:szCs w:val="18"/>
-          <w:lang w:val="es-AR"/>
-        </w:rPr>
-        <w:t xml:space="preserve"> </w:t>
+        <w:t xml:space="preserve">: La dirección de memoria inicial contiene el byte menos significativo de la palabra. </w:t>
       </w:r>
       <w:r>
         <w:rPr>
@@ -1779,17 +1036,7 @@
           <w:szCs w:val="18"/>
           <w:lang w:val="es-AR"/>
         </w:rPr>
-        <w:t>: La dirección de memoria inicial contiene el byte más significativo de la palabra.</w:t>
-      </w:r>
-      <w:r>
-        <w:rPr>
-          <w:rFonts w:asciiTheme="majorHAnsi" w:hAnsiTheme="majorHAnsi" w:cstheme="majorHAnsi"/>
-          <w:color w:val="1B1C1D"/>
-          <w:sz w:val="18"/>
-          <w:szCs w:val="18"/>
-          <w:lang w:val="es-AR"/>
-        </w:rPr>
-        <w:t xml:space="preserve"> </w:t>
+        <w:t xml:space="preserve">: La dirección de memoria inicial contiene el byte más significativo de la palabra. </w:t>
       </w:r>
       <w:proofErr w:type="spellStart"/>
       <w:r>
@@ -1927,39 +1174,17 @@
           <w:szCs w:val="18"/>
           <w:lang w:val="es-AR"/>
         </w:rPr>
-        <w:t>Modos de Direccionamiento</w:t>
-      </w:r>
-      <w:r>
-        <w:rPr>
-          <w:rFonts w:asciiTheme="majorHAnsi" w:hAnsiTheme="majorHAnsi" w:cstheme="majorHAnsi"/>
-          <w:b/>
-          <w:bCs/>
-          <w:color w:val="1B1C1D"/>
-          <w:sz w:val="18"/>
-          <w:szCs w:val="18"/>
-          <w:lang w:val="es-AR"/>
-        </w:rPr>
-        <w:t xml:space="preserve">: </w:t>
-      </w:r>
-      <w:r>
-        <w:rPr>
-          <w:rFonts w:asciiTheme="majorHAnsi" w:hAnsiTheme="majorHAnsi" w:cstheme="majorHAnsi"/>
-          <w:color w:val="1B1C1D"/>
-          <w:sz w:val="18"/>
-          <w:szCs w:val="18"/>
-          <w:lang w:val="es-AR"/>
-        </w:rPr>
-        <w:t>Especifican la forma en que se localiza la dirección de un operando en la instrucción</w:t>
-      </w:r>
-      <w:r>
-        <w:rPr>
-          <w:rFonts w:asciiTheme="majorHAnsi" w:hAnsiTheme="majorHAnsi" w:cstheme="majorHAnsi"/>
-          <w:color w:val="1B1C1D"/>
-          <w:sz w:val="18"/>
-          <w:szCs w:val="18"/>
-          <w:lang w:val="es-AR"/>
-        </w:rPr>
-        <w:t xml:space="preserve">: </w:t>
+        <w:t xml:space="preserve">Modos de Direccionamiento: </w:t>
+      </w:r>
+      <w:r>
+        <w:rPr>
+          <w:rFonts w:asciiTheme="majorHAnsi" w:hAnsiTheme="majorHAnsi" w:cstheme="majorHAnsi"/>
+          <w:color w:val="1B1C1D"/>
+          <w:sz w:val="18"/>
+          <w:szCs w:val="18"/>
+          <w:lang w:val="es-AR"/>
+        </w:rPr>
+        <w:t xml:space="preserve">Especifican la forma en que se localiza la dirección de un operando en la instrucción: </w:t>
       </w:r>
       <w:r>
         <w:rPr>
@@ -1981,17 +1206,7 @@
           <w:szCs w:val="18"/>
           <w:lang w:val="es-AR"/>
         </w:rPr>
-        <w:t xml:space="preserve"> </w:t>
-      </w:r>
-      <w:r>
-        <w:rPr>
-          <w:rFonts w:asciiTheme="majorHAnsi" w:hAnsiTheme="majorHAnsi" w:cstheme="majorHAnsi"/>
-          <w:color w:val="1B1C1D"/>
-          <w:sz w:val="18"/>
-          <w:szCs w:val="18"/>
-          <w:lang w:val="es-AR"/>
-        </w:rPr>
-        <w:t xml:space="preserve">El operando se encuentra directamente en un registro del procesador. La </w:t>
+        <w:t xml:space="preserve"> El operando se encuentra directamente en un registro del procesador. La </w:t>
       </w:r>
       <w:proofErr w:type="spellStart"/>
       <w:proofErr w:type="gramStart"/>
@@ -2003,27 +1218,7 @@
           <w:szCs w:val="18"/>
           <w:lang w:val="es-AR"/>
         </w:rPr>
-        <w:t>instrucción</w:t>
-      </w:r>
-      <w:r>
-        <w:rPr>
-          <w:rFonts w:asciiTheme="majorHAnsi" w:hAnsiTheme="majorHAnsi" w:cstheme="majorHAnsi"/>
-          <w:color w:val="1B1C1D"/>
-          <w:sz w:val="18"/>
-          <w:szCs w:val="18"/>
-          <w:lang w:val="es-AR"/>
-        </w:rPr>
-        <w:t>:</w:t>
-      </w:r>
-      <w:r>
-        <w:rPr>
-          <w:rFonts w:asciiTheme="majorHAnsi" w:hAnsiTheme="majorHAnsi" w:cstheme="majorHAnsi"/>
-          <w:color w:val="1B1C1D"/>
-          <w:sz w:val="18"/>
-          <w:szCs w:val="18"/>
-          <w:lang w:val="es-AR"/>
-        </w:rPr>
-        <w:t>sólo</w:t>
+        <w:t>instrucción:sólo</w:t>
       </w:r>
       <w:proofErr w:type="spellEnd"/>
       <w:proofErr w:type="gramEnd"/>
@@ -2035,93 +1230,29 @@
           <w:szCs w:val="18"/>
           <w:lang w:val="es-AR"/>
         </w:rPr>
-        <w:t xml:space="preserve"> necesita especificar el número de registro</w:t>
-      </w:r>
-      <w:r>
-        <w:rPr>
-          <w:rFonts w:asciiTheme="majorHAnsi" w:hAnsiTheme="majorHAnsi" w:cstheme="majorHAnsi"/>
-          <w:color w:val="1B1C1D"/>
-          <w:sz w:val="18"/>
-          <w:szCs w:val="18"/>
-          <w:lang w:val="es-AR"/>
-        </w:rPr>
-        <w:t xml:space="preserve">: </w:t>
-      </w:r>
-      <w:r>
-        <w:rPr>
-          <w:rFonts w:asciiTheme="majorHAnsi" w:hAnsiTheme="majorHAnsi" w:cstheme="majorHAnsi"/>
-          <w:color w:val="1B1C1D"/>
-          <w:sz w:val="18"/>
-          <w:szCs w:val="18"/>
-          <w:lang w:val="es-AR"/>
-        </w:rPr>
-        <w:t>Variables locales muy usadas</w:t>
-      </w:r>
-      <w:r>
-        <w:rPr>
-          <w:rFonts w:asciiTheme="majorHAnsi" w:hAnsiTheme="majorHAnsi" w:cstheme="majorHAnsi"/>
-          <w:color w:val="1B1C1D"/>
-          <w:sz w:val="18"/>
-          <w:szCs w:val="18"/>
-          <w:lang w:val="es-AR"/>
-        </w:rPr>
-        <w:t>.</w:t>
-      </w:r>
-      <w:r>
-        <w:rPr>
-          <w:rFonts w:asciiTheme="majorHAnsi" w:hAnsiTheme="majorHAnsi" w:cstheme="majorHAnsi"/>
-          <w:b/>
-          <w:bCs/>
-          <w:color w:val="1B1C1D"/>
-          <w:sz w:val="18"/>
-          <w:szCs w:val="18"/>
-          <w:lang w:val="es-AR"/>
-        </w:rPr>
-        <w:t xml:space="preserve"> </w:t>
-      </w:r>
-      <w:r>
-        <w:rPr>
-          <w:rFonts w:asciiTheme="majorHAnsi" w:hAnsiTheme="majorHAnsi" w:cstheme="majorHAnsi"/>
-          <w:b/>
-          <w:bCs/>
-          <w:color w:val="1B1C1D"/>
-          <w:sz w:val="18"/>
-          <w:szCs w:val="18"/>
-          <w:lang w:val="es-AR"/>
-        </w:rPr>
-        <w:t>Inmediato</w:t>
-      </w:r>
-      <w:r>
-        <w:rPr>
-          <w:rFonts w:asciiTheme="majorHAnsi" w:hAnsiTheme="majorHAnsi" w:cstheme="majorHAnsi"/>
-          <w:b/>
-          <w:bCs/>
-          <w:color w:val="1B1C1D"/>
-          <w:sz w:val="18"/>
-          <w:szCs w:val="18"/>
-          <w:lang w:val="es-AR"/>
-        </w:rPr>
-        <w:t>:</w:t>
-      </w:r>
-      <w:r>
-        <w:rPr>
-          <w:rFonts w:asciiTheme="majorHAnsi" w:hAnsiTheme="majorHAnsi" w:cstheme="majorHAnsi"/>
-          <w:color w:val="1B1C1D"/>
-          <w:sz w:val="18"/>
-          <w:szCs w:val="18"/>
-          <w:lang w:val="es-AR"/>
-        </w:rPr>
-        <w:t xml:space="preserve"> </w:t>
-      </w:r>
-      <w:r>
-        <w:rPr>
-          <w:rFonts w:asciiTheme="majorHAnsi" w:hAnsiTheme="majorHAnsi" w:cstheme="majorHAnsi"/>
-          <w:color w:val="1B1C1D"/>
-          <w:sz w:val="18"/>
-          <w:szCs w:val="18"/>
-          <w:lang w:val="es-AR"/>
-        </w:rPr>
-        <w:t xml:space="preserve">El operando es un valor constante que está codificado </w:t>
+        <w:t xml:space="preserve"> necesita especificar el número de registro: Variables locales muy usadas.</w:t>
+      </w:r>
+      <w:r>
+        <w:rPr>
+          <w:rFonts w:asciiTheme="majorHAnsi" w:hAnsiTheme="majorHAnsi" w:cstheme="majorHAnsi"/>
+          <w:b/>
+          <w:bCs/>
+          <w:color w:val="1B1C1D"/>
+          <w:sz w:val="18"/>
+          <w:szCs w:val="18"/>
+          <w:lang w:val="es-AR"/>
+        </w:rPr>
+        <w:t xml:space="preserve"> Inmediato:</w:t>
+      </w:r>
+      <w:r>
+        <w:rPr>
+          <w:rFonts w:asciiTheme="majorHAnsi" w:hAnsiTheme="majorHAnsi" w:cstheme="majorHAnsi"/>
+          <w:color w:val="1B1C1D"/>
+          <w:sz w:val="18"/>
+          <w:szCs w:val="18"/>
+          <w:lang w:val="es-AR"/>
+        </w:rPr>
+        <w:t xml:space="preserve"> El operando es un valor constante que está codificado </w:t>
       </w:r>
       <w:r>
         <w:rPr>
@@ -2143,83 +1274,29 @@
           <w:szCs w:val="18"/>
           <w:lang w:val="es-AR"/>
         </w:rPr>
-        <w:t xml:space="preserve"> de la instrucción.</w:t>
-      </w:r>
-      <w:r>
-        <w:rPr>
-          <w:rFonts w:asciiTheme="majorHAnsi" w:hAnsiTheme="majorHAnsi" w:cstheme="majorHAnsi"/>
-          <w:color w:val="1B1C1D"/>
-          <w:sz w:val="18"/>
-          <w:szCs w:val="18"/>
-          <w:lang w:val="es-AR"/>
-        </w:rPr>
-        <w:t xml:space="preserve">: </w:t>
-      </w:r>
-      <w:r>
-        <w:rPr>
-          <w:rFonts w:asciiTheme="majorHAnsi" w:hAnsiTheme="majorHAnsi" w:cstheme="majorHAnsi"/>
-          <w:color w:val="1B1C1D"/>
-          <w:sz w:val="18"/>
-          <w:szCs w:val="18"/>
-          <w:lang w:val="es-AR"/>
-        </w:rPr>
-        <w:t>Constantes, valores pequeños.</w:t>
-      </w:r>
-      <w:r>
-        <w:rPr>
-          <w:rFonts w:asciiTheme="majorHAnsi" w:hAnsiTheme="majorHAnsi" w:cstheme="majorHAnsi"/>
-          <w:b/>
-          <w:bCs/>
-          <w:color w:val="1B1C1D"/>
-          <w:sz w:val="18"/>
-          <w:szCs w:val="18"/>
-          <w:lang w:val="es-AR"/>
-        </w:rPr>
-        <w:t xml:space="preserve"> </w:t>
-      </w:r>
-      <w:r>
-        <w:rPr>
-          <w:rFonts w:asciiTheme="majorHAnsi" w:hAnsiTheme="majorHAnsi" w:cstheme="majorHAnsi"/>
-          <w:b/>
-          <w:bCs/>
-          <w:color w:val="1B1C1D"/>
-          <w:sz w:val="18"/>
-          <w:szCs w:val="18"/>
-          <w:lang w:val="es-AR"/>
-        </w:rPr>
-        <w:t>Directo</w:t>
-      </w:r>
-      <w:r>
-        <w:rPr>
-          <w:rFonts w:asciiTheme="majorHAnsi" w:hAnsiTheme="majorHAnsi" w:cstheme="majorHAnsi"/>
-          <w:b/>
-          <w:bCs/>
-          <w:color w:val="1B1C1D"/>
-          <w:sz w:val="18"/>
-          <w:szCs w:val="18"/>
-          <w:lang w:val="es-AR"/>
-        </w:rPr>
-        <w:t>:</w:t>
-      </w:r>
-      <w:r>
-        <w:rPr>
-          <w:rFonts w:asciiTheme="majorHAnsi" w:hAnsiTheme="majorHAnsi" w:cstheme="majorHAnsi"/>
-          <w:color w:val="1B1C1D"/>
-          <w:sz w:val="18"/>
-          <w:szCs w:val="18"/>
-          <w:lang w:val="es-AR"/>
-        </w:rPr>
-        <w:t xml:space="preserve"> </w:t>
-      </w:r>
-      <w:r>
-        <w:rPr>
-          <w:rFonts w:asciiTheme="majorHAnsi" w:hAnsiTheme="majorHAnsi" w:cstheme="majorHAnsi"/>
-          <w:color w:val="1B1C1D"/>
-          <w:sz w:val="18"/>
-          <w:szCs w:val="18"/>
-          <w:lang w:val="es-AR"/>
-        </w:rPr>
-        <w:t xml:space="preserve">El campo de dirección de la instrucción contiene la </w:t>
+        <w:t xml:space="preserve"> de la instrucción.: Constantes, valores pequeños.</w:t>
+      </w:r>
+      <w:r>
+        <w:rPr>
+          <w:rFonts w:asciiTheme="majorHAnsi" w:hAnsiTheme="majorHAnsi" w:cstheme="majorHAnsi"/>
+          <w:b/>
+          <w:bCs/>
+          <w:color w:val="1B1C1D"/>
+          <w:sz w:val="18"/>
+          <w:szCs w:val="18"/>
+          <w:lang w:val="es-AR"/>
+        </w:rPr>
+        <w:t xml:space="preserve"> Directo:</w:t>
+      </w:r>
+      <w:r>
+        <w:rPr>
+          <w:rFonts w:asciiTheme="majorHAnsi" w:hAnsiTheme="majorHAnsi" w:cstheme="majorHAnsi"/>
+          <w:color w:val="1B1C1D"/>
+          <w:sz w:val="18"/>
+          <w:szCs w:val="18"/>
+          <w:lang w:val="es-AR"/>
+        </w:rPr>
+        <w:t xml:space="preserve"> El campo de dirección de la instrucción contiene la </w:t>
       </w:r>
       <w:r>
         <w:rPr>
@@ -2241,81 +1318,39 @@
           <w:szCs w:val="18"/>
           <w:lang w:val="es-AR"/>
         </w:rPr>
-        <w:t xml:space="preserve"> exacta donde se encuentra el operando</w:t>
-      </w:r>
-      <w:r>
-        <w:rPr>
-          <w:rFonts w:asciiTheme="majorHAnsi" w:hAnsiTheme="majorHAnsi" w:cstheme="majorHAnsi"/>
-          <w:color w:val="1B1C1D"/>
-          <w:sz w:val="18"/>
-          <w:szCs w:val="18"/>
-          <w:lang w:val="es-AR"/>
-        </w:rPr>
-        <w:t xml:space="preserve">: </w:t>
-      </w:r>
-      <w:r>
-        <w:rPr>
-          <w:rFonts w:asciiTheme="majorHAnsi" w:hAnsiTheme="majorHAnsi" w:cstheme="majorHAnsi"/>
-          <w:color w:val="1B1C1D"/>
-          <w:sz w:val="18"/>
-          <w:szCs w:val="18"/>
-          <w:lang w:val="es-AR"/>
-        </w:rPr>
-        <w:t>Variables globales.</w:t>
-      </w:r>
-      <w:r>
-        <w:rPr>
-          <w:rFonts w:asciiTheme="majorHAnsi" w:hAnsiTheme="majorHAnsi" w:cstheme="majorHAnsi"/>
-          <w:color w:val="1B1C1D"/>
-          <w:sz w:val="18"/>
-          <w:szCs w:val="18"/>
-          <w:lang w:val="es-AR"/>
-        </w:rPr>
-        <w:t xml:space="preserve"> </w:t>
-      </w:r>
-      <w:r>
-        <w:rPr>
-          <w:rFonts w:asciiTheme="majorHAnsi" w:hAnsiTheme="majorHAnsi" w:cstheme="majorHAnsi"/>
-          <w:b/>
-          <w:bCs/>
-          <w:color w:val="1B1C1D"/>
-          <w:sz w:val="18"/>
-          <w:szCs w:val="18"/>
-          <w:lang w:val="es-AR"/>
-        </w:rPr>
-        <w:t>Registro Indirecto</w:t>
-      </w:r>
-      <w:r>
-        <w:rPr>
-          <w:rFonts w:asciiTheme="majorHAnsi" w:hAnsiTheme="majorHAnsi" w:cstheme="majorHAnsi"/>
-          <w:b/>
-          <w:bCs/>
-          <w:color w:val="1B1C1D"/>
-          <w:sz w:val="18"/>
-          <w:szCs w:val="18"/>
-          <w:lang w:val="es-AR"/>
-        </w:rPr>
-        <w:t>:</w:t>
-      </w:r>
-      <w:r>
-        <w:rPr>
-          <w:rFonts w:asciiTheme="majorHAnsi" w:hAnsiTheme="majorHAnsi" w:cstheme="majorHAnsi"/>
-          <w:color w:val="1B1C1D"/>
-          <w:sz w:val="18"/>
-          <w:szCs w:val="18"/>
-          <w:lang w:val="es-AR"/>
-        </w:rPr>
-        <w:t xml:space="preserve"> </w:t>
-      </w:r>
-      <w:r>
-        <w:rPr>
-          <w:rFonts w:asciiTheme="majorHAnsi" w:hAnsiTheme="majorHAnsi" w:cstheme="majorHAnsi"/>
-          <w:color w:val="1B1C1D"/>
-          <w:sz w:val="18"/>
-          <w:szCs w:val="18"/>
-          <w:lang w:val="es-AR"/>
-        </w:rPr>
-        <w:t xml:space="preserve">El campo de dirección especifica un </w:t>
+        <w:t xml:space="preserve"> exacta donde se encuentra el operando: Variables globales. </w:t>
+      </w:r>
+      <w:r>
+        <w:rPr>
+          <w:rFonts w:asciiTheme="majorHAnsi" w:hAnsiTheme="majorHAnsi" w:cstheme="majorHAnsi"/>
+          <w:b/>
+          <w:bCs/>
+          <w:color w:val="1B1C1D"/>
+          <w:sz w:val="18"/>
+          <w:szCs w:val="18"/>
+          <w:lang w:val="es-AR"/>
+        </w:rPr>
+        <w:t>Registro Indirecto:</w:t>
+      </w:r>
+      <w:r>
+        <w:rPr>
+          <w:rFonts w:asciiTheme="majorHAnsi" w:hAnsiTheme="majorHAnsi" w:cstheme="majorHAnsi"/>
+          <w:color w:val="1B1C1D"/>
+          <w:sz w:val="18"/>
+          <w:szCs w:val="18"/>
+          <w:lang w:val="es-AR"/>
+        </w:rPr>
+        <w:t xml:space="preserve"> El campo de dirección </w:t>
+      </w:r>
+      <w:r>
+        <w:rPr>
+          <w:rFonts w:asciiTheme="majorHAnsi" w:hAnsiTheme="majorHAnsi" w:cstheme="majorHAnsi"/>
+          <w:color w:val="1B1C1D"/>
+          <w:sz w:val="18"/>
+          <w:szCs w:val="18"/>
+          <w:lang w:val="es-AR"/>
+        </w:rPr>
+        <w:t xml:space="preserve">especifica un </w:t>
       </w:r>
       <w:r>
         <w:rPr>
@@ -2359,81 +1394,29 @@
           <w:szCs w:val="18"/>
           <w:lang w:val="es-AR"/>
         </w:rPr>
-        <w:t xml:space="preserve"> del operando</w:t>
-      </w:r>
-      <w:r>
-        <w:rPr>
-          <w:rFonts w:asciiTheme="majorHAnsi" w:hAnsiTheme="majorHAnsi" w:cstheme="majorHAnsi"/>
-          <w:color w:val="1B1C1D"/>
-          <w:sz w:val="18"/>
-          <w:szCs w:val="18"/>
-          <w:lang w:val="es-AR"/>
-        </w:rPr>
-        <w:t xml:space="preserve">: </w:t>
-      </w:r>
-      <w:r>
-        <w:rPr>
-          <w:rFonts w:asciiTheme="majorHAnsi" w:hAnsiTheme="majorHAnsi" w:cstheme="majorHAnsi"/>
-          <w:color w:val="1B1C1D"/>
-          <w:sz w:val="18"/>
-          <w:szCs w:val="18"/>
-          <w:lang w:val="es-AR"/>
-        </w:rPr>
-        <w:t>Punteros.</w:t>
-      </w:r>
-      <w:r>
-        <w:rPr>
-          <w:rFonts w:asciiTheme="majorHAnsi" w:hAnsiTheme="majorHAnsi" w:cstheme="majorHAnsi"/>
-          <w:color w:val="1B1C1D"/>
-          <w:sz w:val="18"/>
-          <w:szCs w:val="18"/>
-          <w:lang w:val="es-AR"/>
-        </w:rPr>
-        <w:t xml:space="preserve"> </w:t>
-      </w:r>
-      <w:r>
-        <w:rPr>
-          <w:rFonts w:asciiTheme="majorHAnsi" w:hAnsiTheme="majorHAnsi" w:cstheme="majorHAnsi"/>
-          <w:b/>
-          <w:bCs/>
-          <w:color w:val="1B1C1D"/>
-          <w:sz w:val="18"/>
-          <w:szCs w:val="18"/>
-          <w:lang w:val="es-AR"/>
-        </w:rPr>
-        <w:t>Basado/Desplazamiento</w:t>
-      </w:r>
-      <w:r>
-        <w:rPr>
-          <w:rFonts w:asciiTheme="majorHAnsi" w:hAnsiTheme="majorHAnsi" w:cstheme="majorHAnsi"/>
-          <w:b/>
-          <w:bCs/>
-          <w:color w:val="1B1C1D"/>
-          <w:sz w:val="18"/>
-          <w:szCs w:val="18"/>
-          <w:lang w:val="es-AR"/>
-        </w:rPr>
-        <w:t>:</w:t>
-      </w:r>
-      <w:r>
-        <w:rPr>
-          <w:rFonts w:asciiTheme="majorHAnsi" w:hAnsiTheme="majorHAnsi" w:cstheme="majorHAnsi"/>
-          <w:color w:val="1B1C1D"/>
-          <w:sz w:val="18"/>
-          <w:szCs w:val="18"/>
-          <w:lang w:val="es-AR"/>
-        </w:rPr>
-        <w:t xml:space="preserve"> </w:t>
-      </w:r>
-      <w:r>
-        <w:rPr>
-          <w:rFonts w:asciiTheme="majorHAnsi" w:hAnsiTheme="majorHAnsi" w:cstheme="majorHAnsi"/>
-          <w:color w:val="1B1C1D"/>
-          <w:sz w:val="18"/>
-          <w:szCs w:val="18"/>
-          <w:lang w:val="es-AR"/>
-        </w:rPr>
-        <w:t xml:space="preserve">La dirección del operando se calcula sumando el contenido de un </w:t>
+        <w:t xml:space="preserve"> del operando: Punteros. </w:t>
+      </w:r>
+      <w:r>
+        <w:rPr>
+          <w:rFonts w:asciiTheme="majorHAnsi" w:hAnsiTheme="majorHAnsi" w:cstheme="majorHAnsi"/>
+          <w:b/>
+          <w:bCs/>
+          <w:color w:val="1B1C1D"/>
+          <w:sz w:val="18"/>
+          <w:szCs w:val="18"/>
+          <w:lang w:val="es-AR"/>
+        </w:rPr>
+        <w:t>Basado/Desplazamiento:</w:t>
+      </w:r>
+      <w:r>
+        <w:rPr>
+          <w:rFonts w:asciiTheme="majorHAnsi" w:hAnsiTheme="majorHAnsi" w:cstheme="majorHAnsi"/>
+          <w:color w:val="1B1C1D"/>
+          <w:sz w:val="18"/>
+          <w:szCs w:val="18"/>
+          <w:lang w:val="es-AR"/>
+        </w:rPr>
+        <w:t xml:space="preserve"> La dirección del operando se calcula sumando el contenido de un </w:t>
       </w:r>
       <w:r>
         <w:rPr>
@@ -2477,27 +1460,7 @@
           <w:szCs w:val="18"/>
           <w:lang w:val="es-AR"/>
         </w:rPr>
-        <w:t xml:space="preserve"> (Offset) constante incluido en la instrucción</w:t>
-      </w:r>
-      <w:r>
-        <w:rPr>
-          <w:rFonts w:asciiTheme="majorHAnsi" w:hAnsiTheme="majorHAnsi" w:cstheme="majorHAnsi"/>
-          <w:color w:val="1B1C1D"/>
-          <w:sz w:val="18"/>
-          <w:szCs w:val="18"/>
-          <w:lang w:val="es-AR"/>
-        </w:rPr>
-        <w:t xml:space="preserve">: </w:t>
-      </w:r>
-      <w:r>
-        <w:rPr>
-          <w:rFonts w:asciiTheme="majorHAnsi" w:hAnsiTheme="majorHAnsi" w:cstheme="majorHAnsi"/>
-          <w:color w:val="1B1C1D"/>
-          <w:sz w:val="18"/>
-          <w:szCs w:val="18"/>
-          <w:lang w:val="es-AR"/>
-        </w:rPr>
-        <w:t xml:space="preserve">Acceso a estructuras de datos o elementos de </w:t>
+        <w:t xml:space="preserve"> (Offset) constante incluido en la instrucción: Acceso a estructuras de datos o elementos de </w:t>
       </w:r>
       <w:proofErr w:type="spellStart"/>
       <w:r>
@@ -2533,19 +1496,7 @@
           <w:szCs w:val="18"/>
           <w:lang w:val="es-AR"/>
         </w:rPr>
-        <w:t xml:space="preserve"> </w:t>
-      </w:r>
-      <w:r>
-        <w:rPr>
-          <w:rFonts w:asciiTheme="majorHAnsi" w:hAnsiTheme="majorHAnsi" w:cstheme="majorHAnsi"/>
-          <w:b/>
-          <w:bCs/>
-          <w:color w:val="1B1C1D"/>
-          <w:sz w:val="18"/>
-          <w:szCs w:val="18"/>
-          <w:lang w:val="es-AR"/>
-        </w:rPr>
-        <w:t>Indexado (</w:t>
+        <w:t xml:space="preserve"> Indexado (</w:t>
       </w:r>
       <w:proofErr w:type="spellStart"/>
       <w:r>
@@ -2571,19 +1522,7 @@
           <w:szCs w:val="18"/>
           <w:lang w:val="es-AR"/>
         </w:rPr>
-        <w:t>)</w:t>
-      </w:r>
-      <w:r>
-        <w:rPr>
-          <w:rFonts w:asciiTheme="majorHAnsi" w:hAnsiTheme="majorHAnsi" w:cstheme="majorHAnsi"/>
-          <w:b/>
-          <w:bCs/>
-          <w:color w:val="1B1C1D"/>
-          <w:sz w:val="18"/>
-          <w:szCs w:val="18"/>
-          <w:lang w:val="es-AR"/>
-        </w:rPr>
-        <w:t xml:space="preserve">: </w:t>
+        <w:t xml:space="preserve">): </w:t>
       </w:r>
       <w:r>
         <w:rPr>
@@ -2615,27 +1554,7 @@
           <w:szCs w:val="18"/>
           <w:lang w:val="es-AR"/>
         </w:rPr>
-        <w:t xml:space="preserve"> (un registro base y un registro índice) o un registro base, un índice y un desplazamiento</w:t>
-      </w:r>
-      <w:r>
-        <w:rPr>
-          <w:rFonts w:asciiTheme="majorHAnsi" w:hAnsiTheme="majorHAnsi" w:cstheme="majorHAnsi"/>
-          <w:color w:val="1B1C1D"/>
-          <w:sz w:val="18"/>
-          <w:szCs w:val="18"/>
-          <w:lang w:val="es-AR"/>
-        </w:rPr>
-        <w:t xml:space="preserve">: </w:t>
-      </w:r>
-      <w:r>
-        <w:rPr>
-          <w:rFonts w:asciiTheme="majorHAnsi" w:hAnsiTheme="majorHAnsi" w:cstheme="majorHAnsi"/>
-          <w:color w:val="1B1C1D"/>
-          <w:sz w:val="18"/>
-          <w:szCs w:val="18"/>
-          <w:lang w:val="es-AR"/>
-        </w:rPr>
-        <w:t>Operaciones que involucran matrices (</w:t>
+        <w:t xml:space="preserve"> (un registro base y un registro índice) o un registro base, un índice y un desplazamiento: Operaciones que involucran matrices (</w:t>
       </w:r>
       <w:proofErr w:type="spellStart"/>
       <w:r>
@@ -2657,17 +1576,7 @@
           <w:szCs w:val="18"/>
           <w:lang w:val="es-AR"/>
         </w:rPr>
-        <w:t xml:space="preserve"> bidimensionales).</w:t>
-      </w:r>
-      <w:r>
-        <w:rPr>
-          <w:rFonts w:asciiTheme="majorHAnsi" w:hAnsiTheme="majorHAnsi" w:cstheme="majorHAnsi"/>
-          <w:color w:val="1B1C1D"/>
-          <w:sz w:val="18"/>
-          <w:szCs w:val="18"/>
-          <w:lang w:val="es-AR"/>
-        </w:rPr>
-        <w:t xml:space="preserve"> </w:t>
+        <w:t xml:space="preserve"> bidimensionales). </w:t>
       </w:r>
       <w:r>
         <w:rPr>
@@ -2705,39 +1614,17 @@
           <w:szCs w:val="18"/>
           <w:lang w:val="es-AR"/>
         </w:rPr>
-        <w:t>)</w:t>
-      </w:r>
-      <w:r>
-        <w:rPr>
-          <w:rFonts w:asciiTheme="majorHAnsi" w:hAnsiTheme="majorHAnsi" w:cstheme="majorHAnsi"/>
-          <w:b/>
-          <w:bCs/>
-          <w:color w:val="1B1C1D"/>
-          <w:sz w:val="18"/>
-          <w:szCs w:val="18"/>
-          <w:lang w:val="es-AR"/>
-        </w:rPr>
-        <w:t>.</w:t>
-      </w:r>
-      <w:r>
-        <w:rPr>
-          <w:rFonts w:asciiTheme="majorHAnsi" w:hAnsiTheme="majorHAnsi" w:cstheme="majorHAnsi"/>
-          <w:color w:val="1B1C1D"/>
-          <w:sz w:val="18"/>
-          <w:szCs w:val="18"/>
-          <w:lang w:val="es-AR"/>
-        </w:rPr>
-        <w:t xml:space="preserve"> </w:t>
-      </w:r>
-      <w:r>
-        <w:rPr>
-          <w:rFonts w:asciiTheme="majorHAnsi" w:hAnsiTheme="majorHAnsi" w:cstheme="majorHAnsi"/>
-          <w:color w:val="1B1C1D"/>
-          <w:sz w:val="18"/>
-          <w:szCs w:val="18"/>
-          <w:lang w:val="es-AR"/>
-        </w:rPr>
-        <w:t xml:space="preserve">Es un modo </w:t>
+        <w:t>).</w:t>
+      </w:r>
+      <w:r>
+        <w:rPr>
+          <w:rFonts w:asciiTheme="majorHAnsi" w:hAnsiTheme="majorHAnsi" w:cstheme="majorHAnsi"/>
+          <w:color w:val="1B1C1D"/>
+          <w:sz w:val="18"/>
+          <w:szCs w:val="18"/>
+          <w:lang w:val="es-AR"/>
+        </w:rPr>
+        <w:t xml:space="preserve"> Es un modo </w:t>
       </w:r>
       <w:r>
         <w:rPr>
@@ -2789,68 +1676,9 @@
           <w:color w:val="1B1C1D"/>
           <w:sz w:val="18"/>
           <w:szCs w:val="18"/>
-        </w:rPr>
-        <w:t xml:space="preserve">El </w:t>
-      </w:r>
-      <w:proofErr w:type="spellStart"/>
-      <w:r>
-        <w:rPr>
-          <w:rFonts w:asciiTheme="majorHAnsi" w:hAnsiTheme="majorHAnsi" w:cstheme="majorHAnsi"/>
-          <w:color w:val="1B1C1D"/>
-          <w:sz w:val="18"/>
-          <w:szCs w:val="18"/>
-        </w:rPr>
-        <w:t>resultado</w:t>
-      </w:r>
-      <w:proofErr w:type="spellEnd"/>
-      <w:r>
-        <w:rPr>
-          <w:rFonts w:asciiTheme="majorHAnsi" w:hAnsiTheme="majorHAnsi" w:cstheme="majorHAnsi"/>
-          <w:color w:val="1B1C1D"/>
-          <w:sz w:val="18"/>
-          <w:szCs w:val="18"/>
-        </w:rPr>
-        <w:t xml:space="preserve"> se "</w:t>
-      </w:r>
-      <w:proofErr w:type="spellStart"/>
-      <w:r>
-        <w:rPr>
-          <w:rFonts w:asciiTheme="majorHAnsi" w:hAnsiTheme="majorHAnsi" w:cstheme="majorHAnsi"/>
-          <w:color w:val="1B1C1D"/>
-          <w:sz w:val="18"/>
-          <w:szCs w:val="18"/>
-        </w:rPr>
-        <w:t>empuja</w:t>
-      </w:r>
-      <w:proofErr w:type="spellEnd"/>
-      <w:r>
-        <w:rPr>
-          <w:rFonts w:asciiTheme="majorHAnsi" w:hAnsiTheme="majorHAnsi" w:cstheme="majorHAnsi"/>
-          <w:color w:val="1B1C1D"/>
-          <w:sz w:val="18"/>
-          <w:szCs w:val="18"/>
-        </w:rPr>
-        <w:t xml:space="preserve">" de </w:t>
-      </w:r>
-      <w:proofErr w:type="spellStart"/>
-      <w:r>
-        <w:rPr>
-          <w:rFonts w:asciiTheme="majorHAnsi" w:hAnsiTheme="majorHAnsi" w:cstheme="majorHAnsi"/>
-          <w:color w:val="1B1C1D"/>
-          <w:sz w:val="18"/>
-          <w:szCs w:val="18"/>
-        </w:rPr>
-        <w:t>vuelta</w:t>
-      </w:r>
-      <w:proofErr w:type="spellEnd"/>
-      <w:r>
-        <w:rPr>
-          <w:rFonts w:asciiTheme="majorHAnsi" w:hAnsiTheme="majorHAnsi" w:cstheme="majorHAnsi"/>
-          <w:color w:val="1B1C1D"/>
-          <w:sz w:val="18"/>
-          <w:szCs w:val="18"/>
-        </w:rPr>
-        <w:t xml:space="preserve"> a la pila.</w:t>
+          <w:lang w:val="es-AR"/>
+        </w:rPr>
+        <w:t>El resultado se "empuja" de vuelta a la pila.</w:t>
       </w:r>
     </w:p>
     <w:p>
@@ -2876,6 +1704,7 @@
         </w:rPr>
         <w:t xml:space="preserve">Tipos de datos y </w:t>
       </w:r>
+      <w:proofErr w:type="spellStart"/>
       <w:proofErr w:type="gramStart"/>
       <w:r>
         <w:rPr>
@@ -2907,18 +1736,166 @@
           <w:szCs w:val="18"/>
           <w:lang w:val="es-AR"/>
         </w:rPr>
-        <w:t xml:space="preserve">:Integers:8, 16, 32, 64 bits. Signados (en Complemento a Dos) o </w:t>
+        <w:t>:Integers</w:t>
+      </w:r>
+      <w:r>
+        <w:rPr>
+          <w:rFonts w:asciiTheme="majorHAnsi" w:hAnsiTheme="majorHAnsi" w:cstheme="majorHAnsi"/>
+          <w:sz w:val="18"/>
+          <w:szCs w:val="18"/>
+          <w:lang w:val="es-AR"/>
+        </w:rPr>
+        <w:t>:</w:t>
+      </w:r>
+      <w:r>
+        <w:rPr>
+          <w:rFonts w:asciiTheme="majorHAnsi" w:hAnsiTheme="majorHAnsi" w:cstheme="majorHAnsi"/>
+          <w:sz w:val="18"/>
+          <w:szCs w:val="18"/>
+          <w:lang w:val="es-AR"/>
+        </w:rPr>
+        <w:t>Signados</w:t>
+      </w:r>
+      <w:proofErr w:type="spellEnd"/>
+      <w:r>
+        <w:rPr>
+          <w:rFonts w:asciiTheme="majorHAnsi" w:hAnsiTheme="majorHAnsi" w:cstheme="majorHAnsi"/>
+          <w:sz w:val="18"/>
+          <w:szCs w:val="18"/>
+          <w:lang w:val="es-AR"/>
+        </w:rPr>
+        <w:t xml:space="preserve"> (en Complemento a Dos) o Nosignados</w:t>
+      </w:r>
+      <w:r>
+        <w:rPr>
+          <w:rFonts w:asciiTheme="majorHAnsi" w:hAnsiTheme="majorHAnsi" w:cstheme="majorHAnsi"/>
+          <w:sz w:val="18"/>
+          <w:szCs w:val="18"/>
+          <w:lang w:val="es-AR"/>
+        </w:rPr>
+        <w:t>.</w:t>
+      </w:r>
+      <w:r>
+        <w:rPr>
+          <w:rFonts w:asciiTheme="majorHAnsi" w:hAnsiTheme="majorHAnsi" w:cstheme="majorHAnsi"/>
+          <w:b/>
+          <w:bCs/>
+          <w:sz w:val="18"/>
+          <w:szCs w:val="18"/>
+          <w:lang w:val="es-AR"/>
+        </w:rPr>
+        <w:t>Fraccionados:</w:t>
+      </w:r>
+      <w:r>
+        <w:rPr>
+          <w:rFonts w:asciiTheme="majorHAnsi" w:hAnsiTheme="majorHAnsi" w:cstheme="majorHAnsi"/>
+          <w:sz w:val="18"/>
+          <w:szCs w:val="18"/>
+          <w:lang w:val="es-AR"/>
+        </w:rPr>
+        <w:t>Floating-Point:32 (</w:t>
+      </w:r>
+      <w:proofErr w:type="spellStart"/>
+      <w:r>
+        <w:rPr>
+          <w:rFonts w:asciiTheme="majorHAnsi" w:hAnsiTheme="majorHAnsi" w:cstheme="majorHAnsi"/>
+          <w:sz w:val="18"/>
+          <w:szCs w:val="18"/>
+          <w:lang w:val="es-AR"/>
+        </w:rPr>
+        <w:t>float</w:t>
+      </w:r>
+      <w:proofErr w:type="spellEnd"/>
+      <w:r>
+        <w:rPr>
+          <w:rFonts w:asciiTheme="majorHAnsi" w:hAnsiTheme="majorHAnsi" w:cstheme="majorHAnsi"/>
+          <w:sz w:val="18"/>
+          <w:szCs w:val="18"/>
+          <w:lang w:val="es-AR"/>
+        </w:rPr>
+        <w:t>), 64 (</w:t>
+      </w:r>
+      <w:proofErr w:type="spellStart"/>
+      <w:r>
+        <w:rPr>
+          <w:rFonts w:asciiTheme="majorHAnsi" w:hAnsiTheme="majorHAnsi" w:cstheme="majorHAnsi"/>
+          <w:sz w:val="18"/>
+          <w:szCs w:val="18"/>
+          <w:lang w:val="es-AR"/>
+        </w:rPr>
+        <w:t>double</w:t>
+      </w:r>
+      <w:proofErr w:type="spellEnd"/>
+      <w:r>
+        <w:rPr>
+          <w:rFonts w:asciiTheme="majorHAnsi" w:hAnsiTheme="majorHAnsi" w:cstheme="majorHAnsi"/>
+          <w:sz w:val="18"/>
+          <w:szCs w:val="18"/>
+          <w:lang w:val="es-AR"/>
+        </w:rPr>
+        <w:t>), 128 (</w:t>
+      </w:r>
+      <w:proofErr w:type="spellStart"/>
+      <w:r>
+        <w:rPr>
+          <w:rFonts w:asciiTheme="majorHAnsi" w:hAnsiTheme="majorHAnsi" w:cstheme="majorHAnsi"/>
+          <w:sz w:val="18"/>
+          <w:szCs w:val="18"/>
+          <w:lang w:val="es-AR"/>
+        </w:rPr>
+        <w:t>quadruple</w:t>
+      </w:r>
+      <w:proofErr w:type="spellEnd"/>
+      <w:r>
+        <w:rPr>
+          <w:rFonts w:asciiTheme="majorHAnsi" w:hAnsiTheme="majorHAnsi" w:cstheme="majorHAnsi"/>
+          <w:sz w:val="18"/>
+          <w:szCs w:val="18"/>
+          <w:lang w:val="es-AR"/>
+        </w:rPr>
+        <w:t xml:space="preserve">) </w:t>
+      </w:r>
+      <w:proofErr w:type="spellStart"/>
+      <w:r>
+        <w:rPr>
+          <w:rFonts w:asciiTheme="majorHAnsi" w:hAnsiTheme="majorHAnsi" w:cstheme="majorHAnsi"/>
+          <w:sz w:val="18"/>
+          <w:szCs w:val="18"/>
+          <w:lang w:val="es-AR"/>
+        </w:rPr>
+        <w:t>bits:Números</w:t>
+      </w:r>
+      <w:proofErr w:type="spellEnd"/>
+      <w:r>
+        <w:rPr>
+          <w:rFonts w:asciiTheme="majorHAnsi" w:hAnsiTheme="majorHAnsi" w:cstheme="majorHAnsi"/>
+          <w:sz w:val="18"/>
+          <w:szCs w:val="18"/>
+          <w:lang w:val="es-AR"/>
+        </w:rPr>
+        <w:t xml:space="preserve"> reales con alta precisión y rango. </w:t>
       </w:r>
       <w:proofErr w:type="spellStart"/>
       <w:proofErr w:type="gramStart"/>
       <w:r>
         <w:rPr>
           <w:rFonts w:asciiTheme="majorHAnsi" w:hAnsiTheme="majorHAnsi" w:cstheme="majorHAnsi"/>
-          <w:sz w:val="18"/>
-          <w:szCs w:val="18"/>
-          <w:lang w:val="es-AR"/>
-        </w:rPr>
-        <w:t>Nosignados:Números</w:t>
+          <w:b/>
+          <w:bCs/>
+          <w:sz w:val="18"/>
+          <w:szCs w:val="18"/>
+          <w:lang w:val="es-AR"/>
+        </w:rPr>
+        <w:t>Decimal:</w:t>
+      </w:r>
+      <w:r>
+        <w:rPr>
+          <w:rFonts w:asciiTheme="majorHAnsi" w:hAnsiTheme="majorHAnsi" w:cstheme="majorHAnsi"/>
+          <w:sz w:val="18"/>
+          <w:szCs w:val="18"/>
+          <w:lang w:val="es-AR"/>
+        </w:rPr>
+        <w:t>BCD</w:t>
       </w:r>
       <w:proofErr w:type="spellEnd"/>
       <w:proofErr w:type="gramEnd"/>
@@ -2929,29 +1906,160 @@
           <w:szCs w:val="18"/>
           <w:lang w:val="es-AR"/>
         </w:rPr>
-        <w:t xml:space="preserve"> enteros. </w:t>
-      </w:r>
+        <w:t xml:space="preserve"> (</w:t>
+      </w:r>
+      <w:proofErr w:type="spellStart"/>
+      <w:r>
+        <w:rPr>
+          <w:rFonts w:asciiTheme="majorHAnsi" w:hAnsiTheme="majorHAnsi" w:cstheme="majorHAnsi"/>
+          <w:sz w:val="18"/>
+          <w:szCs w:val="18"/>
+          <w:lang w:val="es-AR"/>
+        </w:rPr>
+        <w:t>Binary-Coded</w:t>
+      </w:r>
+      <w:proofErr w:type="spellEnd"/>
+      <w:r>
+        <w:rPr>
+          <w:rFonts w:asciiTheme="majorHAnsi" w:hAnsiTheme="majorHAnsi" w:cstheme="majorHAnsi"/>
+          <w:sz w:val="18"/>
+          <w:szCs w:val="18"/>
+          <w:lang w:val="es-AR"/>
+        </w:rPr>
+        <w:t xml:space="preserve"> Decimal):Cada dígito decimal se codifica en 4 bits u 8 bits</w:t>
+      </w:r>
+      <w:r>
+        <w:rPr>
+          <w:rFonts w:asciiTheme="majorHAnsi" w:hAnsiTheme="majorHAnsi" w:cstheme="majorHAnsi"/>
+          <w:sz w:val="18"/>
+          <w:szCs w:val="18"/>
+          <w:lang w:val="es-AR"/>
+        </w:rPr>
+        <w:t>.</w:t>
+      </w:r>
+      <w:r>
+        <w:rPr>
+          <w:rFonts w:asciiTheme="majorHAnsi" w:hAnsiTheme="majorHAnsi" w:cstheme="majorHAnsi"/>
+          <w:b/>
+          <w:bCs/>
+          <w:sz w:val="18"/>
+          <w:szCs w:val="18"/>
+          <w:lang w:val="es-AR"/>
+        </w:rPr>
+        <w:t>Caracteres</w:t>
+      </w:r>
+      <w:r>
+        <w:rPr>
+          <w:rFonts w:asciiTheme="majorHAnsi" w:hAnsiTheme="majorHAnsi" w:cstheme="majorHAnsi"/>
+          <w:sz w:val="18"/>
+          <w:szCs w:val="18"/>
+          <w:lang w:val="es-AR"/>
+        </w:rPr>
+        <w:t>:Character:7 bits (ASCII) o 16 bits (Unicode)</w:t>
+      </w:r>
+      <w:r>
+        <w:rPr>
+          <w:rFonts w:asciiTheme="majorHAnsi" w:hAnsiTheme="majorHAnsi" w:cstheme="majorHAnsi"/>
+          <w:sz w:val="18"/>
+          <w:szCs w:val="18"/>
+          <w:lang w:val="es-AR"/>
+        </w:rPr>
+        <w:t>:</w:t>
+      </w:r>
+      <w:r>
+        <w:rPr>
+          <w:rFonts w:asciiTheme="majorHAnsi" w:hAnsiTheme="majorHAnsi" w:cstheme="majorHAnsi"/>
+          <w:sz w:val="18"/>
+          <w:szCs w:val="18"/>
+          <w:lang w:val="es-AR"/>
+        </w:rPr>
+        <w:t xml:space="preserve">Representación de </w:t>
+      </w:r>
+      <w:proofErr w:type="spellStart"/>
+      <w:r>
+        <w:rPr>
+          <w:rFonts w:asciiTheme="majorHAnsi" w:hAnsiTheme="majorHAnsi" w:cstheme="majorHAnsi"/>
+          <w:sz w:val="18"/>
+          <w:szCs w:val="18"/>
+          <w:lang w:val="es-AR"/>
+        </w:rPr>
+        <w:t>texto</w:t>
+      </w:r>
+      <w:r>
+        <w:rPr>
+          <w:rFonts w:asciiTheme="majorHAnsi" w:hAnsiTheme="majorHAnsi" w:cstheme="majorHAnsi"/>
+          <w:sz w:val="18"/>
+          <w:szCs w:val="18"/>
+          <w:lang w:val="es-AR"/>
+        </w:rPr>
+        <w:t>.</w:t>
+      </w:r>
+      <w:r>
+        <w:rPr>
+          <w:rFonts w:asciiTheme="majorHAnsi" w:hAnsiTheme="majorHAnsi" w:cstheme="majorHAnsi"/>
+          <w:b/>
+          <w:bCs/>
+          <w:sz w:val="18"/>
+          <w:szCs w:val="18"/>
+          <w:lang w:val="es-AR"/>
+        </w:rPr>
+        <w:t>Cadena</w:t>
+      </w:r>
+      <w:proofErr w:type="spellEnd"/>
+      <w:r>
+        <w:rPr>
+          <w:rFonts w:asciiTheme="majorHAnsi" w:hAnsiTheme="majorHAnsi" w:cstheme="majorHAnsi"/>
+          <w:b/>
+          <w:bCs/>
+          <w:sz w:val="18"/>
+          <w:szCs w:val="18"/>
+          <w:lang w:val="es-AR"/>
+        </w:rPr>
+        <w:t xml:space="preserve"> de </w:t>
+      </w:r>
+      <w:proofErr w:type="spellStart"/>
+      <w:r>
+        <w:rPr>
+          <w:rFonts w:asciiTheme="majorHAnsi" w:hAnsiTheme="majorHAnsi" w:cstheme="majorHAnsi"/>
+          <w:b/>
+          <w:bCs/>
+          <w:sz w:val="18"/>
+          <w:szCs w:val="18"/>
+          <w:lang w:val="es-AR"/>
+        </w:rPr>
+        <w:t>caracteres</w:t>
+      </w:r>
+      <w:r>
+        <w:rPr>
+          <w:rFonts w:asciiTheme="majorHAnsi" w:hAnsiTheme="majorHAnsi" w:cstheme="majorHAnsi"/>
+          <w:sz w:val="18"/>
+          <w:szCs w:val="18"/>
+          <w:lang w:val="es-AR"/>
+        </w:rPr>
+        <w:t>:String:Variable</w:t>
+      </w:r>
+      <w:proofErr w:type="spellEnd"/>
+      <w:r>
+        <w:rPr>
+          <w:rFonts w:asciiTheme="majorHAnsi" w:hAnsiTheme="majorHAnsi" w:cstheme="majorHAnsi"/>
+          <w:sz w:val="18"/>
+          <w:szCs w:val="18"/>
+          <w:lang w:val="es-AR"/>
+        </w:rPr>
+        <w:t xml:space="preserve">. Contiene un símbolo especial para indicar el final de la </w:t>
+      </w:r>
+      <w:proofErr w:type="spellStart"/>
       <w:proofErr w:type="gramStart"/>
       <w:r>
         <w:rPr>
           <w:rFonts w:asciiTheme="majorHAnsi" w:hAnsiTheme="majorHAnsi" w:cstheme="majorHAnsi"/>
-          <w:b/>
-          <w:bCs/>
-          <w:sz w:val="18"/>
-          <w:szCs w:val="18"/>
-          <w:lang w:val="es-AR"/>
-        </w:rPr>
-        <w:t>Fraccionados:</w:t>
-      </w:r>
-      <w:r>
-        <w:rPr>
-          <w:rFonts w:asciiTheme="majorHAnsi" w:hAnsiTheme="majorHAnsi" w:cstheme="majorHAnsi"/>
-          <w:sz w:val="18"/>
-          <w:szCs w:val="18"/>
-          <w:lang w:val="es-AR"/>
-        </w:rPr>
-        <w:t>Floating</w:t>
-      </w:r>
+          <w:sz w:val="18"/>
+          <w:szCs w:val="18"/>
+          <w:lang w:val="es-AR"/>
+        </w:rPr>
+        <w:t>cadena:Representación</w:t>
+      </w:r>
+      <w:proofErr w:type="spellEnd"/>
       <w:proofErr w:type="gramEnd"/>
       <w:r>
         <w:rPr>
@@ -2960,87 +2068,7 @@
           <w:szCs w:val="18"/>
           <w:lang w:val="es-AR"/>
         </w:rPr>
-        <w:t>-Point:32 (</w:t>
-      </w:r>
-      <w:proofErr w:type="spellStart"/>
-      <w:r>
-        <w:rPr>
-          <w:rFonts w:asciiTheme="majorHAnsi" w:hAnsiTheme="majorHAnsi" w:cstheme="majorHAnsi"/>
-          <w:sz w:val="18"/>
-          <w:szCs w:val="18"/>
-          <w:lang w:val="es-AR"/>
-        </w:rPr>
-        <w:t>float</w:t>
-      </w:r>
-      <w:proofErr w:type="spellEnd"/>
-      <w:r>
-        <w:rPr>
-          <w:rFonts w:asciiTheme="majorHAnsi" w:hAnsiTheme="majorHAnsi" w:cstheme="majorHAnsi"/>
-          <w:sz w:val="18"/>
-          <w:szCs w:val="18"/>
-          <w:lang w:val="es-AR"/>
-        </w:rPr>
-        <w:t>), 64 (</w:t>
-      </w:r>
-      <w:proofErr w:type="spellStart"/>
-      <w:r>
-        <w:rPr>
-          <w:rFonts w:asciiTheme="majorHAnsi" w:hAnsiTheme="majorHAnsi" w:cstheme="majorHAnsi"/>
-          <w:sz w:val="18"/>
-          <w:szCs w:val="18"/>
-          <w:lang w:val="es-AR"/>
-        </w:rPr>
-        <w:t>double</w:t>
-      </w:r>
-      <w:proofErr w:type="spellEnd"/>
-      <w:r>
-        <w:rPr>
-          <w:rFonts w:asciiTheme="majorHAnsi" w:hAnsiTheme="majorHAnsi" w:cstheme="majorHAnsi"/>
-          <w:sz w:val="18"/>
-          <w:szCs w:val="18"/>
-          <w:lang w:val="es-AR"/>
-        </w:rPr>
-        <w:t>), 128 (</w:t>
-      </w:r>
-      <w:proofErr w:type="spellStart"/>
-      <w:r>
-        <w:rPr>
-          <w:rFonts w:asciiTheme="majorHAnsi" w:hAnsiTheme="majorHAnsi" w:cstheme="majorHAnsi"/>
-          <w:sz w:val="18"/>
-          <w:szCs w:val="18"/>
-          <w:lang w:val="es-AR"/>
-        </w:rPr>
-        <w:t>quadruple</w:t>
-      </w:r>
-      <w:proofErr w:type="spellEnd"/>
-      <w:r>
-        <w:rPr>
-          <w:rFonts w:asciiTheme="majorHAnsi" w:hAnsiTheme="majorHAnsi" w:cstheme="majorHAnsi"/>
-          <w:sz w:val="18"/>
-          <w:szCs w:val="18"/>
-          <w:lang w:val="es-AR"/>
-        </w:rPr>
-        <w:t xml:space="preserve">) </w:t>
-      </w:r>
-      <w:proofErr w:type="spellStart"/>
-      <w:r>
-        <w:rPr>
-          <w:rFonts w:asciiTheme="majorHAnsi" w:hAnsiTheme="majorHAnsi" w:cstheme="majorHAnsi"/>
-          <w:sz w:val="18"/>
-          <w:szCs w:val="18"/>
-          <w:lang w:val="es-AR"/>
-        </w:rPr>
-        <w:t>bits:Números</w:t>
-      </w:r>
-      <w:proofErr w:type="spellEnd"/>
-      <w:r>
-        <w:rPr>
-          <w:rFonts w:asciiTheme="majorHAnsi" w:hAnsiTheme="majorHAnsi" w:cstheme="majorHAnsi"/>
-          <w:sz w:val="18"/>
-          <w:szCs w:val="18"/>
-          <w:lang w:val="es-AR"/>
-        </w:rPr>
-        <w:t xml:space="preserve"> reales con alta precisión y rango. </w:t>
+        <w:t xml:space="preserve"> de texto. </w:t>
       </w:r>
       <w:proofErr w:type="spellStart"/>
       <w:proofErr w:type="gramStart"/>
@@ -3053,16 +2081,16 @@
           <w:szCs w:val="18"/>
           <w:lang w:val="es-AR"/>
         </w:rPr>
-        <w:t>Decimal:</w:t>
-      </w:r>
-      <w:r>
-        <w:rPr>
-          <w:rFonts w:asciiTheme="majorHAnsi" w:hAnsiTheme="majorHAnsi" w:cstheme="majorHAnsi"/>
-          <w:sz w:val="18"/>
-          <w:szCs w:val="18"/>
-          <w:lang w:val="es-AR"/>
-        </w:rPr>
-        <w:t>BCD</w:t>
+        <w:t>Punteros</w:t>
+      </w:r>
+      <w:r>
+        <w:rPr>
+          <w:rFonts w:asciiTheme="majorHAnsi" w:hAnsiTheme="majorHAnsi" w:cstheme="majorHAnsi"/>
+          <w:sz w:val="18"/>
+          <w:szCs w:val="18"/>
+          <w:lang w:val="es-AR"/>
+        </w:rPr>
+        <w:t>:Pointer</w:t>
       </w:r>
       <w:proofErr w:type="spellEnd"/>
       <w:proofErr w:type="gramEnd"/>
@@ -3073,67 +2101,16 @@
           <w:szCs w:val="18"/>
           <w:lang w:val="es-AR"/>
         </w:rPr>
-        <w:t xml:space="preserve"> (</w:t>
-      </w:r>
-      <w:proofErr w:type="spellStart"/>
-      <w:r>
-        <w:rPr>
-          <w:rFonts w:asciiTheme="majorHAnsi" w:hAnsiTheme="majorHAnsi" w:cstheme="majorHAnsi"/>
-          <w:sz w:val="18"/>
-          <w:szCs w:val="18"/>
-          <w:lang w:val="es-AR"/>
-        </w:rPr>
-        <w:t>Binary-Coded</w:t>
-      </w:r>
-      <w:proofErr w:type="spellEnd"/>
-      <w:r>
-        <w:rPr>
-          <w:rFonts w:asciiTheme="majorHAnsi" w:hAnsiTheme="majorHAnsi" w:cstheme="majorHAnsi"/>
-          <w:sz w:val="18"/>
-          <w:szCs w:val="18"/>
-          <w:lang w:val="es-AR"/>
-        </w:rPr>
-        <w:t xml:space="preserve"> Decimal):Cada dígito decimal se codifica en 4 bits (</w:t>
-      </w:r>
-      <w:proofErr w:type="spellStart"/>
-      <w:r>
-        <w:rPr>
-          <w:rFonts w:asciiTheme="majorHAnsi" w:hAnsiTheme="majorHAnsi" w:cstheme="majorHAnsi"/>
-          <w:sz w:val="18"/>
-          <w:szCs w:val="18"/>
-          <w:lang w:val="es-AR"/>
-        </w:rPr>
-        <w:t>Packed</w:t>
-      </w:r>
-      <w:proofErr w:type="spellEnd"/>
-      <w:r>
-        <w:rPr>
-          <w:rFonts w:asciiTheme="majorHAnsi" w:hAnsiTheme="majorHAnsi" w:cstheme="majorHAnsi"/>
-          <w:sz w:val="18"/>
-          <w:szCs w:val="18"/>
-          <w:lang w:val="es-AR"/>
-        </w:rPr>
-        <w:t>) u 8 bits (</w:t>
-      </w:r>
-      <w:proofErr w:type="spellStart"/>
-      <w:r>
-        <w:rPr>
-          <w:rFonts w:asciiTheme="majorHAnsi" w:hAnsiTheme="majorHAnsi" w:cstheme="majorHAnsi"/>
-          <w:sz w:val="18"/>
-          <w:szCs w:val="18"/>
-          <w:lang w:val="es-AR"/>
-        </w:rPr>
-        <w:t>Unpacked</w:t>
-      </w:r>
-      <w:proofErr w:type="spellEnd"/>
-      <w:r>
-        <w:rPr>
-          <w:rFonts w:asciiTheme="majorHAnsi" w:hAnsiTheme="majorHAnsi" w:cstheme="majorHAnsi"/>
-          <w:sz w:val="18"/>
-          <w:szCs w:val="18"/>
-          <w:lang w:val="es-AR"/>
-        </w:rPr>
-        <w:t xml:space="preserve">):Usado para aritmética exacta, crucial en aplicaciones financieras donde la precisión es obligatoria. </w:t>
+        <w:t>: 32 o 64 bits (dependiendo del bus de direccionamiento).</w:t>
+      </w:r>
+      <w:r>
+        <w:rPr>
+          <w:rFonts w:asciiTheme="majorHAnsi" w:hAnsiTheme="majorHAnsi" w:cstheme="majorHAnsi"/>
+          <w:sz w:val="18"/>
+          <w:szCs w:val="18"/>
+          <w:lang w:val="es-AR"/>
+        </w:rPr>
+        <w:t xml:space="preserve"> </w:t>
       </w:r>
       <w:proofErr w:type="gramStart"/>
       <w:r>
@@ -3145,16 +2122,26 @@
           <w:szCs w:val="18"/>
           <w:lang w:val="es-AR"/>
         </w:rPr>
-        <w:t>Caracteres</w:t>
-      </w:r>
-      <w:r>
-        <w:rPr>
-          <w:rFonts w:asciiTheme="majorHAnsi" w:hAnsiTheme="majorHAnsi" w:cstheme="majorHAnsi"/>
-          <w:sz w:val="18"/>
-          <w:szCs w:val="18"/>
-          <w:lang w:val="es-AR"/>
-        </w:rPr>
-        <w:t>:Character</w:t>
+        <w:t>Booleano</w:t>
+      </w:r>
+      <w:r>
+        <w:rPr>
+          <w:rFonts w:asciiTheme="majorHAnsi" w:hAnsiTheme="majorHAnsi" w:cstheme="majorHAnsi"/>
+          <w:sz w:val="18"/>
+          <w:szCs w:val="18"/>
+          <w:lang w:val="es-AR"/>
+        </w:rPr>
+        <w:t xml:space="preserve"> :</w:t>
+      </w:r>
+      <w:proofErr w:type="spellStart"/>
+      <w:r>
+        <w:rPr>
+          <w:rFonts w:asciiTheme="majorHAnsi" w:hAnsiTheme="majorHAnsi" w:cstheme="majorHAnsi"/>
+          <w:sz w:val="18"/>
+          <w:szCs w:val="18"/>
+          <w:lang w:val="es-AR"/>
+        </w:rPr>
+        <w:t>Boolean</w:t>
       </w:r>
       <w:proofErr w:type="gramEnd"/>
       <w:r>
@@ -3164,36 +2151,29 @@
           <w:szCs w:val="18"/>
           <w:lang w:val="es-AR"/>
         </w:rPr>
-        <w:t>:7 bits (ASCII) o 16 bits (Unicode)</w:t>
-      </w:r>
-      <w:r>
-        <w:rPr>
-          <w:rFonts w:asciiTheme="majorHAnsi" w:hAnsiTheme="majorHAnsi" w:cstheme="majorHAnsi"/>
-          <w:sz w:val="18"/>
-          <w:szCs w:val="18"/>
-          <w:lang w:val="es-AR"/>
-        </w:rPr>
-        <w:t>:</w:t>
-      </w:r>
-      <w:r>
-        <w:rPr>
-          <w:rFonts w:asciiTheme="majorHAnsi" w:hAnsiTheme="majorHAnsi" w:cstheme="majorHAnsi"/>
-          <w:sz w:val="18"/>
-          <w:szCs w:val="18"/>
-          <w:lang w:val="es-AR"/>
-        </w:rPr>
-        <w:t xml:space="preserve">Representación de </w:t>
-      </w:r>
-      <w:proofErr w:type="spellStart"/>
-      <w:r>
-        <w:rPr>
-          <w:rFonts w:asciiTheme="majorHAnsi" w:hAnsiTheme="majorHAnsi" w:cstheme="majorHAnsi"/>
-          <w:sz w:val="18"/>
-          <w:szCs w:val="18"/>
-          <w:lang w:val="es-AR"/>
-        </w:rPr>
-        <w:t>texto</w:t>
-      </w:r>
+        <w:t>:Puede</w:t>
+      </w:r>
+      <w:proofErr w:type="spellEnd"/>
+      <w:r>
+        <w:rPr>
+          <w:rFonts w:asciiTheme="majorHAnsi" w:hAnsiTheme="majorHAnsi" w:cstheme="majorHAnsi"/>
+          <w:sz w:val="18"/>
+          <w:szCs w:val="18"/>
+          <w:lang w:val="es-AR"/>
+        </w:rPr>
+        <w:t xml:space="preserve"> usar 1 bit o la palabra completa (ej. 8, 32 o 64 bits) para representar Falso (0) o Verdadero (no-cero):Valores lógicos. En arreglos lógicos se usa el bit </w:t>
+      </w:r>
+      <w:proofErr w:type="spellStart"/>
+      <w:r>
+        <w:rPr>
+          <w:rFonts w:asciiTheme="majorHAnsi" w:hAnsiTheme="majorHAnsi" w:cstheme="majorHAnsi"/>
+          <w:sz w:val="18"/>
+          <w:szCs w:val="18"/>
+          <w:lang w:val="es-AR"/>
+        </w:rPr>
+        <w:t>map</w:t>
+      </w:r>
+      <w:proofErr w:type="spellEnd"/>
       <w:r>
         <w:rPr>
           <w:rFonts w:asciiTheme="majorHAnsi" w:hAnsiTheme="majorHAnsi" w:cstheme="majorHAnsi"/>
@@ -3206,67 +2186,237 @@
       <w:r>
         <w:rPr>
           <w:rFonts w:asciiTheme="majorHAnsi" w:hAnsiTheme="majorHAnsi" w:cstheme="majorHAnsi"/>
-          <w:b/>
-          <w:bCs/>
-          <w:sz w:val="18"/>
-          <w:szCs w:val="18"/>
-          <w:lang w:val="es-AR"/>
-        </w:rPr>
-        <w:t>Cadena</w:t>
-      </w:r>
-      <w:proofErr w:type="spellEnd"/>
-      <w:r>
-        <w:rPr>
-          <w:rFonts w:asciiTheme="majorHAnsi" w:hAnsiTheme="majorHAnsi" w:cstheme="majorHAnsi"/>
-          <w:b/>
-          <w:bCs/>
-          <w:sz w:val="18"/>
-          <w:szCs w:val="18"/>
-          <w:lang w:val="es-AR"/>
-        </w:rPr>
-        <w:t xml:space="preserve"> de </w:t>
-      </w:r>
-      <w:proofErr w:type="spellStart"/>
-      <w:r>
-        <w:rPr>
-          <w:rFonts w:asciiTheme="majorHAnsi" w:hAnsiTheme="majorHAnsi" w:cstheme="majorHAnsi"/>
-          <w:b/>
-          <w:bCs/>
-          <w:sz w:val="18"/>
-          <w:szCs w:val="18"/>
-          <w:lang w:val="es-AR"/>
-        </w:rPr>
-        <w:t>caracteres</w:t>
-      </w:r>
-      <w:r>
-        <w:rPr>
-          <w:rFonts w:asciiTheme="majorHAnsi" w:hAnsiTheme="majorHAnsi" w:cstheme="majorHAnsi"/>
-          <w:sz w:val="18"/>
-          <w:szCs w:val="18"/>
-          <w:lang w:val="es-AR"/>
-        </w:rPr>
-        <w:t>:String:Variable</w:t>
-      </w:r>
-      <w:proofErr w:type="spellEnd"/>
-      <w:r>
-        <w:rPr>
-          <w:rFonts w:asciiTheme="majorHAnsi" w:hAnsiTheme="majorHAnsi" w:cstheme="majorHAnsi"/>
-          <w:sz w:val="18"/>
-          <w:szCs w:val="18"/>
-          <w:lang w:val="es-AR"/>
-        </w:rPr>
-        <w:t xml:space="preserve">. Contiene un símbolo especial para indicar el final de la </w:t>
+          <w:sz w:val="18"/>
+          <w:szCs w:val="18"/>
+          <w:lang w:val="es-AR"/>
+        </w:rPr>
+        <w:t xml:space="preserve"> </w:t>
+      </w:r>
+      <w:r>
+        <w:rPr>
+          <w:rFonts w:asciiTheme="majorHAnsi" w:hAnsiTheme="majorHAnsi" w:cstheme="majorHAnsi"/>
+          <w:b/>
+          <w:bCs/>
+          <w:sz w:val="18"/>
+          <w:szCs w:val="18"/>
+          <w:lang w:val="es-AR"/>
+        </w:rPr>
+        <w:t xml:space="preserve">Tipos de </w:t>
+      </w:r>
+      <w:proofErr w:type="spellStart"/>
+      <w:r>
+        <w:rPr>
+          <w:rFonts w:asciiTheme="majorHAnsi" w:hAnsiTheme="majorHAnsi" w:cstheme="majorHAnsi"/>
+          <w:b/>
+          <w:bCs/>
+          <w:sz w:val="18"/>
+          <w:szCs w:val="18"/>
+          <w:lang w:val="es-AR"/>
+        </w:rPr>
+        <w:t>Operaciones</w:t>
+      </w:r>
+      <w:r>
+        <w:rPr>
+          <w:rFonts w:asciiTheme="majorHAnsi" w:hAnsiTheme="majorHAnsi" w:cstheme="majorHAnsi"/>
+          <w:sz w:val="18"/>
+          <w:szCs w:val="18"/>
+          <w:lang w:val="es-AR"/>
+        </w:rPr>
+        <w:t>.Definen</w:t>
+      </w:r>
+      <w:proofErr w:type="spellEnd"/>
+      <w:r>
+        <w:rPr>
+          <w:rFonts w:asciiTheme="majorHAnsi" w:hAnsiTheme="majorHAnsi" w:cstheme="majorHAnsi"/>
+          <w:sz w:val="18"/>
+          <w:szCs w:val="18"/>
+          <w:lang w:val="es-AR"/>
+        </w:rPr>
+        <w:t xml:space="preserve"> las operaciones que el ISA expone al programador. </w:t>
+      </w:r>
+      <w:r>
+        <w:rPr>
+          <w:rFonts w:asciiTheme="majorHAnsi" w:hAnsiTheme="majorHAnsi" w:cstheme="majorHAnsi"/>
+          <w:b/>
+          <w:bCs/>
+          <w:sz w:val="18"/>
+          <w:szCs w:val="18"/>
+          <w:lang w:val="es-AR"/>
+        </w:rPr>
+        <w:t>Aritméticas y Lógicas (ALU):</w:t>
+      </w:r>
+      <w:r>
+        <w:rPr>
+          <w:rFonts w:asciiTheme="majorHAnsi" w:hAnsiTheme="majorHAnsi" w:cstheme="majorHAnsi"/>
+          <w:sz w:val="18"/>
+          <w:szCs w:val="18"/>
+          <w:lang w:val="es-AR"/>
+        </w:rPr>
+        <w:t xml:space="preserve"> Las operaciones básicas sobre enteros: Suma (ADD), Resta (SUB), Multiplicación (MUL), División (DIV), operaciones lógicas (AND, OR, NOT, XOR), y operaciones de desplazamiento/rotación (SHIFT, ROTATE). </w:t>
+      </w:r>
+      <w:proofErr w:type="spellStart"/>
+      <w:r>
+        <w:rPr>
+          <w:rFonts w:asciiTheme="majorHAnsi" w:hAnsiTheme="majorHAnsi" w:cstheme="majorHAnsi"/>
+          <w:sz w:val="18"/>
+          <w:szCs w:val="18"/>
+          <w:lang w:val="es-AR"/>
+        </w:rPr>
+        <w:t>Masking</w:t>
+      </w:r>
+      <w:proofErr w:type="spellEnd"/>
+      <w:r>
+        <w:rPr>
+          <w:rFonts w:asciiTheme="majorHAnsi" w:hAnsiTheme="majorHAnsi" w:cstheme="majorHAnsi"/>
+          <w:sz w:val="18"/>
+          <w:szCs w:val="18"/>
+          <w:lang w:val="es-AR"/>
+        </w:rPr>
+        <w:t xml:space="preserve"> (AND): se usa cuando </w:t>
+      </w:r>
+      <w:proofErr w:type="spellStart"/>
+      <w:r>
+        <w:rPr>
+          <w:rFonts w:asciiTheme="majorHAnsi" w:hAnsiTheme="majorHAnsi" w:cstheme="majorHAnsi"/>
+          <w:sz w:val="18"/>
+          <w:szCs w:val="18"/>
+          <w:lang w:val="es-AR"/>
+        </w:rPr>
+        <w:t>querés</w:t>
+      </w:r>
+      <w:proofErr w:type="spellEnd"/>
+      <w:r>
+        <w:rPr>
+          <w:rFonts w:asciiTheme="majorHAnsi" w:hAnsiTheme="majorHAnsi" w:cstheme="majorHAnsi"/>
+          <w:sz w:val="18"/>
+          <w:szCs w:val="18"/>
+          <w:lang w:val="es-AR"/>
+        </w:rPr>
+        <w:t xml:space="preserve"> extraer una porción de bits de una palabra. </w:t>
+      </w:r>
+      <w:proofErr w:type="spellStart"/>
+      <w:r>
+        <w:rPr>
+          <w:rFonts w:asciiTheme="majorHAnsi" w:hAnsiTheme="majorHAnsi" w:cstheme="majorHAnsi"/>
+          <w:sz w:val="18"/>
+          <w:szCs w:val="18"/>
+          <w:lang w:val="es-AR"/>
+        </w:rPr>
+        <w:t>Packing</w:t>
+      </w:r>
+      <w:proofErr w:type="spellEnd"/>
+      <w:r>
+        <w:rPr>
+          <w:rFonts w:asciiTheme="majorHAnsi" w:hAnsiTheme="majorHAnsi" w:cstheme="majorHAnsi"/>
+          <w:sz w:val="18"/>
+          <w:szCs w:val="18"/>
+          <w:lang w:val="es-AR"/>
+        </w:rPr>
+        <w:t xml:space="preserve"> (OR): se usa cuando </w:t>
+      </w:r>
+      <w:proofErr w:type="spellStart"/>
+      <w:r>
+        <w:rPr>
+          <w:rFonts w:asciiTheme="majorHAnsi" w:hAnsiTheme="majorHAnsi" w:cstheme="majorHAnsi"/>
+          <w:sz w:val="18"/>
+          <w:szCs w:val="18"/>
+          <w:lang w:val="es-AR"/>
+        </w:rPr>
+        <w:t>querés</w:t>
+      </w:r>
+      <w:proofErr w:type="spellEnd"/>
+      <w:r>
+        <w:rPr>
+          <w:rFonts w:asciiTheme="majorHAnsi" w:hAnsiTheme="majorHAnsi" w:cstheme="majorHAnsi"/>
+          <w:sz w:val="18"/>
+          <w:szCs w:val="18"/>
+          <w:lang w:val="es-AR"/>
+        </w:rPr>
+        <w:t xml:space="preserve"> empaquetar una porción de bits a una palabra. </w:t>
+      </w:r>
+      <w:r>
+        <w:rPr>
+          <w:rFonts w:asciiTheme="majorHAnsi" w:hAnsiTheme="majorHAnsi" w:cstheme="majorHAnsi"/>
+          <w:b/>
+          <w:bCs/>
+          <w:sz w:val="18"/>
+          <w:szCs w:val="18"/>
+          <w:lang w:val="es-AR"/>
+        </w:rPr>
+        <w:t>Transferencia de Datos</w:t>
+      </w:r>
+      <w:r>
+        <w:rPr>
+          <w:rFonts w:asciiTheme="majorHAnsi" w:hAnsiTheme="majorHAnsi" w:cstheme="majorHAnsi"/>
+          <w:sz w:val="18"/>
+          <w:szCs w:val="18"/>
+          <w:lang w:val="es-AR"/>
+        </w:rPr>
+        <w:t>: Mueven (duplican) datos entre los registros y la memoria. LOAD: Transfiere datos de Memoria a Registro. STORE: Transfiere datos de Registro a Memoria. MOVE: Transfiere datos entre Registros o desde un Inmediato a Registro</w:t>
+      </w:r>
+      <w:r>
+        <w:rPr>
+          <w:rFonts w:asciiTheme="majorHAnsi" w:hAnsiTheme="majorHAnsi" w:cstheme="majorHAnsi"/>
+          <w:b/>
+          <w:bCs/>
+          <w:sz w:val="18"/>
+          <w:szCs w:val="18"/>
+          <w:lang w:val="es-AR"/>
+        </w:rPr>
+        <w:t>. Control de Flujo</w:t>
+      </w:r>
+      <w:r>
+        <w:rPr>
+          <w:rFonts w:asciiTheme="majorHAnsi" w:hAnsiTheme="majorHAnsi" w:cstheme="majorHAnsi"/>
+          <w:sz w:val="18"/>
+          <w:szCs w:val="18"/>
+          <w:lang w:val="es-AR"/>
+        </w:rPr>
+        <w:t xml:space="preserve">: Alteran el orden secuencial de las instrucciones. </w:t>
+      </w:r>
+      <w:r>
+        <w:rPr>
+          <w:rFonts w:asciiTheme="majorHAnsi" w:hAnsiTheme="majorHAnsi" w:cstheme="majorHAnsi"/>
+          <w:b/>
+          <w:bCs/>
+          <w:sz w:val="18"/>
+          <w:szCs w:val="18"/>
+          <w:lang w:val="es-AR"/>
+        </w:rPr>
+        <w:t xml:space="preserve">Punto </w:t>
       </w:r>
       <w:proofErr w:type="spellStart"/>
       <w:proofErr w:type="gramStart"/>
       <w:r>
         <w:rPr>
           <w:rFonts w:asciiTheme="majorHAnsi" w:hAnsiTheme="majorHAnsi" w:cstheme="majorHAnsi"/>
-          <w:sz w:val="18"/>
-          <w:szCs w:val="18"/>
-          <w:lang w:val="es-AR"/>
-        </w:rPr>
-        <w:t>cadena:Representación</w:t>
+          <w:b/>
+          <w:bCs/>
+          <w:sz w:val="18"/>
+          <w:szCs w:val="18"/>
+          <w:lang w:val="es-AR"/>
+        </w:rPr>
+        <w:t>Flotante</w:t>
+      </w:r>
+      <w:r>
+        <w:rPr>
+          <w:rFonts w:asciiTheme="majorHAnsi" w:hAnsiTheme="majorHAnsi" w:cstheme="majorHAnsi"/>
+          <w:sz w:val="18"/>
+          <w:szCs w:val="18"/>
+          <w:lang w:val="es-AR"/>
+        </w:rPr>
+        <w:t>,</w:t>
+      </w:r>
+      <w:r>
+        <w:rPr>
+          <w:rFonts w:asciiTheme="majorHAnsi" w:hAnsiTheme="majorHAnsi" w:cstheme="majorHAnsi"/>
+          <w:b/>
+          <w:bCs/>
+          <w:sz w:val="18"/>
+          <w:szCs w:val="18"/>
+          <w:lang w:val="es-AR"/>
+        </w:rPr>
+        <w:t>Sistema</w:t>
       </w:r>
       <w:proofErr w:type="spellEnd"/>
       <w:proofErr w:type="gramEnd"/>
@@ -3277,112 +2427,8 @@
           <w:szCs w:val="18"/>
           <w:lang w:val="es-AR"/>
         </w:rPr>
-        <w:t xml:space="preserve"> de texto. </w:t>
-      </w:r>
-      <w:proofErr w:type="spellStart"/>
-      <w:proofErr w:type="gramStart"/>
-      <w:r>
-        <w:rPr>
-          <w:rFonts w:asciiTheme="majorHAnsi" w:hAnsiTheme="majorHAnsi" w:cstheme="majorHAnsi"/>
-          <w:b/>
-          <w:bCs/>
-          <w:sz w:val="18"/>
-          <w:szCs w:val="18"/>
-          <w:lang w:val="es-AR"/>
-        </w:rPr>
-        <w:t>Punteros</w:t>
-      </w:r>
-      <w:r>
-        <w:rPr>
-          <w:rFonts w:asciiTheme="majorHAnsi" w:hAnsiTheme="majorHAnsi" w:cstheme="majorHAnsi"/>
-          <w:sz w:val="18"/>
-          <w:szCs w:val="18"/>
-          <w:lang w:val="es-AR"/>
-        </w:rPr>
-        <w:t>:Pointer</w:t>
-      </w:r>
-      <w:proofErr w:type="spellEnd"/>
-      <w:proofErr w:type="gramEnd"/>
-      <w:r>
-        <w:rPr>
-          <w:rFonts w:asciiTheme="majorHAnsi" w:hAnsiTheme="majorHAnsi" w:cstheme="majorHAnsi"/>
-          <w:sz w:val="18"/>
-          <w:szCs w:val="18"/>
-          <w:lang w:val="es-AR"/>
-        </w:rPr>
-        <w:t>: 32 o 64 bits (dependiendo del bus de direccionamiento):Direcciones de memoria.</w:t>
-      </w:r>
-      <w:r>
-        <w:rPr>
-          <w:rFonts w:asciiTheme="majorHAnsi" w:hAnsiTheme="majorHAnsi" w:cstheme="majorHAnsi"/>
-          <w:sz w:val="18"/>
-          <w:szCs w:val="18"/>
-          <w:lang w:val="es-AR"/>
-        </w:rPr>
-        <w:t xml:space="preserve"> </w:t>
-      </w:r>
-      <w:proofErr w:type="gramStart"/>
-      <w:r>
-        <w:rPr>
-          <w:rFonts w:asciiTheme="majorHAnsi" w:hAnsiTheme="majorHAnsi" w:cstheme="majorHAnsi"/>
-          <w:b/>
-          <w:bCs/>
-          <w:sz w:val="18"/>
-          <w:szCs w:val="18"/>
-          <w:lang w:val="es-AR"/>
-        </w:rPr>
-        <w:t>Booleano</w:t>
-      </w:r>
-      <w:r>
-        <w:rPr>
-          <w:rFonts w:asciiTheme="majorHAnsi" w:hAnsiTheme="majorHAnsi" w:cstheme="majorHAnsi"/>
-          <w:sz w:val="18"/>
-          <w:szCs w:val="18"/>
-          <w:lang w:val="es-AR"/>
-        </w:rPr>
-        <w:t xml:space="preserve"> :</w:t>
-      </w:r>
-      <w:proofErr w:type="spellStart"/>
-      <w:r>
-        <w:rPr>
-          <w:rFonts w:asciiTheme="majorHAnsi" w:hAnsiTheme="majorHAnsi" w:cstheme="majorHAnsi"/>
-          <w:sz w:val="18"/>
-          <w:szCs w:val="18"/>
-          <w:lang w:val="es-AR"/>
-        </w:rPr>
-        <w:t>Boolean</w:t>
-      </w:r>
-      <w:proofErr w:type="gramEnd"/>
-      <w:r>
-        <w:rPr>
-          <w:rFonts w:asciiTheme="majorHAnsi" w:hAnsiTheme="majorHAnsi" w:cstheme="majorHAnsi"/>
-          <w:sz w:val="18"/>
-          <w:szCs w:val="18"/>
-          <w:lang w:val="es-AR"/>
-        </w:rPr>
-        <w:t>:Puede</w:t>
-      </w:r>
-      <w:proofErr w:type="spellEnd"/>
-      <w:r>
-        <w:rPr>
-          <w:rFonts w:asciiTheme="majorHAnsi" w:hAnsiTheme="majorHAnsi" w:cstheme="majorHAnsi"/>
-          <w:sz w:val="18"/>
-          <w:szCs w:val="18"/>
-          <w:lang w:val="es-AR"/>
-        </w:rPr>
-        <w:t xml:space="preserve"> usar 1 bit o la palabra completa (ej. 8, 32 o 64 bits) para representar Falso (0) o Verdadero (no-cero):Valores lógicos. En arreglos lógicos se usa el bit </w:t>
-      </w:r>
-      <w:proofErr w:type="spellStart"/>
-      <w:r>
-        <w:rPr>
-          <w:rFonts w:asciiTheme="majorHAnsi" w:hAnsiTheme="majorHAnsi" w:cstheme="majorHAnsi"/>
-          <w:sz w:val="18"/>
-          <w:szCs w:val="18"/>
-          <w:lang w:val="es-AR"/>
-        </w:rPr>
-        <w:t>map</w:t>
-      </w:r>
-      <w:proofErr w:type="spellEnd"/>
+        <w:t>: Instrucciones privilegiadas utilizadas por el sistema operativo</w:t>
+      </w:r>
       <w:r>
         <w:rPr>
           <w:rFonts w:asciiTheme="majorHAnsi" w:hAnsiTheme="majorHAnsi" w:cstheme="majorHAnsi"/>
@@ -3395,341 +2441,22 @@
       <w:r>
         <w:rPr>
           <w:rFonts w:asciiTheme="majorHAnsi" w:hAnsiTheme="majorHAnsi" w:cstheme="majorHAnsi"/>
-          <w:sz w:val="18"/>
-          <w:szCs w:val="18"/>
-          <w:lang w:val="es-AR"/>
-        </w:rPr>
-        <w:t xml:space="preserve"> </w:t>
-      </w:r>
-      <w:r>
-        <w:rPr>
-          <w:rFonts w:asciiTheme="majorHAnsi" w:hAnsiTheme="majorHAnsi" w:cstheme="majorHAnsi"/>
-          <w:b/>
-          <w:bCs/>
-          <w:sz w:val="18"/>
-          <w:szCs w:val="18"/>
-          <w:lang w:val="es-AR"/>
-        </w:rPr>
-        <w:t xml:space="preserve">Tipos de </w:t>
-      </w:r>
-      <w:proofErr w:type="spellStart"/>
-      <w:r>
-        <w:rPr>
-          <w:rFonts w:asciiTheme="majorHAnsi" w:hAnsiTheme="majorHAnsi" w:cstheme="majorHAnsi"/>
-          <w:b/>
-          <w:bCs/>
-          <w:sz w:val="18"/>
-          <w:szCs w:val="18"/>
-          <w:lang w:val="es-AR"/>
-        </w:rPr>
-        <w:t>Operaciones</w:t>
-      </w:r>
-      <w:r>
-        <w:rPr>
-          <w:rFonts w:asciiTheme="majorHAnsi" w:hAnsiTheme="majorHAnsi" w:cstheme="majorHAnsi"/>
-          <w:sz w:val="18"/>
-          <w:szCs w:val="18"/>
-          <w:lang w:val="es-AR"/>
-        </w:rPr>
-        <w:t>.Definen</w:t>
-      </w:r>
-      <w:proofErr w:type="spellEnd"/>
-      <w:r>
-        <w:rPr>
-          <w:rFonts w:asciiTheme="majorHAnsi" w:hAnsiTheme="majorHAnsi" w:cstheme="majorHAnsi"/>
-          <w:sz w:val="18"/>
-          <w:szCs w:val="18"/>
-          <w:lang w:val="es-AR"/>
-        </w:rPr>
-        <w:t xml:space="preserve"> las operaciones que el ISA expone al programador. </w:t>
-      </w:r>
-      <w:r>
-        <w:rPr>
-          <w:rFonts w:asciiTheme="majorHAnsi" w:hAnsiTheme="majorHAnsi" w:cstheme="majorHAnsi"/>
-          <w:b/>
-          <w:bCs/>
-          <w:sz w:val="18"/>
-          <w:szCs w:val="18"/>
-          <w:lang w:val="es-AR"/>
-        </w:rPr>
-        <w:t>Aritméticas y Lógicas (ALU):</w:t>
-      </w:r>
-      <w:r>
-        <w:rPr>
-          <w:rFonts w:asciiTheme="majorHAnsi" w:hAnsiTheme="majorHAnsi" w:cstheme="majorHAnsi"/>
-          <w:sz w:val="18"/>
-          <w:szCs w:val="18"/>
-          <w:lang w:val="es-AR"/>
-        </w:rPr>
-        <w:t xml:space="preserve"> Las operaciones básicas sobre enteros: Suma (ADD), Resta (SUB), Multiplicación (MUL), División (DIV), operaciones lógicas (AND, OR, NOT, XOR), y operaciones de desplazamiento/rotación (SHIFT, ROTATE). </w:t>
-      </w:r>
-      <w:proofErr w:type="spellStart"/>
-      <w:r>
-        <w:rPr>
-          <w:rFonts w:asciiTheme="majorHAnsi" w:hAnsiTheme="majorHAnsi" w:cstheme="majorHAnsi"/>
-          <w:sz w:val="18"/>
-          <w:szCs w:val="18"/>
-          <w:lang w:val="es-AR"/>
-        </w:rPr>
-        <w:t>Masking</w:t>
-      </w:r>
-      <w:proofErr w:type="spellEnd"/>
-      <w:r>
-        <w:rPr>
-          <w:rFonts w:asciiTheme="majorHAnsi" w:hAnsiTheme="majorHAnsi" w:cstheme="majorHAnsi"/>
-          <w:sz w:val="18"/>
-          <w:szCs w:val="18"/>
-          <w:lang w:val="es-AR"/>
-        </w:rPr>
-        <w:t xml:space="preserve"> (AND): se usa cuando </w:t>
-      </w:r>
-      <w:proofErr w:type="spellStart"/>
-      <w:r>
-        <w:rPr>
-          <w:rFonts w:asciiTheme="majorHAnsi" w:hAnsiTheme="majorHAnsi" w:cstheme="majorHAnsi"/>
-          <w:sz w:val="18"/>
-          <w:szCs w:val="18"/>
-          <w:lang w:val="es-AR"/>
-        </w:rPr>
-        <w:t>querés</w:t>
-      </w:r>
-      <w:proofErr w:type="spellEnd"/>
-      <w:r>
-        <w:rPr>
-          <w:rFonts w:asciiTheme="majorHAnsi" w:hAnsiTheme="majorHAnsi" w:cstheme="majorHAnsi"/>
-          <w:sz w:val="18"/>
-          <w:szCs w:val="18"/>
-          <w:lang w:val="es-AR"/>
-        </w:rPr>
-        <w:t xml:space="preserve"> extraer una porción de bits de una palabra. </w:t>
-      </w:r>
-      <w:proofErr w:type="spellStart"/>
-      <w:r>
-        <w:rPr>
-          <w:rFonts w:asciiTheme="majorHAnsi" w:hAnsiTheme="majorHAnsi" w:cstheme="majorHAnsi"/>
-          <w:sz w:val="18"/>
-          <w:szCs w:val="18"/>
-          <w:lang w:val="es-AR"/>
-        </w:rPr>
-        <w:t>Packing</w:t>
-      </w:r>
-      <w:proofErr w:type="spellEnd"/>
-      <w:r>
-        <w:rPr>
-          <w:rFonts w:asciiTheme="majorHAnsi" w:hAnsiTheme="majorHAnsi" w:cstheme="majorHAnsi"/>
-          <w:sz w:val="18"/>
-          <w:szCs w:val="18"/>
-          <w:lang w:val="es-AR"/>
-        </w:rPr>
-        <w:t xml:space="preserve"> (OR): se usa cuando </w:t>
-      </w:r>
-      <w:proofErr w:type="spellStart"/>
-      <w:r>
-        <w:rPr>
-          <w:rFonts w:asciiTheme="majorHAnsi" w:hAnsiTheme="majorHAnsi" w:cstheme="majorHAnsi"/>
-          <w:sz w:val="18"/>
-          <w:szCs w:val="18"/>
-          <w:lang w:val="es-AR"/>
-        </w:rPr>
-        <w:t>querés</w:t>
-      </w:r>
-      <w:proofErr w:type="spellEnd"/>
-      <w:r>
-        <w:rPr>
-          <w:rFonts w:asciiTheme="majorHAnsi" w:hAnsiTheme="majorHAnsi" w:cstheme="majorHAnsi"/>
-          <w:sz w:val="18"/>
-          <w:szCs w:val="18"/>
-          <w:lang w:val="es-AR"/>
-        </w:rPr>
-        <w:t xml:space="preserve"> empaquetar una porción de bits a una palabra. </w:t>
-      </w:r>
-      <w:r>
-        <w:rPr>
-          <w:rFonts w:asciiTheme="majorHAnsi" w:hAnsiTheme="majorHAnsi" w:cstheme="majorHAnsi"/>
-          <w:b/>
-          <w:bCs/>
-          <w:sz w:val="18"/>
-          <w:szCs w:val="18"/>
-          <w:lang w:val="es-AR"/>
-        </w:rPr>
-        <w:t>Transferencia de Datos</w:t>
-      </w:r>
-      <w:r>
-        <w:rPr>
-          <w:rFonts w:asciiTheme="majorHAnsi" w:hAnsiTheme="majorHAnsi" w:cstheme="majorHAnsi"/>
-          <w:sz w:val="18"/>
-          <w:szCs w:val="18"/>
-          <w:lang w:val="es-AR"/>
-        </w:rPr>
-        <w:t>: Mueven (duplican) datos entre los registros y la memoria. LOAD: Transfiere datos de Memoria a Registro. STORE: Transfiere datos de Registro a Memoria. MOVE: Transfiere datos entre Registros o desde un Inmediato a Registro</w:t>
-      </w:r>
-      <w:r>
-        <w:rPr>
-          <w:rFonts w:asciiTheme="majorHAnsi" w:hAnsiTheme="majorHAnsi" w:cstheme="majorHAnsi"/>
-          <w:b/>
-          <w:bCs/>
-          <w:sz w:val="18"/>
-          <w:szCs w:val="18"/>
-          <w:lang w:val="es-AR"/>
-        </w:rPr>
-        <w:t>. Control de Flujo</w:t>
-      </w:r>
-      <w:r>
-        <w:rPr>
-          <w:rFonts w:asciiTheme="majorHAnsi" w:hAnsiTheme="majorHAnsi" w:cstheme="majorHAnsi"/>
-          <w:sz w:val="18"/>
-          <w:szCs w:val="18"/>
-          <w:lang w:val="es-AR"/>
-        </w:rPr>
-        <w:t xml:space="preserve">: Alteran el orden secuencial de las instrucciones (cambian el Contador de Programa - PC). </w:t>
-      </w:r>
-      <w:r>
-        <w:rPr>
-          <w:rFonts w:asciiTheme="majorHAnsi" w:hAnsiTheme="majorHAnsi" w:cstheme="majorHAnsi"/>
-          <w:b/>
-          <w:bCs/>
-          <w:sz w:val="18"/>
-          <w:szCs w:val="18"/>
-          <w:lang w:val="es-AR"/>
-        </w:rPr>
-        <w:t>Punto Flotante</w:t>
-      </w:r>
-      <w:r>
-        <w:rPr>
-          <w:rFonts w:asciiTheme="majorHAnsi" w:hAnsiTheme="majorHAnsi" w:cstheme="majorHAnsi"/>
-          <w:sz w:val="18"/>
-          <w:szCs w:val="18"/>
-          <w:lang w:val="es-AR"/>
-        </w:rPr>
-        <w:t xml:space="preserve">: Operaciones especializadas (suma, resta, multiplicación, etc.) definidas para los números fraccionados (IEEE 754). </w:t>
-      </w:r>
-      <w:r>
-        <w:rPr>
-          <w:rFonts w:asciiTheme="majorHAnsi" w:hAnsiTheme="majorHAnsi" w:cstheme="majorHAnsi"/>
-          <w:b/>
-          <w:bCs/>
-          <w:sz w:val="18"/>
-          <w:szCs w:val="18"/>
-          <w:lang w:val="es-AR"/>
-        </w:rPr>
-        <w:t>Sistema</w:t>
-      </w:r>
-      <w:r>
-        <w:rPr>
-          <w:rFonts w:asciiTheme="majorHAnsi" w:hAnsiTheme="majorHAnsi" w:cstheme="majorHAnsi"/>
-          <w:sz w:val="18"/>
-          <w:szCs w:val="18"/>
-          <w:lang w:val="es-AR"/>
-        </w:rPr>
-        <w:t>: Instrucciones privilegiadas utilizadas por el sistema operativo, como las de gestión de memoria virtual o llamadas al sistema (</w:t>
-      </w:r>
-      <w:proofErr w:type="spellStart"/>
-      <w:r>
-        <w:rPr>
-          <w:rFonts w:asciiTheme="majorHAnsi" w:hAnsiTheme="majorHAnsi" w:cstheme="majorHAnsi"/>
-          <w:sz w:val="18"/>
-          <w:szCs w:val="18"/>
-          <w:lang w:val="es-AR"/>
-        </w:rPr>
-        <w:t>System</w:t>
-      </w:r>
-      <w:proofErr w:type="spellEnd"/>
-      <w:r>
-        <w:rPr>
-          <w:rFonts w:asciiTheme="majorHAnsi" w:hAnsiTheme="majorHAnsi" w:cstheme="majorHAnsi"/>
-          <w:sz w:val="18"/>
-          <w:szCs w:val="18"/>
-          <w:lang w:val="es-AR"/>
-        </w:rPr>
-        <w:t xml:space="preserve"> </w:t>
-      </w:r>
-      <w:proofErr w:type="spellStart"/>
-      <w:r>
-        <w:rPr>
-          <w:rFonts w:asciiTheme="majorHAnsi" w:hAnsiTheme="majorHAnsi" w:cstheme="majorHAnsi"/>
-          <w:sz w:val="18"/>
-          <w:szCs w:val="18"/>
-          <w:lang w:val="es-AR"/>
-        </w:rPr>
-        <w:t>Calls</w:t>
-      </w:r>
-      <w:proofErr w:type="spellEnd"/>
-      <w:r>
-        <w:rPr>
-          <w:rFonts w:asciiTheme="majorHAnsi" w:hAnsiTheme="majorHAnsi" w:cstheme="majorHAnsi"/>
-          <w:sz w:val="18"/>
-          <w:szCs w:val="18"/>
-          <w:lang w:val="es-AR"/>
-        </w:rPr>
-        <w:t>).</w:t>
-      </w:r>
-      <w:r>
-        <w:rPr>
-          <w:rFonts w:asciiTheme="majorHAnsi" w:hAnsiTheme="majorHAnsi" w:cstheme="majorHAnsi"/>
-          <w:sz w:val="18"/>
-          <w:szCs w:val="18"/>
-          <w:lang w:val="es-AR"/>
-        </w:rPr>
-        <w:t xml:space="preserve"> </w:t>
-      </w:r>
-      <w:r>
-        <w:rPr>
-          <w:rFonts w:asciiTheme="majorHAnsi" w:hAnsiTheme="majorHAnsi" w:cstheme="majorHAnsi"/>
-          <w:b/>
-          <w:bCs/>
-          <w:sz w:val="18"/>
-          <w:szCs w:val="18"/>
-          <w:lang w:val="es-AR"/>
-        </w:rPr>
-        <w:t>Especializadas:</w:t>
-      </w:r>
-      <w:r>
-        <w:rPr>
-          <w:rFonts w:asciiTheme="majorHAnsi" w:hAnsiTheme="majorHAnsi" w:cstheme="majorHAnsi"/>
-          <w:sz w:val="18"/>
-          <w:szCs w:val="18"/>
-          <w:lang w:val="es-AR"/>
-        </w:rPr>
-        <w:t xml:space="preserve"> Incluyen operaciones para datos decimales (BCD), manipulación de cadenas (</w:t>
-      </w:r>
-      <w:proofErr w:type="spellStart"/>
-      <w:r>
-        <w:rPr>
-          <w:rFonts w:asciiTheme="majorHAnsi" w:hAnsiTheme="majorHAnsi" w:cstheme="majorHAnsi"/>
-          <w:sz w:val="18"/>
-          <w:szCs w:val="18"/>
-          <w:lang w:val="es-AR"/>
-        </w:rPr>
-        <w:t>strings</w:t>
-      </w:r>
-      <w:proofErr w:type="spellEnd"/>
-      <w:r>
-        <w:rPr>
-          <w:rFonts w:asciiTheme="majorHAnsi" w:hAnsiTheme="majorHAnsi" w:cstheme="majorHAnsi"/>
-          <w:sz w:val="18"/>
-          <w:szCs w:val="18"/>
-          <w:lang w:val="es-AR"/>
-        </w:rPr>
-        <w:t>) y gráficos (operaciones de píxeles y vértices).</w:t>
-      </w:r>
-      <w:r>
-        <w:rPr>
-          <w:rFonts w:asciiTheme="majorHAnsi" w:hAnsiTheme="majorHAnsi" w:cstheme="majorHAnsi"/>
-          <w:sz w:val="18"/>
-          <w:szCs w:val="18"/>
-          <w:lang w:val="es-AR"/>
-        </w:rPr>
-        <w:t xml:space="preserve"> </w:t>
-      </w:r>
-      <w:r>
-        <w:rPr>
-          <w:rFonts w:asciiTheme="majorHAnsi" w:hAnsiTheme="majorHAnsi" w:cstheme="majorHAnsi"/>
-          <w:color w:val="1B1C1D"/>
-          <w:sz w:val="18"/>
-          <w:szCs w:val="18"/>
-          <w:lang w:val="es-AR"/>
-        </w:rPr>
-        <w:t>Hay tres esquemas de instrucciones para tratar entradas y salidas desde dispositivos del sistema. </w:t>
+          <w:color w:val="1B1C1D"/>
+          <w:sz w:val="18"/>
+          <w:szCs w:val="18"/>
+          <w:lang w:val="es-AR"/>
+        </w:rPr>
+        <w:t xml:space="preserve"> I</w:t>
+      </w:r>
+      <w:r>
+        <w:rPr>
+          <w:rFonts w:asciiTheme="majorHAnsi" w:hAnsiTheme="majorHAnsi" w:cstheme="majorHAnsi"/>
+          <w:color w:val="1B1C1D"/>
+          <w:sz w:val="18"/>
+          <w:szCs w:val="18"/>
+          <w:lang w:val="es-AR"/>
+        </w:rPr>
+        <w:t>nstrucciones entradas y salidas desde dispositivos del sistema. </w:t>
       </w:r>
       <w:r>
         <w:rPr>
@@ -3962,36 +2689,656 @@
           <w:szCs w:val="18"/>
           <w:lang w:val="es-AR"/>
         </w:rPr>
-        <w:t>T</w:t>
-      </w:r>
-      <w:r>
-        <w:rPr>
-          <w:rFonts w:asciiTheme="majorHAnsi" w:hAnsiTheme="majorHAnsi" w:cstheme="majorHAnsi"/>
-          <w:b/>
-          <w:bCs/>
-          <w:sz w:val="18"/>
-          <w:szCs w:val="18"/>
-          <w:lang w:val="es-AR"/>
-        </w:rPr>
-        <w:t xml:space="preserve">ipos de Control de </w:t>
-      </w:r>
-      <w:proofErr w:type="spellStart"/>
-      <w:r>
-        <w:rPr>
-          <w:rFonts w:asciiTheme="majorHAnsi" w:hAnsiTheme="majorHAnsi" w:cstheme="majorHAnsi"/>
-          <w:b/>
-          <w:bCs/>
-          <w:sz w:val="18"/>
-          <w:szCs w:val="18"/>
-          <w:lang w:val="es-AR"/>
-        </w:rPr>
-        <w:t>Flujo</w:t>
-      </w:r>
-      <w:r>
-        <w:rPr>
-          <w:rFonts w:asciiTheme="majorHAnsi" w:hAnsiTheme="majorHAnsi" w:cstheme="majorHAnsi"/>
-          <w:b/>
-          <w:bCs/>
+        <w:t xml:space="preserve">Tipos de Control de </w:t>
+      </w:r>
+      <w:proofErr w:type="spellStart"/>
+      <w:r>
+        <w:rPr>
+          <w:rFonts w:asciiTheme="majorHAnsi" w:hAnsiTheme="majorHAnsi" w:cstheme="majorHAnsi"/>
+          <w:b/>
+          <w:bCs/>
+          <w:sz w:val="18"/>
+          <w:szCs w:val="18"/>
+          <w:lang w:val="es-AR"/>
+        </w:rPr>
+        <w:t>Flujo.</w:t>
+      </w:r>
+      <w:r>
+        <w:rPr>
+          <w:rFonts w:asciiTheme="majorHAnsi" w:hAnsiTheme="majorHAnsi" w:cstheme="majorHAnsi"/>
+          <w:sz w:val="18"/>
+          <w:szCs w:val="18"/>
+          <w:lang w:val="es-AR"/>
+        </w:rPr>
+        <w:t>Mecanismos</w:t>
+      </w:r>
+      <w:proofErr w:type="spellEnd"/>
+      <w:r>
+        <w:rPr>
+          <w:rFonts w:asciiTheme="majorHAnsi" w:hAnsiTheme="majorHAnsi" w:cstheme="majorHAnsi"/>
+          <w:sz w:val="18"/>
+          <w:szCs w:val="18"/>
+          <w:lang w:val="es-AR"/>
+        </w:rPr>
+        <w:t xml:space="preserve"> que permiten al procesador desviarse de la ejecución </w:t>
+      </w:r>
+      <w:proofErr w:type="spellStart"/>
+      <w:proofErr w:type="gramStart"/>
+      <w:r>
+        <w:rPr>
+          <w:rFonts w:asciiTheme="majorHAnsi" w:hAnsiTheme="majorHAnsi" w:cstheme="majorHAnsi"/>
+          <w:sz w:val="18"/>
+          <w:szCs w:val="18"/>
+          <w:lang w:val="es-AR"/>
+        </w:rPr>
+        <w:t>secuencial:</w:t>
+      </w:r>
+      <w:r>
+        <w:rPr>
+          <w:rFonts w:asciiTheme="majorHAnsi" w:hAnsiTheme="majorHAnsi" w:cstheme="majorHAnsi"/>
+          <w:b/>
+          <w:bCs/>
+          <w:sz w:val="18"/>
+          <w:szCs w:val="18"/>
+          <w:lang w:val="es-AR"/>
+        </w:rPr>
+        <w:t>Saltos</w:t>
+      </w:r>
+      <w:proofErr w:type="spellEnd"/>
+      <w:proofErr w:type="gramEnd"/>
+      <w:r>
+        <w:rPr>
+          <w:rFonts w:asciiTheme="majorHAnsi" w:hAnsiTheme="majorHAnsi" w:cstheme="majorHAnsi"/>
+          <w:b/>
+          <w:bCs/>
+          <w:sz w:val="18"/>
+          <w:szCs w:val="18"/>
+          <w:lang w:val="es-AR"/>
+        </w:rPr>
+        <w:t xml:space="preserve"> (Branch/</w:t>
+      </w:r>
+      <w:proofErr w:type="spellStart"/>
+      <w:r>
+        <w:rPr>
+          <w:rFonts w:asciiTheme="majorHAnsi" w:hAnsiTheme="majorHAnsi" w:cstheme="majorHAnsi"/>
+          <w:b/>
+          <w:bCs/>
+          <w:sz w:val="18"/>
+          <w:szCs w:val="18"/>
+          <w:lang w:val="es-AR"/>
+        </w:rPr>
+        <w:t>Jump</w:t>
+      </w:r>
+      <w:proofErr w:type="spellEnd"/>
+      <w:r>
+        <w:rPr>
+          <w:rFonts w:asciiTheme="majorHAnsi" w:hAnsiTheme="majorHAnsi" w:cstheme="majorHAnsi"/>
+          <w:b/>
+          <w:bCs/>
+          <w:sz w:val="18"/>
+          <w:szCs w:val="18"/>
+          <w:lang w:val="es-AR"/>
+        </w:rPr>
+        <w:t>)</w:t>
+      </w:r>
+      <w:r>
+        <w:rPr>
+          <w:rFonts w:asciiTheme="majorHAnsi" w:hAnsiTheme="majorHAnsi" w:cstheme="majorHAnsi"/>
+          <w:sz w:val="18"/>
+          <w:szCs w:val="18"/>
+          <w:lang w:val="es-AR"/>
+        </w:rPr>
+        <w:t>:</w:t>
+      </w:r>
+      <w:proofErr w:type="spellStart"/>
+      <w:r>
+        <w:rPr>
+          <w:rFonts w:asciiTheme="majorHAnsi" w:hAnsiTheme="majorHAnsi" w:cstheme="majorHAnsi"/>
+          <w:sz w:val="18"/>
+          <w:szCs w:val="18"/>
+          <w:lang w:val="es-AR"/>
+        </w:rPr>
+        <w:t>Jump</w:t>
+      </w:r>
+      <w:proofErr w:type="spellEnd"/>
+      <w:r>
+        <w:rPr>
+          <w:rFonts w:asciiTheme="majorHAnsi" w:hAnsiTheme="majorHAnsi" w:cstheme="majorHAnsi"/>
+          <w:sz w:val="18"/>
+          <w:szCs w:val="18"/>
+          <w:lang w:val="es-AR"/>
+        </w:rPr>
+        <w:t xml:space="preserve"> es un salto incondicional, mientras que Branch es un salto condicional. El </w:t>
+      </w:r>
+      <w:proofErr w:type="spellStart"/>
+      <w:r>
+        <w:rPr>
+          <w:rFonts w:asciiTheme="majorHAnsi" w:hAnsiTheme="majorHAnsi" w:cstheme="majorHAnsi"/>
+          <w:sz w:val="18"/>
+          <w:szCs w:val="18"/>
+          <w:lang w:val="es-AR"/>
+        </w:rPr>
+        <w:t>branch</w:t>
+      </w:r>
+      <w:proofErr w:type="spellEnd"/>
+      <w:r>
+        <w:rPr>
+          <w:rFonts w:asciiTheme="majorHAnsi" w:hAnsiTheme="majorHAnsi" w:cstheme="majorHAnsi"/>
+          <w:sz w:val="18"/>
+          <w:szCs w:val="18"/>
+          <w:lang w:val="es-AR"/>
+        </w:rPr>
+        <w:t xml:space="preserve"> se basa en el estado de los Códigos de Condición (</w:t>
+      </w:r>
+      <w:proofErr w:type="spellStart"/>
+      <w:r>
+        <w:rPr>
+          <w:rFonts w:asciiTheme="majorHAnsi" w:hAnsiTheme="majorHAnsi" w:cstheme="majorHAnsi"/>
+          <w:sz w:val="18"/>
+          <w:szCs w:val="18"/>
+          <w:lang w:val="es-AR"/>
+        </w:rPr>
+        <w:t>Flags</w:t>
+      </w:r>
+      <w:proofErr w:type="spellEnd"/>
+      <w:r>
+        <w:rPr>
+          <w:rFonts w:asciiTheme="majorHAnsi" w:hAnsiTheme="majorHAnsi" w:cstheme="majorHAnsi"/>
+          <w:sz w:val="18"/>
+          <w:szCs w:val="18"/>
+          <w:lang w:val="es-AR"/>
+        </w:rPr>
+        <w:t xml:space="preserve">) del procesador para decidir si se salta a una nueva dirección o se continúa la </w:t>
+      </w:r>
+      <w:proofErr w:type="spellStart"/>
+      <w:proofErr w:type="gramStart"/>
+      <w:r>
+        <w:rPr>
+          <w:rFonts w:asciiTheme="majorHAnsi" w:hAnsiTheme="majorHAnsi" w:cstheme="majorHAnsi"/>
+          <w:sz w:val="18"/>
+          <w:szCs w:val="18"/>
+          <w:lang w:val="es-AR"/>
+        </w:rPr>
+        <w:t>secuencia.</w:t>
+      </w:r>
+      <w:r>
+        <w:rPr>
+          <w:rFonts w:asciiTheme="majorHAnsi" w:hAnsiTheme="majorHAnsi" w:cstheme="majorHAnsi"/>
+          <w:b/>
+          <w:bCs/>
+          <w:sz w:val="18"/>
+          <w:szCs w:val="18"/>
+          <w:lang w:val="es-AR"/>
+        </w:rPr>
+        <w:t>Llamadas</w:t>
+      </w:r>
+      <w:proofErr w:type="spellEnd"/>
+      <w:proofErr w:type="gramEnd"/>
+      <w:r>
+        <w:rPr>
+          <w:rFonts w:asciiTheme="majorHAnsi" w:hAnsiTheme="majorHAnsi" w:cstheme="majorHAnsi"/>
+          <w:b/>
+          <w:bCs/>
+          <w:sz w:val="18"/>
+          <w:szCs w:val="18"/>
+          <w:lang w:val="es-AR"/>
+        </w:rPr>
+        <w:t xml:space="preserve"> y Retornos a Procedimientos</w:t>
+      </w:r>
+      <w:r>
+        <w:rPr>
+          <w:rFonts w:asciiTheme="majorHAnsi" w:hAnsiTheme="majorHAnsi" w:cstheme="majorHAnsi"/>
+          <w:sz w:val="18"/>
+          <w:szCs w:val="18"/>
+          <w:lang w:val="es-AR"/>
+        </w:rPr>
+        <w:t xml:space="preserve"> :Son saltos especializados para invocar funciones/subrutinas. Antes de saltar, el sistema debe guardar el estado de la máquina (principalmente el valor actual del PC) en la pila. El </w:t>
+      </w:r>
+      <w:proofErr w:type="spellStart"/>
+      <w:r>
+        <w:rPr>
+          <w:rFonts w:asciiTheme="majorHAnsi" w:hAnsiTheme="majorHAnsi" w:cstheme="majorHAnsi"/>
+          <w:sz w:val="18"/>
+          <w:szCs w:val="18"/>
+          <w:lang w:val="es-AR"/>
+        </w:rPr>
+        <w:t>Return</w:t>
+      </w:r>
+      <w:proofErr w:type="spellEnd"/>
+      <w:r>
+        <w:rPr>
+          <w:rFonts w:asciiTheme="majorHAnsi" w:hAnsiTheme="majorHAnsi" w:cstheme="majorHAnsi"/>
+          <w:sz w:val="18"/>
+          <w:szCs w:val="18"/>
+          <w:lang w:val="es-AR"/>
+        </w:rPr>
+        <w:t xml:space="preserve"> recupera el estado guardado para volver al punto de interrupción. Hay dos convenciones para guardar valores de registros: Dentro del procedimiento que hace el llamado (</w:t>
+      </w:r>
+      <w:proofErr w:type="spellStart"/>
+      <w:r>
+        <w:rPr>
+          <w:rFonts w:asciiTheme="majorHAnsi" w:hAnsiTheme="majorHAnsi" w:cstheme="majorHAnsi"/>
+          <w:b/>
+          <w:bCs/>
+          <w:sz w:val="18"/>
+          <w:szCs w:val="18"/>
+          <w:lang w:val="es-AR"/>
+        </w:rPr>
+        <w:t>caller</w:t>
+      </w:r>
+      <w:proofErr w:type="spellEnd"/>
+      <w:r>
+        <w:rPr>
+          <w:rFonts w:asciiTheme="majorHAnsi" w:hAnsiTheme="majorHAnsi" w:cstheme="majorHAnsi"/>
+          <w:b/>
+          <w:bCs/>
+          <w:sz w:val="18"/>
+          <w:szCs w:val="18"/>
+          <w:lang w:val="es-AR"/>
+        </w:rPr>
+        <w:t xml:space="preserve"> </w:t>
+      </w:r>
+      <w:proofErr w:type="spellStart"/>
+      <w:r>
+        <w:rPr>
+          <w:rFonts w:asciiTheme="majorHAnsi" w:hAnsiTheme="majorHAnsi" w:cstheme="majorHAnsi"/>
+          <w:b/>
+          <w:bCs/>
+          <w:sz w:val="18"/>
+          <w:szCs w:val="18"/>
+          <w:lang w:val="es-AR"/>
+        </w:rPr>
+        <w:t>saving</w:t>
+      </w:r>
+      <w:proofErr w:type="spellEnd"/>
+      <w:proofErr w:type="gramStart"/>
+      <w:r>
+        <w:rPr>
+          <w:rFonts w:asciiTheme="majorHAnsi" w:hAnsiTheme="majorHAnsi" w:cstheme="majorHAnsi"/>
+          <w:sz w:val="18"/>
+          <w:szCs w:val="18"/>
+          <w:lang w:val="es-AR"/>
+        </w:rPr>
+        <w:t>):el</w:t>
+      </w:r>
+      <w:proofErr w:type="gramEnd"/>
+      <w:r>
+        <w:rPr>
+          <w:rFonts w:asciiTheme="majorHAnsi" w:hAnsiTheme="majorHAnsi" w:cstheme="majorHAnsi"/>
+          <w:sz w:val="18"/>
+          <w:szCs w:val="18"/>
+          <w:lang w:val="es-AR"/>
+        </w:rPr>
+        <w:t xml:space="preserve"> procedimiento que va a realizar la llamada es el responsable de guardar los registros que necesita conservar en la pila cuyo valor le será útil después de que la función llamada regrese. Dentro del procedimiento llamado (</w:t>
+      </w:r>
+      <w:proofErr w:type="spellStart"/>
+      <w:r>
+        <w:rPr>
+          <w:rFonts w:asciiTheme="majorHAnsi" w:hAnsiTheme="majorHAnsi" w:cstheme="majorHAnsi"/>
+          <w:b/>
+          <w:bCs/>
+          <w:sz w:val="18"/>
+          <w:szCs w:val="18"/>
+          <w:lang w:val="es-AR"/>
+        </w:rPr>
+        <w:t>callee</w:t>
+      </w:r>
+      <w:proofErr w:type="spellEnd"/>
+      <w:r>
+        <w:rPr>
+          <w:rFonts w:asciiTheme="majorHAnsi" w:hAnsiTheme="majorHAnsi" w:cstheme="majorHAnsi"/>
+          <w:b/>
+          <w:bCs/>
+          <w:sz w:val="18"/>
+          <w:szCs w:val="18"/>
+          <w:lang w:val="es-AR"/>
+        </w:rPr>
+        <w:t xml:space="preserve"> </w:t>
+      </w:r>
+      <w:proofErr w:type="spellStart"/>
+      <w:r>
+        <w:rPr>
+          <w:rFonts w:asciiTheme="majorHAnsi" w:hAnsiTheme="majorHAnsi" w:cstheme="majorHAnsi"/>
+          <w:b/>
+          <w:bCs/>
+          <w:sz w:val="18"/>
+          <w:szCs w:val="18"/>
+          <w:lang w:val="es-AR"/>
+        </w:rPr>
+        <w:t>saving</w:t>
+      </w:r>
+      <w:proofErr w:type="spellEnd"/>
+      <w:proofErr w:type="gramStart"/>
+      <w:r>
+        <w:rPr>
+          <w:rFonts w:asciiTheme="majorHAnsi" w:hAnsiTheme="majorHAnsi" w:cstheme="majorHAnsi"/>
+          <w:sz w:val="18"/>
+          <w:szCs w:val="18"/>
+          <w:lang w:val="es-AR"/>
+        </w:rPr>
+        <w:t>):el</w:t>
+      </w:r>
+      <w:proofErr w:type="gramEnd"/>
+      <w:r>
+        <w:rPr>
+          <w:rFonts w:asciiTheme="majorHAnsi" w:hAnsiTheme="majorHAnsi" w:cstheme="majorHAnsi"/>
+          <w:sz w:val="18"/>
+          <w:szCs w:val="18"/>
+          <w:lang w:val="es-AR"/>
+        </w:rPr>
+        <w:t xml:space="preserve"> procedimiento que es llamado es el responsable de guardar los registros que va a utilizar. Cuando una instrucción llama a un procedimiento, la dirección de retorno </w:t>
+      </w:r>
+      <w:r>
+        <w:rPr>
+          <w:rFonts w:asciiTheme="majorHAnsi" w:hAnsiTheme="majorHAnsi" w:cstheme="majorHAnsi"/>
+          <w:sz w:val="18"/>
+          <w:szCs w:val="18"/>
+          <w:lang w:val="es-AR"/>
+        </w:rPr>
+        <w:lastRenderedPageBreak/>
+        <w:t xml:space="preserve">es guardada y el llamado usa la instrucción de retorno para transferir de vuelta el control. En una </w:t>
+      </w:r>
+      <w:proofErr w:type="spellStart"/>
+      <w:r>
+        <w:rPr>
+          <w:rFonts w:asciiTheme="majorHAnsi" w:hAnsiTheme="majorHAnsi" w:cstheme="majorHAnsi"/>
+          <w:sz w:val="18"/>
+          <w:szCs w:val="18"/>
+          <w:lang w:val="es-AR"/>
+        </w:rPr>
+        <w:t>corutina</w:t>
+      </w:r>
+      <w:proofErr w:type="spellEnd"/>
+      <w:r>
+        <w:rPr>
+          <w:rFonts w:asciiTheme="majorHAnsi" w:hAnsiTheme="majorHAnsi" w:cstheme="majorHAnsi"/>
+          <w:sz w:val="18"/>
+          <w:szCs w:val="18"/>
+          <w:lang w:val="es-AR"/>
+        </w:rPr>
+        <w:t xml:space="preserve">, cada procedimiento llama al otro y continua una instrucción adelante desde la última llamada. </w:t>
+      </w:r>
+      <w:r>
+        <w:rPr>
+          <w:rFonts w:asciiTheme="majorHAnsi" w:hAnsiTheme="majorHAnsi" w:cstheme="majorHAnsi"/>
+          <w:b/>
+          <w:bCs/>
+          <w:sz w:val="18"/>
+          <w:szCs w:val="18"/>
+          <w:lang w:val="es-AR"/>
+        </w:rPr>
+        <w:t xml:space="preserve">Interrupciones y </w:t>
+      </w:r>
+      <w:proofErr w:type="spellStart"/>
+      <w:proofErr w:type="gramStart"/>
+      <w:r>
+        <w:rPr>
+          <w:rFonts w:asciiTheme="majorHAnsi" w:hAnsiTheme="majorHAnsi" w:cstheme="majorHAnsi"/>
+          <w:b/>
+          <w:bCs/>
+          <w:sz w:val="18"/>
+          <w:szCs w:val="18"/>
+          <w:lang w:val="es-AR"/>
+        </w:rPr>
+        <w:t>Traps</w:t>
+      </w:r>
+      <w:r>
+        <w:rPr>
+          <w:rFonts w:asciiTheme="majorHAnsi" w:hAnsiTheme="majorHAnsi" w:cstheme="majorHAnsi"/>
+          <w:sz w:val="18"/>
+          <w:szCs w:val="18"/>
+          <w:lang w:val="es-AR"/>
+        </w:rPr>
+        <w:t>:Son</w:t>
+      </w:r>
+      <w:proofErr w:type="spellEnd"/>
+      <w:proofErr w:type="gramEnd"/>
+      <w:r>
+        <w:rPr>
+          <w:rFonts w:asciiTheme="majorHAnsi" w:hAnsiTheme="majorHAnsi" w:cstheme="majorHAnsi"/>
+          <w:sz w:val="18"/>
+          <w:szCs w:val="18"/>
+          <w:lang w:val="es-AR"/>
+        </w:rPr>
+        <w:t xml:space="preserve"> eventos que fuerzan la detención inmediata del programa en curso para atender una rutina de servicio de interrupción (ISR). Las interrupciones son causadas por eventos externos (E/S, temporizador), y los </w:t>
+      </w:r>
+      <w:proofErr w:type="spellStart"/>
+      <w:r>
+        <w:rPr>
+          <w:rFonts w:asciiTheme="majorHAnsi" w:hAnsiTheme="majorHAnsi" w:cstheme="majorHAnsi"/>
+          <w:sz w:val="18"/>
+          <w:szCs w:val="18"/>
+          <w:lang w:val="es-AR"/>
+        </w:rPr>
+        <w:t>traps</w:t>
+      </w:r>
+      <w:proofErr w:type="spellEnd"/>
+      <w:r>
+        <w:rPr>
+          <w:rFonts w:asciiTheme="majorHAnsi" w:hAnsiTheme="majorHAnsi" w:cstheme="majorHAnsi"/>
+          <w:sz w:val="18"/>
+          <w:szCs w:val="18"/>
+          <w:lang w:val="es-AR"/>
+        </w:rPr>
+        <w:t xml:space="preserve"> son causados por eventos internos provocados por un programa en ejecución (errores de división por cero, violaciones de acceso). Las trampas funcionan de forma síncrona con tu programa. En términos de reproducibilidad la trampa siempre ocurrirá en el mismo lugar del programa. En cambio, las interrupciones son consideradas asíncronas. Una interrupción es transparente si el sistema puede guardar por completo el estado del programa (todos los registros, PC) antes de ejecutar la ISR, y luego restaurarlo con precisión para que el programa interrumpido continúe su ejecución sin "darse cuenta" de la interrupción. Las interrupciones se gestionan por prioridad. Si hay una interrupción activa, otra interrupción solo será procesada (interrumpiendo a la primera) si el dispositivo es de mayor prioridad. El control de flujo (saltos y ramificaciones) necesita saber a qué dirección ir después. El ISA usa dos métodos para calcular esta dirección de destino: </w:t>
+      </w:r>
+      <w:r>
+        <w:rPr>
+          <w:rFonts w:asciiTheme="majorHAnsi" w:hAnsiTheme="majorHAnsi" w:cstheme="majorHAnsi"/>
+          <w:b/>
+          <w:bCs/>
+          <w:sz w:val="18"/>
+          <w:szCs w:val="18"/>
+          <w:lang w:val="es-AR"/>
+        </w:rPr>
+        <w:t>1. Relativo al PC (PC-Relative</w:t>
+      </w:r>
+      <w:proofErr w:type="gramStart"/>
+      <w:r>
+        <w:rPr>
+          <w:rFonts w:asciiTheme="majorHAnsi" w:hAnsiTheme="majorHAnsi" w:cstheme="majorHAnsi"/>
+          <w:b/>
+          <w:bCs/>
+          <w:sz w:val="18"/>
+          <w:szCs w:val="18"/>
+          <w:lang w:val="es-AR"/>
+        </w:rPr>
+        <w:t>):</w:t>
+      </w:r>
+      <w:r>
+        <w:rPr>
+          <w:rFonts w:asciiTheme="majorHAnsi" w:hAnsiTheme="majorHAnsi" w:cstheme="majorHAnsi"/>
+          <w:sz w:val="18"/>
+          <w:szCs w:val="18"/>
+          <w:lang w:val="es-AR"/>
+        </w:rPr>
+        <w:t>Mecanismo</w:t>
+      </w:r>
+      <w:proofErr w:type="gramEnd"/>
+      <w:r>
+        <w:rPr>
+          <w:rFonts w:asciiTheme="majorHAnsi" w:hAnsiTheme="majorHAnsi" w:cstheme="majorHAnsi"/>
+          <w:sz w:val="18"/>
+          <w:szCs w:val="18"/>
+          <w:lang w:val="es-AR"/>
+        </w:rPr>
+        <w:t xml:space="preserve">: La instrucción no almacena la dirección absoluta del destino, sino la distancia (desplazamiento) que hay que sumar al Contador de Programa (PC) actual. Se usa para saltos locales y fijos (bucles, </w:t>
+      </w:r>
+      <w:proofErr w:type="spellStart"/>
+      <w:r>
+        <w:rPr>
+          <w:rFonts w:asciiTheme="majorHAnsi" w:hAnsiTheme="majorHAnsi" w:cstheme="majorHAnsi"/>
+          <w:sz w:val="18"/>
+          <w:szCs w:val="18"/>
+          <w:lang w:val="es-AR"/>
+        </w:rPr>
+        <w:t>if-else</w:t>
+      </w:r>
+      <w:proofErr w:type="spellEnd"/>
+      <w:proofErr w:type="gramStart"/>
+      <w:r>
+        <w:rPr>
+          <w:rFonts w:asciiTheme="majorHAnsi" w:hAnsiTheme="majorHAnsi" w:cstheme="majorHAnsi"/>
+          <w:sz w:val="18"/>
+          <w:szCs w:val="18"/>
+          <w:lang w:val="es-AR"/>
+        </w:rPr>
+        <w:t>).Permite</w:t>
+      </w:r>
+      <w:proofErr w:type="gramEnd"/>
+      <w:r>
+        <w:rPr>
+          <w:rFonts w:asciiTheme="majorHAnsi" w:hAnsiTheme="majorHAnsi" w:cstheme="majorHAnsi"/>
+          <w:sz w:val="18"/>
+          <w:szCs w:val="18"/>
+          <w:lang w:val="es-AR"/>
+        </w:rPr>
+        <w:t xml:space="preserve"> el código independiente posicional (position </w:t>
+      </w:r>
+      <w:proofErr w:type="spellStart"/>
+      <w:r>
+        <w:rPr>
+          <w:rFonts w:asciiTheme="majorHAnsi" w:hAnsiTheme="majorHAnsi" w:cstheme="majorHAnsi"/>
+          <w:sz w:val="18"/>
+          <w:szCs w:val="18"/>
+          <w:lang w:val="es-AR"/>
+        </w:rPr>
+        <w:t>independence</w:t>
+      </w:r>
+      <w:proofErr w:type="spellEnd"/>
+      <w:r>
+        <w:rPr>
+          <w:rFonts w:asciiTheme="majorHAnsi" w:hAnsiTheme="majorHAnsi" w:cstheme="majorHAnsi"/>
+          <w:sz w:val="18"/>
+          <w:szCs w:val="18"/>
+          <w:lang w:val="es-AR"/>
+        </w:rPr>
+        <w:t xml:space="preserve">). </w:t>
+      </w:r>
+      <w:r>
+        <w:rPr>
+          <w:rFonts w:asciiTheme="majorHAnsi" w:hAnsiTheme="majorHAnsi" w:cstheme="majorHAnsi"/>
+          <w:b/>
+          <w:bCs/>
+          <w:sz w:val="18"/>
+          <w:szCs w:val="18"/>
+          <w:lang w:val="es-AR"/>
+        </w:rPr>
+        <w:t>Indirecto</w:t>
+      </w:r>
+      <w:r>
+        <w:rPr>
+          <w:rFonts w:asciiTheme="majorHAnsi" w:hAnsiTheme="majorHAnsi" w:cstheme="majorHAnsi"/>
+          <w:sz w:val="18"/>
+          <w:szCs w:val="18"/>
+          <w:lang w:val="es-AR"/>
+        </w:rPr>
+        <w:t xml:space="preserve"> (Vía Registros o Pila</w:t>
+      </w:r>
+      <w:proofErr w:type="gramStart"/>
+      <w:r>
+        <w:rPr>
+          <w:rFonts w:asciiTheme="majorHAnsi" w:hAnsiTheme="majorHAnsi" w:cstheme="majorHAnsi"/>
+          <w:sz w:val="18"/>
+          <w:szCs w:val="18"/>
+          <w:lang w:val="es-AR"/>
+        </w:rPr>
+        <w:t>)</w:t>
+      </w:r>
+      <w:r>
+        <w:rPr>
+          <w:rFonts w:asciiTheme="majorHAnsi" w:hAnsiTheme="majorHAnsi" w:cstheme="majorHAnsi"/>
+          <w:sz w:val="18"/>
+          <w:szCs w:val="18"/>
+          <w:lang w:val="es-AR"/>
+        </w:rPr>
+        <w:t>:</w:t>
+      </w:r>
+      <w:r>
+        <w:rPr>
+          <w:rFonts w:asciiTheme="majorHAnsi" w:hAnsiTheme="majorHAnsi" w:cstheme="majorHAnsi"/>
+          <w:sz w:val="18"/>
+          <w:szCs w:val="18"/>
+          <w:lang w:val="es-AR"/>
+        </w:rPr>
+        <w:t>Mecanismo</w:t>
+      </w:r>
+      <w:proofErr w:type="gramEnd"/>
+      <w:r>
+        <w:rPr>
+          <w:rFonts w:asciiTheme="majorHAnsi" w:hAnsiTheme="majorHAnsi" w:cstheme="majorHAnsi"/>
+          <w:sz w:val="18"/>
+          <w:szCs w:val="18"/>
+          <w:lang w:val="es-AR"/>
+        </w:rPr>
+        <w:t>: La dirección de destino se almacena en una ubicación que puede cambiar</w:t>
+      </w:r>
+      <w:r>
+        <w:rPr>
+          <w:rFonts w:asciiTheme="majorHAnsi" w:hAnsiTheme="majorHAnsi" w:cstheme="majorHAnsi"/>
+          <w:b/>
+          <w:bCs/>
+          <w:sz w:val="18"/>
+          <w:szCs w:val="18"/>
+          <w:lang w:val="es-AR"/>
+        </w:rPr>
+        <w:t>: Registros:</w:t>
+      </w:r>
+      <w:r>
+        <w:rPr>
+          <w:rFonts w:asciiTheme="majorHAnsi" w:hAnsiTheme="majorHAnsi" w:cstheme="majorHAnsi"/>
+          <w:sz w:val="18"/>
+          <w:szCs w:val="18"/>
+          <w:lang w:val="es-AR"/>
+        </w:rPr>
+        <w:t xml:space="preserve"> Usados para punteros a funciones o tablas de salto. </w:t>
+      </w:r>
+      <w:r>
+        <w:rPr>
+          <w:rFonts w:asciiTheme="majorHAnsi" w:hAnsiTheme="majorHAnsi" w:cstheme="majorHAnsi"/>
+          <w:b/>
+          <w:bCs/>
+          <w:sz w:val="18"/>
+          <w:szCs w:val="18"/>
+          <w:lang w:val="es-AR"/>
+        </w:rPr>
+        <w:t>Pila</w:t>
+      </w:r>
+      <w:r>
+        <w:rPr>
+          <w:rFonts w:asciiTheme="majorHAnsi" w:hAnsiTheme="majorHAnsi" w:cstheme="majorHAnsi"/>
+          <w:sz w:val="18"/>
+          <w:szCs w:val="18"/>
+          <w:lang w:val="es-AR"/>
+        </w:rPr>
+        <w:t xml:space="preserve">: Usada exclusivamente para la dirección de retorno de las funciones (el RETURN). </w:t>
+      </w:r>
+      <w:r>
+        <w:rPr>
+          <w:rFonts w:asciiTheme="majorHAnsi" w:hAnsiTheme="majorHAnsi" w:cstheme="majorHAnsi"/>
+          <w:b/>
+          <w:bCs/>
+          <w:sz w:val="18"/>
+          <w:szCs w:val="18"/>
+          <w:lang w:val="es-AR"/>
+        </w:rPr>
+        <w:t xml:space="preserve">Formato de </w:t>
+      </w:r>
+      <w:proofErr w:type="spellStart"/>
+      <w:r>
+        <w:rPr>
+          <w:rFonts w:asciiTheme="majorHAnsi" w:hAnsiTheme="majorHAnsi" w:cstheme="majorHAnsi"/>
+          <w:b/>
+          <w:bCs/>
+          <w:sz w:val="18"/>
+          <w:szCs w:val="18"/>
+          <w:lang w:val="es-AR"/>
+        </w:rPr>
+        <w:t>Instrucción</w:t>
+      </w:r>
+      <w:r>
+        <w:rPr>
+          <w:rFonts w:asciiTheme="majorHAnsi" w:hAnsiTheme="majorHAnsi" w:cstheme="majorHAnsi"/>
           <w:sz w:val="18"/>
           <w:szCs w:val="18"/>
           <w:lang w:val="es-AR"/>
@@ -4005,740 +3352,6 @@
           <w:szCs w:val="18"/>
           <w:lang w:val="es-AR"/>
         </w:rPr>
-        <w:t>Mecanismos</w:t>
-      </w:r>
-      <w:proofErr w:type="spellEnd"/>
-      <w:r>
-        <w:rPr>
-          <w:rFonts w:asciiTheme="majorHAnsi" w:hAnsiTheme="majorHAnsi" w:cstheme="majorHAnsi"/>
-          <w:sz w:val="18"/>
-          <w:szCs w:val="18"/>
-          <w:lang w:val="es-AR"/>
-        </w:rPr>
-        <w:t xml:space="preserve"> que permiten al procesador desviarse de la ejecución </w:t>
-      </w:r>
-      <w:proofErr w:type="spellStart"/>
-      <w:proofErr w:type="gramStart"/>
-      <w:r>
-        <w:rPr>
-          <w:rFonts w:asciiTheme="majorHAnsi" w:hAnsiTheme="majorHAnsi" w:cstheme="majorHAnsi"/>
-          <w:sz w:val="18"/>
-          <w:szCs w:val="18"/>
-          <w:lang w:val="es-AR"/>
-        </w:rPr>
-        <w:t>secuencial</w:t>
-      </w:r>
-      <w:r>
-        <w:rPr>
-          <w:rFonts w:asciiTheme="majorHAnsi" w:hAnsiTheme="majorHAnsi" w:cstheme="majorHAnsi"/>
-          <w:sz w:val="18"/>
-          <w:szCs w:val="18"/>
-          <w:lang w:val="es-AR"/>
-        </w:rPr>
-        <w:t>:</w:t>
-      </w:r>
-      <w:r>
-        <w:rPr>
-          <w:rFonts w:asciiTheme="majorHAnsi" w:hAnsiTheme="majorHAnsi" w:cstheme="majorHAnsi"/>
-          <w:b/>
-          <w:bCs/>
-          <w:sz w:val="18"/>
-          <w:szCs w:val="18"/>
-          <w:lang w:val="es-AR"/>
-        </w:rPr>
-        <w:t>Saltos</w:t>
-      </w:r>
-      <w:proofErr w:type="spellEnd"/>
-      <w:proofErr w:type="gramEnd"/>
-      <w:r>
-        <w:rPr>
-          <w:rFonts w:asciiTheme="majorHAnsi" w:hAnsiTheme="majorHAnsi" w:cstheme="majorHAnsi"/>
-          <w:b/>
-          <w:bCs/>
-          <w:sz w:val="18"/>
-          <w:szCs w:val="18"/>
-          <w:lang w:val="es-AR"/>
-        </w:rPr>
-        <w:t xml:space="preserve"> (Branch/</w:t>
-      </w:r>
-      <w:proofErr w:type="spellStart"/>
-      <w:r>
-        <w:rPr>
-          <w:rFonts w:asciiTheme="majorHAnsi" w:hAnsiTheme="majorHAnsi" w:cstheme="majorHAnsi"/>
-          <w:b/>
-          <w:bCs/>
-          <w:sz w:val="18"/>
-          <w:szCs w:val="18"/>
-          <w:lang w:val="es-AR"/>
-        </w:rPr>
-        <w:t>Jump</w:t>
-      </w:r>
-      <w:proofErr w:type="spellEnd"/>
-      <w:r>
-        <w:rPr>
-          <w:rFonts w:asciiTheme="majorHAnsi" w:hAnsiTheme="majorHAnsi" w:cstheme="majorHAnsi"/>
-          <w:b/>
-          <w:bCs/>
-          <w:sz w:val="18"/>
-          <w:szCs w:val="18"/>
-          <w:lang w:val="es-AR"/>
-        </w:rPr>
-        <w:t>)</w:t>
-      </w:r>
-      <w:r>
-        <w:rPr>
-          <w:rFonts w:asciiTheme="majorHAnsi" w:hAnsiTheme="majorHAnsi" w:cstheme="majorHAnsi"/>
-          <w:sz w:val="18"/>
-          <w:szCs w:val="18"/>
-          <w:lang w:val="es-AR"/>
-        </w:rPr>
-        <w:t>:</w:t>
-      </w:r>
-      <w:proofErr w:type="spellStart"/>
-      <w:r>
-        <w:rPr>
-          <w:rFonts w:asciiTheme="majorHAnsi" w:hAnsiTheme="majorHAnsi" w:cstheme="majorHAnsi"/>
-          <w:sz w:val="18"/>
-          <w:szCs w:val="18"/>
-          <w:lang w:val="es-AR"/>
-        </w:rPr>
-        <w:t>Jump</w:t>
-      </w:r>
-      <w:proofErr w:type="spellEnd"/>
-      <w:r>
-        <w:rPr>
-          <w:rFonts w:asciiTheme="majorHAnsi" w:hAnsiTheme="majorHAnsi" w:cstheme="majorHAnsi"/>
-          <w:sz w:val="18"/>
-          <w:szCs w:val="18"/>
-          <w:lang w:val="es-AR"/>
-        </w:rPr>
-        <w:t xml:space="preserve"> es un salto incondicional, mientras que Branch es un salto condicional. El </w:t>
-      </w:r>
-      <w:proofErr w:type="spellStart"/>
-      <w:r>
-        <w:rPr>
-          <w:rFonts w:asciiTheme="majorHAnsi" w:hAnsiTheme="majorHAnsi" w:cstheme="majorHAnsi"/>
-          <w:sz w:val="18"/>
-          <w:szCs w:val="18"/>
-          <w:lang w:val="es-AR"/>
-        </w:rPr>
-        <w:t>branch</w:t>
-      </w:r>
-      <w:proofErr w:type="spellEnd"/>
-      <w:r>
-        <w:rPr>
-          <w:rFonts w:asciiTheme="majorHAnsi" w:hAnsiTheme="majorHAnsi" w:cstheme="majorHAnsi"/>
-          <w:sz w:val="18"/>
-          <w:szCs w:val="18"/>
-          <w:lang w:val="es-AR"/>
-        </w:rPr>
-        <w:t xml:space="preserve"> se basa en el estado de los Códigos de Condición (</w:t>
-      </w:r>
-      <w:proofErr w:type="spellStart"/>
-      <w:r>
-        <w:rPr>
-          <w:rFonts w:asciiTheme="majorHAnsi" w:hAnsiTheme="majorHAnsi" w:cstheme="majorHAnsi"/>
-          <w:sz w:val="18"/>
-          <w:szCs w:val="18"/>
-          <w:lang w:val="es-AR"/>
-        </w:rPr>
-        <w:t>Flags</w:t>
-      </w:r>
-      <w:proofErr w:type="spellEnd"/>
-      <w:r>
-        <w:rPr>
-          <w:rFonts w:asciiTheme="majorHAnsi" w:hAnsiTheme="majorHAnsi" w:cstheme="majorHAnsi"/>
-          <w:sz w:val="18"/>
-          <w:szCs w:val="18"/>
-          <w:lang w:val="es-AR"/>
-        </w:rPr>
-        <w:t xml:space="preserve">) del procesador para decidir si se salta a una nueva dirección o se continúa la </w:t>
-      </w:r>
-      <w:proofErr w:type="spellStart"/>
-      <w:proofErr w:type="gramStart"/>
-      <w:r>
-        <w:rPr>
-          <w:rFonts w:asciiTheme="majorHAnsi" w:hAnsiTheme="majorHAnsi" w:cstheme="majorHAnsi"/>
-          <w:sz w:val="18"/>
-          <w:szCs w:val="18"/>
-          <w:lang w:val="es-AR"/>
-        </w:rPr>
-        <w:t>secuencia</w:t>
-      </w:r>
-      <w:r>
-        <w:rPr>
-          <w:rFonts w:asciiTheme="majorHAnsi" w:hAnsiTheme="majorHAnsi" w:cstheme="majorHAnsi"/>
-          <w:sz w:val="18"/>
-          <w:szCs w:val="18"/>
-          <w:lang w:val="es-AR"/>
-        </w:rPr>
-        <w:t>.</w:t>
-      </w:r>
-      <w:r>
-        <w:rPr>
-          <w:rFonts w:asciiTheme="majorHAnsi" w:hAnsiTheme="majorHAnsi" w:cstheme="majorHAnsi"/>
-          <w:b/>
-          <w:bCs/>
-          <w:sz w:val="18"/>
-          <w:szCs w:val="18"/>
-          <w:lang w:val="es-AR"/>
-        </w:rPr>
-        <w:t>Llamadas</w:t>
-      </w:r>
-      <w:proofErr w:type="spellEnd"/>
-      <w:proofErr w:type="gramEnd"/>
-      <w:r>
-        <w:rPr>
-          <w:rFonts w:asciiTheme="majorHAnsi" w:hAnsiTheme="majorHAnsi" w:cstheme="majorHAnsi"/>
-          <w:b/>
-          <w:bCs/>
-          <w:sz w:val="18"/>
-          <w:szCs w:val="18"/>
-          <w:lang w:val="es-AR"/>
-        </w:rPr>
-        <w:t xml:space="preserve"> y Retornos a Procedimientos</w:t>
-      </w:r>
-      <w:r>
-        <w:rPr>
-          <w:rFonts w:asciiTheme="majorHAnsi" w:hAnsiTheme="majorHAnsi" w:cstheme="majorHAnsi"/>
-          <w:sz w:val="18"/>
-          <w:szCs w:val="18"/>
-          <w:lang w:val="es-AR"/>
-        </w:rPr>
-        <w:t xml:space="preserve"> </w:t>
-      </w:r>
-      <w:r>
-        <w:rPr>
-          <w:rFonts w:asciiTheme="majorHAnsi" w:hAnsiTheme="majorHAnsi" w:cstheme="majorHAnsi"/>
-          <w:sz w:val="18"/>
-          <w:szCs w:val="18"/>
-          <w:lang w:val="es-AR"/>
-        </w:rPr>
-        <w:t>:</w:t>
-      </w:r>
-      <w:r>
-        <w:rPr>
-          <w:rFonts w:asciiTheme="majorHAnsi" w:hAnsiTheme="majorHAnsi" w:cstheme="majorHAnsi"/>
-          <w:sz w:val="18"/>
-          <w:szCs w:val="18"/>
-          <w:lang w:val="es-AR"/>
-        </w:rPr>
-        <w:t xml:space="preserve">Son saltos especializados para invocar funciones/subrutinas. Antes de saltar, el sistema debe guardar el estado de la máquina (principalmente el valor actual del PC) en la pila. El </w:t>
-      </w:r>
-      <w:proofErr w:type="spellStart"/>
-      <w:r>
-        <w:rPr>
-          <w:rFonts w:asciiTheme="majorHAnsi" w:hAnsiTheme="majorHAnsi" w:cstheme="majorHAnsi"/>
-          <w:sz w:val="18"/>
-          <w:szCs w:val="18"/>
-          <w:lang w:val="es-AR"/>
-        </w:rPr>
-        <w:t>Return</w:t>
-      </w:r>
-      <w:proofErr w:type="spellEnd"/>
-      <w:r>
-        <w:rPr>
-          <w:rFonts w:asciiTheme="majorHAnsi" w:hAnsiTheme="majorHAnsi" w:cstheme="majorHAnsi"/>
-          <w:sz w:val="18"/>
-          <w:szCs w:val="18"/>
-          <w:lang w:val="es-AR"/>
-        </w:rPr>
-        <w:t xml:space="preserve"> recupera el estado guardado para volver al punto de </w:t>
-      </w:r>
-      <w:r>
-        <w:rPr>
-          <w:rFonts w:asciiTheme="majorHAnsi" w:hAnsiTheme="majorHAnsi" w:cstheme="majorHAnsi"/>
-          <w:sz w:val="18"/>
-          <w:szCs w:val="18"/>
-          <w:lang w:val="es-AR"/>
-        </w:rPr>
-        <w:lastRenderedPageBreak/>
-        <w:t>interrupción. Hay dos convenciones para guardar valores de registros: Dentro del procedimiento que hace el llamado (</w:t>
-      </w:r>
-      <w:proofErr w:type="spellStart"/>
-      <w:r>
-        <w:rPr>
-          <w:rFonts w:asciiTheme="majorHAnsi" w:hAnsiTheme="majorHAnsi" w:cstheme="majorHAnsi"/>
-          <w:b/>
-          <w:bCs/>
-          <w:sz w:val="18"/>
-          <w:szCs w:val="18"/>
-          <w:lang w:val="es-AR"/>
-        </w:rPr>
-        <w:t>caller</w:t>
-      </w:r>
-      <w:proofErr w:type="spellEnd"/>
-      <w:r>
-        <w:rPr>
-          <w:rFonts w:asciiTheme="majorHAnsi" w:hAnsiTheme="majorHAnsi" w:cstheme="majorHAnsi"/>
-          <w:b/>
-          <w:bCs/>
-          <w:sz w:val="18"/>
-          <w:szCs w:val="18"/>
-          <w:lang w:val="es-AR"/>
-        </w:rPr>
-        <w:t xml:space="preserve"> </w:t>
-      </w:r>
-      <w:proofErr w:type="spellStart"/>
-      <w:r>
-        <w:rPr>
-          <w:rFonts w:asciiTheme="majorHAnsi" w:hAnsiTheme="majorHAnsi" w:cstheme="majorHAnsi"/>
-          <w:b/>
-          <w:bCs/>
-          <w:sz w:val="18"/>
-          <w:szCs w:val="18"/>
-          <w:lang w:val="es-AR"/>
-        </w:rPr>
-        <w:t>saving</w:t>
-      </w:r>
-      <w:proofErr w:type="spellEnd"/>
-      <w:proofErr w:type="gramStart"/>
-      <w:r>
-        <w:rPr>
-          <w:rFonts w:asciiTheme="majorHAnsi" w:hAnsiTheme="majorHAnsi" w:cstheme="majorHAnsi"/>
-          <w:sz w:val="18"/>
-          <w:szCs w:val="18"/>
-          <w:lang w:val="es-AR"/>
-        </w:rPr>
-        <w:t>):el</w:t>
-      </w:r>
-      <w:proofErr w:type="gramEnd"/>
-      <w:r>
-        <w:rPr>
-          <w:rFonts w:asciiTheme="majorHAnsi" w:hAnsiTheme="majorHAnsi" w:cstheme="majorHAnsi"/>
-          <w:sz w:val="18"/>
-          <w:szCs w:val="18"/>
-          <w:lang w:val="es-AR"/>
-        </w:rPr>
-        <w:t xml:space="preserve"> procedimiento que va a realizar la llamada es el responsable de guardar los registros que necesita conservar en la pila cuyo valor le será útil después de que la función llamada regrese. Dentro del procedimiento llamado (</w:t>
-      </w:r>
-      <w:proofErr w:type="spellStart"/>
-      <w:r>
-        <w:rPr>
-          <w:rFonts w:asciiTheme="majorHAnsi" w:hAnsiTheme="majorHAnsi" w:cstheme="majorHAnsi"/>
-          <w:b/>
-          <w:bCs/>
-          <w:sz w:val="18"/>
-          <w:szCs w:val="18"/>
-          <w:lang w:val="es-AR"/>
-        </w:rPr>
-        <w:t>callee</w:t>
-      </w:r>
-      <w:proofErr w:type="spellEnd"/>
-      <w:r>
-        <w:rPr>
-          <w:rFonts w:asciiTheme="majorHAnsi" w:hAnsiTheme="majorHAnsi" w:cstheme="majorHAnsi"/>
-          <w:b/>
-          <w:bCs/>
-          <w:sz w:val="18"/>
-          <w:szCs w:val="18"/>
-          <w:lang w:val="es-AR"/>
-        </w:rPr>
-        <w:t xml:space="preserve"> </w:t>
-      </w:r>
-      <w:proofErr w:type="spellStart"/>
-      <w:r>
-        <w:rPr>
-          <w:rFonts w:asciiTheme="majorHAnsi" w:hAnsiTheme="majorHAnsi" w:cstheme="majorHAnsi"/>
-          <w:b/>
-          <w:bCs/>
-          <w:sz w:val="18"/>
-          <w:szCs w:val="18"/>
-          <w:lang w:val="es-AR"/>
-        </w:rPr>
-        <w:t>saving</w:t>
-      </w:r>
-      <w:proofErr w:type="spellEnd"/>
-      <w:proofErr w:type="gramStart"/>
-      <w:r>
-        <w:rPr>
-          <w:rFonts w:asciiTheme="majorHAnsi" w:hAnsiTheme="majorHAnsi" w:cstheme="majorHAnsi"/>
-          <w:sz w:val="18"/>
-          <w:szCs w:val="18"/>
-          <w:lang w:val="es-AR"/>
-        </w:rPr>
-        <w:t>):el</w:t>
-      </w:r>
-      <w:proofErr w:type="gramEnd"/>
-      <w:r>
-        <w:rPr>
-          <w:rFonts w:asciiTheme="majorHAnsi" w:hAnsiTheme="majorHAnsi" w:cstheme="majorHAnsi"/>
-          <w:sz w:val="18"/>
-          <w:szCs w:val="18"/>
-          <w:lang w:val="es-AR"/>
-        </w:rPr>
-        <w:t xml:space="preserve"> procedimiento que es llamado es el responsable de guardar los registros que va a utilizar. Cuando una instrucción llama a un procedimiento, la dirección de retorno es guardada y el llamado usa la instrucción de retorno para transferir de vuelta el control. En una </w:t>
-      </w:r>
-      <w:proofErr w:type="spellStart"/>
-      <w:r>
-        <w:rPr>
-          <w:rFonts w:asciiTheme="majorHAnsi" w:hAnsiTheme="majorHAnsi" w:cstheme="majorHAnsi"/>
-          <w:sz w:val="18"/>
-          <w:szCs w:val="18"/>
-          <w:lang w:val="es-AR"/>
-        </w:rPr>
-        <w:t>corutina</w:t>
-      </w:r>
-      <w:proofErr w:type="spellEnd"/>
-      <w:r>
-        <w:rPr>
-          <w:rFonts w:asciiTheme="majorHAnsi" w:hAnsiTheme="majorHAnsi" w:cstheme="majorHAnsi"/>
-          <w:sz w:val="18"/>
-          <w:szCs w:val="18"/>
-          <w:lang w:val="es-AR"/>
-        </w:rPr>
-        <w:t xml:space="preserve">, cada procedimiento llama al otro y continua una instrucción adelante desde la última llamada. </w:t>
-      </w:r>
-      <w:r>
-        <w:rPr>
-          <w:rFonts w:asciiTheme="majorHAnsi" w:hAnsiTheme="majorHAnsi" w:cstheme="majorHAnsi"/>
-          <w:b/>
-          <w:bCs/>
-          <w:sz w:val="18"/>
-          <w:szCs w:val="18"/>
-          <w:lang w:val="es-AR"/>
-        </w:rPr>
-        <w:t xml:space="preserve">Interrupciones y </w:t>
-      </w:r>
-      <w:proofErr w:type="spellStart"/>
-      <w:proofErr w:type="gramStart"/>
-      <w:r>
-        <w:rPr>
-          <w:rFonts w:asciiTheme="majorHAnsi" w:hAnsiTheme="majorHAnsi" w:cstheme="majorHAnsi"/>
-          <w:b/>
-          <w:bCs/>
-          <w:sz w:val="18"/>
-          <w:szCs w:val="18"/>
-          <w:lang w:val="es-AR"/>
-        </w:rPr>
-        <w:t>Traps</w:t>
-      </w:r>
-      <w:r>
-        <w:rPr>
-          <w:rFonts w:asciiTheme="majorHAnsi" w:hAnsiTheme="majorHAnsi" w:cstheme="majorHAnsi"/>
-          <w:sz w:val="18"/>
-          <w:szCs w:val="18"/>
-          <w:lang w:val="es-AR"/>
-        </w:rPr>
-        <w:t>:</w:t>
-      </w:r>
-      <w:r>
-        <w:rPr>
-          <w:rFonts w:asciiTheme="majorHAnsi" w:hAnsiTheme="majorHAnsi" w:cstheme="majorHAnsi"/>
-          <w:sz w:val="18"/>
-          <w:szCs w:val="18"/>
-          <w:lang w:val="es-AR"/>
-        </w:rPr>
-        <w:t>Son</w:t>
-      </w:r>
-      <w:proofErr w:type="spellEnd"/>
-      <w:proofErr w:type="gramEnd"/>
-      <w:r>
-        <w:rPr>
-          <w:rFonts w:asciiTheme="majorHAnsi" w:hAnsiTheme="majorHAnsi" w:cstheme="majorHAnsi"/>
-          <w:sz w:val="18"/>
-          <w:szCs w:val="18"/>
-          <w:lang w:val="es-AR"/>
-        </w:rPr>
-        <w:t xml:space="preserve"> eventos que fuerzan la detención inmediata del programa en curso para atender una rutina de servicio de interrupción (ISR). Las interrupciones son causadas por eventos externos (E/S, temporizador), y los </w:t>
-      </w:r>
-      <w:proofErr w:type="spellStart"/>
-      <w:r>
-        <w:rPr>
-          <w:rFonts w:asciiTheme="majorHAnsi" w:hAnsiTheme="majorHAnsi" w:cstheme="majorHAnsi"/>
-          <w:sz w:val="18"/>
-          <w:szCs w:val="18"/>
-          <w:lang w:val="es-AR"/>
-        </w:rPr>
-        <w:t>traps</w:t>
-      </w:r>
-      <w:proofErr w:type="spellEnd"/>
-      <w:r>
-        <w:rPr>
-          <w:rFonts w:asciiTheme="majorHAnsi" w:hAnsiTheme="majorHAnsi" w:cstheme="majorHAnsi"/>
-          <w:sz w:val="18"/>
-          <w:szCs w:val="18"/>
-          <w:lang w:val="es-AR"/>
-        </w:rPr>
-        <w:t xml:space="preserve"> son causados por eventos internos provocados por un programa en ejecución (errores de división por cero, violaciones de acceso). Las trampas funcionan de forma síncrona con tu programa. En términos de reproducibilidad la trampa siempre ocurrirá en el mismo lugar del programa. En cambio, las interrupciones son consideradas asíncronas. </w:t>
-      </w:r>
-      <w:r>
-        <w:rPr>
-          <w:rFonts w:asciiTheme="majorHAnsi" w:hAnsiTheme="majorHAnsi" w:cstheme="majorHAnsi"/>
-          <w:sz w:val="18"/>
-          <w:szCs w:val="18"/>
-          <w:lang w:val="es-AR"/>
-        </w:rPr>
-        <w:t>U</w:t>
-      </w:r>
-      <w:r>
-        <w:rPr>
-          <w:rFonts w:asciiTheme="majorHAnsi" w:hAnsiTheme="majorHAnsi" w:cstheme="majorHAnsi"/>
-          <w:sz w:val="18"/>
-          <w:szCs w:val="18"/>
-          <w:lang w:val="es-AR"/>
-        </w:rPr>
-        <w:t xml:space="preserve">na interrupción es transparente si el sistema puede guardar por completo el estado del programa (todos los registros, PC) antes de ejecutar la ISR, y luego restaurarlo con precisión para que el programa interrumpido continúe su ejecución sin "darse cuenta" de la interrupción. </w:t>
-      </w:r>
-      <w:r>
-        <w:rPr>
-          <w:rFonts w:asciiTheme="majorHAnsi" w:hAnsiTheme="majorHAnsi" w:cstheme="majorHAnsi"/>
-          <w:sz w:val="18"/>
-          <w:szCs w:val="18"/>
-          <w:lang w:val="es-AR"/>
-        </w:rPr>
-        <w:t>L</w:t>
-      </w:r>
-      <w:r>
-        <w:rPr>
-          <w:rFonts w:asciiTheme="majorHAnsi" w:hAnsiTheme="majorHAnsi" w:cstheme="majorHAnsi"/>
-          <w:sz w:val="18"/>
-          <w:szCs w:val="18"/>
-          <w:lang w:val="es-AR"/>
-        </w:rPr>
-        <w:t xml:space="preserve">as interrupciones se gestionan por prioridad. Si hay una interrupción activa, otra interrupción solo será procesada (interrumpiendo a la primera) si el dispositivo es de mayor prioridad. Esto evita que dispositivos críticos, sensibles al tiempo, esperen demasiado. El control de flujo (saltos y ramificaciones) necesita saber a qué dirección ir después. El ISA usa dos métodos para calcular esta dirección de destino: </w:t>
-      </w:r>
-      <w:r>
-        <w:rPr>
-          <w:rFonts w:asciiTheme="majorHAnsi" w:hAnsiTheme="majorHAnsi" w:cstheme="majorHAnsi"/>
-          <w:b/>
-          <w:bCs/>
-          <w:sz w:val="18"/>
-          <w:szCs w:val="18"/>
-          <w:lang w:val="es-AR"/>
-        </w:rPr>
-        <w:t>1. Relativo al PC (PC-Relative</w:t>
-      </w:r>
-      <w:proofErr w:type="gramStart"/>
-      <w:r>
-        <w:rPr>
-          <w:rFonts w:asciiTheme="majorHAnsi" w:hAnsiTheme="majorHAnsi" w:cstheme="majorHAnsi"/>
-          <w:b/>
-          <w:bCs/>
-          <w:sz w:val="18"/>
-          <w:szCs w:val="18"/>
-          <w:lang w:val="es-AR"/>
-        </w:rPr>
-        <w:t>)</w:t>
-      </w:r>
-      <w:r>
-        <w:rPr>
-          <w:rFonts w:asciiTheme="majorHAnsi" w:hAnsiTheme="majorHAnsi" w:cstheme="majorHAnsi"/>
-          <w:b/>
-          <w:bCs/>
-          <w:sz w:val="18"/>
-          <w:szCs w:val="18"/>
-          <w:lang w:val="es-AR"/>
-        </w:rPr>
-        <w:t>:</w:t>
-      </w:r>
-      <w:r>
-        <w:rPr>
-          <w:rFonts w:asciiTheme="majorHAnsi" w:hAnsiTheme="majorHAnsi" w:cstheme="majorHAnsi"/>
-          <w:sz w:val="18"/>
-          <w:szCs w:val="18"/>
-          <w:lang w:val="es-AR"/>
-        </w:rPr>
-        <w:t>Mecanismo</w:t>
-      </w:r>
-      <w:proofErr w:type="gramEnd"/>
-      <w:r>
-        <w:rPr>
-          <w:rFonts w:asciiTheme="majorHAnsi" w:hAnsiTheme="majorHAnsi" w:cstheme="majorHAnsi"/>
-          <w:sz w:val="18"/>
-          <w:szCs w:val="18"/>
-          <w:lang w:val="es-AR"/>
-        </w:rPr>
-        <w:t xml:space="preserve">: La instrucción no almacena la dirección absoluta del destino, sino la distancia (desplazamiento) que hay que sumar al Contador de Programa (PC) actual. Se usa para saltos locales y fijos (bucles, </w:t>
-      </w:r>
-      <w:proofErr w:type="spellStart"/>
-      <w:r>
-        <w:rPr>
-          <w:rFonts w:asciiTheme="majorHAnsi" w:hAnsiTheme="majorHAnsi" w:cstheme="majorHAnsi"/>
-          <w:sz w:val="18"/>
-          <w:szCs w:val="18"/>
-          <w:lang w:val="es-AR"/>
-        </w:rPr>
-        <w:t>if-else</w:t>
-      </w:r>
-      <w:proofErr w:type="spellEnd"/>
-      <w:proofErr w:type="gramStart"/>
-      <w:r>
-        <w:rPr>
-          <w:rFonts w:asciiTheme="majorHAnsi" w:hAnsiTheme="majorHAnsi" w:cstheme="majorHAnsi"/>
-          <w:sz w:val="18"/>
-          <w:szCs w:val="18"/>
-          <w:lang w:val="es-AR"/>
-        </w:rPr>
-        <w:t>).Permite</w:t>
-      </w:r>
-      <w:proofErr w:type="gramEnd"/>
-      <w:r>
-        <w:rPr>
-          <w:rFonts w:asciiTheme="majorHAnsi" w:hAnsiTheme="majorHAnsi" w:cstheme="majorHAnsi"/>
-          <w:sz w:val="18"/>
-          <w:szCs w:val="18"/>
-          <w:lang w:val="es-AR"/>
-        </w:rPr>
-        <w:t xml:space="preserve"> el código independiente posicional (position </w:t>
-      </w:r>
-      <w:proofErr w:type="spellStart"/>
-      <w:r>
-        <w:rPr>
-          <w:rFonts w:asciiTheme="majorHAnsi" w:hAnsiTheme="majorHAnsi" w:cstheme="majorHAnsi"/>
-          <w:sz w:val="18"/>
-          <w:szCs w:val="18"/>
-          <w:lang w:val="es-AR"/>
-        </w:rPr>
-        <w:t>independence</w:t>
-      </w:r>
-      <w:proofErr w:type="spellEnd"/>
-      <w:r>
-        <w:rPr>
-          <w:rFonts w:asciiTheme="majorHAnsi" w:hAnsiTheme="majorHAnsi" w:cstheme="majorHAnsi"/>
-          <w:sz w:val="18"/>
-          <w:szCs w:val="18"/>
-          <w:lang w:val="es-AR"/>
-        </w:rPr>
-        <w:t xml:space="preserve">). </w:t>
-      </w:r>
-      <w:r>
-        <w:rPr>
-          <w:rFonts w:asciiTheme="majorHAnsi" w:hAnsiTheme="majorHAnsi" w:cstheme="majorHAnsi"/>
-          <w:b/>
-          <w:bCs/>
-          <w:sz w:val="18"/>
-          <w:szCs w:val="18"/>
-          <w:lang w:val="es-AR"/>
-        </w:rPr>
-        <w:t>Indirecto</w:t>
-      </w:r>
-      <w:r>
-        <w:rPr>
-          <w:rFonts w:asciiTheme="majorHAnsi" w:hAnsiTheme="majorHAnsi" w:cstheme="majorHAnsi"/>
-          <w:sz w:val="18"/>
-          <w:szCs w:val="18"/>
-          <w:lang w:val="es-AR"/>
-        </w:rPr>
-        <w:t xml:space="preserve"> (Vía Registros o Pila</w:t>
-      </w:r>
-      <w:proofErr w:type="gramStart"/>
-      <w:r>
-        <w:rPr>
-          <w:rFonts w:asciiTheme="majorHAnsi" w:hAnsiTheme="majorHAnsi" w:cstheme="majorHAnsi"/>
-          <w:sz w:val="18"/>
-          <w:szCs w:val="18"/>
-          <w:lang w:val="es-AR"/>
-        </w:rPr>
-        <w:t>)</w:t>
-      </w:r>
-      <w:r>
-        <w:rPr>
-          <w:rFonts w:asciiTheme="majorHAnsi" w:hAnsiTheme="majorHAnsi" w:cstheme="majorHAnsi"/>
-          <w:sz w:val="18"/>
-          <w:szCs w:val="18"/>
-          <w:lang w:val="es-AR"/>
-        </w:rPr>
-        <w:t>:</w:t>
-      </w:r>
-      <w:r>
-        <w:rPr>
-          <w:rFonts w:asciiTheme="majorHAnsi" w:hAnsiTheme="majorHAnsi" w:cstheme="majorHAnsi"/>
-          <w:sz w:val="18"/>
-          <w:szCs w:val="18"/>
-          <w:lang w:val="es-AR"/>
-        </w:rPr>
-        <w:t>Mecanismo</w:t>
-      </w:r>
-      <w:proofErr w:type="gramEnd"/>
-      <w:r>
-        <w:rPr>
-          <w:rFonts w:asciiTheme="majorHAnsi" w:hAnsiTheme="majorHAnsi" w:cstheme="majorHAnsi"/>
-          <w:sz w:val="18"/>
-          <w:szCs w:val="18"/>
-          <w:lang w:val="es-AR"/>
-        </w:rPr>
-        <w:t>: La dirección de destino se almacena en una ubicación que puede cambiar</w:t>
-      </w:r>
-      <w:r>
-        <w:rPr>
-          <w:rFonts w:asciiTheme="majorHAnsi" w:hAnsiTheme="majorHAnsi" w:cstheme="majorHAnsi"/>
-          <w:b/>
-          <w:bCs/>
-          <w:sz w:val="18"/>
-          <w:szCs w:val="18"/>
-          <w:lang w:val="es-AR"/>
-        </w:rPr>
-        <w:t>: Registros:</w:t>
-      </w:r>
-      <w:r>
-        <w:rPr>
-          <w:rFonts w:asciiTheme="majorHAnsi" w:hAnsiTheme="majorHAnsi" w:cstheme="majorHAnsi"/>
-          <w:sz w:val="18"/>
-          <w:szCs w:val="18"/>
-          <w:lang w:val="es-AR"/>
-        </w:rPr>
-        <w:t xml:space="preserve"> Usados para punteros a funciones o tablas de salto. </w:t>
-      </w:r>
-      <w:r>
-        <w:rPr>
-          <w:rFonts w:asciiTheme="majorHAnsi" w:hAnsiTheme="majorHAnsi" w:cstheme="majorHAnsi"/>
-          <w:b/>
-          <w:bCs/>
-          <w:sz w:val="18"/>
-          <w:szCs w:val="18"/>
-          <w:lang w:val="es-AR"/>
-        </w:rPr>
-        <w:t>Pila</w:t>
-      </w:r>
-      <w:r>
-        <w:rPr>
-          <w:rFonts w:asciiTheme="majorHAnsi" w:hAnsiTheme="majorHAnsi" w:cstheme="majorHAnsi"/>
-          <w:sz w:val="18"/>
-          <w:szCs w:val="18"/>
-          <w:lang w:val="es-AR"/>
-        </w:rPr>
-        <w:t xml:space="preserve">: Usada exclusivamente para la dirección de retorno de las funciones (el RETURN). </w:t>
-      </w:r>
-      <w:r>
-        <w:rPr>
-          <w:rFonts w:asciiTheme="majorHAnsi" w:hAnsiTheme="majorHAnsi" w:cstheme="majorHAnsi"/>
-          <w:b/>
-          <w:bCs/>
-          <w:sz w:val="18"/>
-          <w:szCs w:val="18"/>
-          <w:lang w:val="es-AR"/>
-        </w:rPr>
-        <w:t xml:space="preserve">Formato de </w:t>
-      </w:r>
-      <w:proofErr w:type="spellStart"/>
-      <w:r>
-        <w:rPr>
-          <w:rFonts w:asciiTheme="majorHAnsi" w:hAnsiTheme="majorHAnsi" w:cstheme="majorHAnsi"/>
-          <w:b/>
-          <w:bCs/>
-          <w:sz w:val="18"/>
-          <w:szCs w:val="18"/>
-          <w:lang w:val="es-AR"/>
-        </w:rPr>
-        <w:t>Instrucción</w:t>
-      </w:r>
-      <w:r>
-        <w:rPr>
-          <w:rFonts w:asciiTheme="majorHAnsi" w:hAnsiTheme="majorHAnsi" w:cstheme="majorHAnsi"/>
-          <w:sz w:val="18"/>
-          <w:szCs w:val="18"/>
-          <w:lang w:val="es-AR"/>
-        </w:rPr>
-        <w:t>.</w:t>
-      </w:r>
-      <w:r>
-        <w:rPr>
-          <w:rFonts w:asciiTheme="majorHAnsi" w:hAnsiTheme="majorHAnsi" w:cstheme="majorHAnsi"/>
-          <w:sz w:val="18"/>
-          <w:szCs w:val="18"/>
-          <w:lang w:val="es-AR"/>
-        </w:rPr>
         <w:t>Define</w:t>
       </w:r>
       <w:proofErr w:type="spellEnd"/>
@@ -4809,7 +3422,76 @@
           <w:szCs w:val="18"/>
           <w:lang w:val="es-AR"/>
         </w:rPr>
-        <w:t xml:space="preserve">): Las instrucciones pueden tener diferentes números de bytes. Esto permite una mayor densidad de código (instrucciones muy compactas) a costa de un hardware de decodificación mucho más complejo.  </w:t>
+        <w:t xml:space="preserve">): Las instrucciones pueden tener diferentes números de bytes. Esto permite una mayor densidad de código (instrucciones muy compactas) a costa de un </w:t>
+      </w:r>
+      <w:r>
+        <w:rPr>
+          <w:noProof/>
+        </w:rPr>
+        <w:drawing>
+          <wp:anchor distT="0" distB="0" distL="114300" distR="114300" simplePos="0" relativeHeight="251658240" behindDoc="0" locked="0" layoutInCell="1" allowOverlap="1" wp14:anchorId="25C600FB" wp14:editId="408E7811">
+            <wp:simplePos x="0" y="0"/>
+            <wp:positionH relativeFrom="column">
+              <wp:posOffset>2514600</wp:posOffset>
+            </wp:positionH>
+            <wp:positionV relativeFrom="paragraph">
+              <wp:posOffset>4334510</wp:posOffset>
+            </wp:positionV>
+            <wp:extent cx="2653665" cy="1202055"/>
+            <wp:effectExtent l="0" t="0" r="0" b="0"/>
+            <wp:wrapSquare wrapText="bothSides"/>
+            <wp:docPr id="1" name="Imagen 1"/>
+            <wp:cNvGraphicFramePr>
+              <a:graphicFrameLocks xmlns:a="http://schemas.openxmlformats.org/drawingml/2006/main" noChangeAspect="1"/>
+            </wp:cNvGraphicFramePr>
+            <a:graphic xmlns:a="http://schemas.openxmlformats.org/drawingml/2006/main">
+              <a:graphicData uri="http://schemas.openxmlformats.org/drawingml/2006/picture">
+                <pic:pic xmlns:pic="http://schemas.openxmlformats.org/drawingml/2006/picture">
+                  <pic:nvPicPr>
+                    <pic:cNvPr id="1" name=""/>
+                    <pic:cNvPicPr/>
+                  </pic:nvPicPr>
+                  <pic:blipFill>
+                    <a:blip r:embed="rId5" cstate="print">
+                      <a:extLst>
+                        <a:ext uri="{28A0092B-C50C-407E-A947-70E740481C1C}">
+                          <a14:useLocalDpi xmlns:a14="http://schemas.microsoft.com/office/drawing/2010/main" val="0"/>
+                        </a:ext>
+                      </a:extLst>
+                    </a:blip>
+                    <a:stretch>
+                      <a:fillRect/>
+                    </a:stretch>
+                  </pic:blipFill>
+                  <pic:spPr>
+                    <a:xfrm>
+                      <a:off x="0" y="0"/>
+                      <a:ext cx="2653665" cy="1202055"/>
+                    </a:xfrm>
+                    <a:prstGeom prst="rect">
+                      <a:avLst/>
+                    </a:prstGeom>
+                  </pic:spPr>
+                </pic:pic>
+              </a:graphicData>
+            </a:graphic>
+            <wp14:sizeRelH relativeFrom="margin">
+              <wp14:pctWidth>0</wp14:pctWidth>
+            </wp14:sizeRelH>
+            <wp14:sizeRelV relativeFrom="margin">
+              <wp14:pctHeight>0</wp14:pctHeight>
+            </wp14:sizeRelV>
+          </wp:anchor>
+        </w:drawing>
+      </w:r>
+      <w:r>
+        <w:rPr>
+          <w:rFonts w:asciiTheme="majorHAnsi" w:hAnsiTheme="majorHAnsi" w:cstheme="majorHAnsi"/>
+          <w:sz w:val="18"/>
+          <w:szCs w:val="18"/>
+          <w:lang w:val="es-AR"/>
+        </w:rPr>
+        <w:t xml:space="preserve">hardware de decodificación mucho más complejo.  </w:t>
       </w:r>
     </w:p>
     <w:p>
@@ -5208,7 +3890,16 @@
           <w:szCs w:val="18"/>
           <w:lang w:val="es-AR"/>
         </w:rPr>
-        <w:t xml:space="preserve"> (el byte menos significativo va en la dirección más baja). El procesador no trabaja con direcciones de memoria física directamente. En su lugar, utiliza un sistema de dos partes llamado Direccionamiento Segmentado o Direcciones Virtuales de 48 bits: Segmento (16 bits): Funciona como una clave o "punto de partida" grande. Offset (Desplazamiento de 32 bits): Funciona como la distancia desde ese punto de partida. Esta dirección virtual de 48 bits no es la dirección real en el chip de memoria. La CPU debe pasarla a un componente llamado MMU (Unidad de Gestión de Memoria), que actúa como un traductor y la convierte en una dirección de 36 bits. Formato de Instrucción Irregular, complejo y de longitud variable (hasta 15 bytes). Las instrucciones tienen prefijos (PREFIX) opcionales que modifican su comportamiento: REP (para repetición de instrucciones de </w:t>
+        <w:t xml:space="preserve"> (el byte menos significativo va en la dirección más baja). El procesador no trabaja con direcciones de memoria física directamente. En su lugar, utiliza un sistema </w:t>
+      </w:r>
+      <w:r>
+        <w:rPr>
+          <w:rFonts w:asciiTheme="majorHAnsi" w:hAnsiTheme="majorHAnsi" w:cstheme="majorHAnsi"/>
+          <w:sz w:val="18"/>
+          <w:szCs w:val="18"/>
+          <w:lang w:val="es-AR"/>
+        </w:rPr>
+        <w:t xml:space="preserve">de dos partes llamado Direccionamiento Segmentado o Direcciones Virtuales de 48 bits: Segmento (16 bits): Funciona como una clave o "punto de partida" grande. Offset (Desplazamiento de 32 bits): Funciona como la distancia desde ese punto de partida. Esta dirección virtual de 48 bits no es la dirección real en el chip de memoria. La CPU debe pasarla a un componente llamado MMU (Unidad de Gestión de Memoria), que actúa como un traductor y la convierte en una dirección de 36 bits. Formato de Instrucción Irregular, complejo y de longitud variable (hasta 15 bytes). Las instrucciones tienen prefijos (PREFIX) opcionales que modifican su comportamiento: REP (para repetición de instrucciones de </w:t>
       </w:r>
       <w:proofErr w:type="spellStart"/>
       <w:r>
@@ -5667,6 +4358,7 @@
           <w:rFonts w:asciiTheme="majorHAnsi" w:hAnsiTheme="majorHAnsi" w:cstheme="majorHAnsi"/>
           <w:sz w:val="18"/>
           <w:szCs w:val="18"/>
+          <w:lang w:val="es-AR"/>
         </w:rPr>
         <w:t>RISC</w:t>
       </w:r>
@@ -5676,8 +4368,69 @@
           <w:rFonts w:asciiTheme="majorHAnsi" w:hAnsiTheme="majorHAnsi" w:cstheme="majorHAnsi"/>
           <w:sz w:val="18"/>
           <w:szCs w:val="18"/>
-        </w:rPr>
-        <w:t xml:space="preserve"> (Reduced Instruction Set Computer). </w:t>
+          <w:lang w:val="es-AR"/>
+        </w:rPr>
+        <w:t xml:space="preserve"> (</w:t>
+      </w:r>
+      <w:proofErr w:type="spellStart"/>
+      <w:r>
+        <w:rPr>
+          <w:rFonts w:asciiTheme="majorHAnsi" w:hAnsiTheme="majorHAnsi" w:cstheme="majorHAnsi"/>
+          <w:sz w:val="18"/>
+          <w:szCs w:val="18"/>
+          <w:lang w:val="es-AR"/>
+        </w:rPr>
+        <w:t>Reduced</w:t>
+      </w:r>
+      <w:proofErr w:type="spellEnd"/>
+      <w:r>
+        <w:rPr>
+          <w:rFonts w:asciiTheme="majorHAnsi" w:hAnsiTheme="majorHAnsi" w:cstheme="majorHAnsi"/>
+          <w:sz w:val="18"/>
+          <w:szCs w:val="18"/>
+          <w:lang w:val="es-AR"/>
+        </w:rPr>
+        <w:t xml:space="preserve"> </w:t>
+      </w:r>
+      <w:proofErr w:type="spellStart"/>
+      <w:r>
+        <w:rPr>
+          <w:rFonts w:asciiTheme="majorHAnsi" w:hAnsiTheme="majorHAnsi" w:cstheme="majorHAnsi"/>
+          <w:sz w:val="18"/>
+          <w:szCs w:val="18"/>
+          <w:lang w:val="es-AR"/>
+        </w:rPr>
+        <w:t>Instruction</w:t>
+      </w:r>
+      <w:proofErr w:type="spellEnd"/>
+      <w:r>
+        <w:rPr>
+          <w:rFonts w:asciiTheme="majorHAnsi" w:hAnsiTheme="majorHAnsi" w:cstheme="majorHAnsi"/>
+          <w:sz w:val="18"/>
+          <w:szCs w:val="18"/>
+          <w:lang w:val="es-AR"/>
+        </w:rPr>
+        <w:t xml:space="preserve"> Set </w:t>
+      </w:r>
+      <w:proofErr w:type="spellStart"/>
+      <w:r>
+        <w:rPr>
+          <w:rFonts w:asciiTheme="majorHAnsi" w:hAnsiTheme="majorHAnsi" w:cstheme="majorHAnsi"/>
+          <w:sz w:val="18"/>
+          <w:szCs w:val="18"/>
+          <w:lang w:val="es-AR"/>
+        </w:rPr>
+        <w:t>Computer</w:t>
+      </w:r>
+      <w:proofErr w:type="spellEnd"/>
+      <w:r>
+        <w:rPr>
+          <w:rFonts w:asciiTheme="majorHAnsi" w:hAnsiTheme="majorHAnsi" w:cstheme="majorHAnsi"/>
+          <w:sz w:val="18"/>
+          <w:szCs w:val="18"/>
+          <w:lang w:val="es-AR"/>
+        </w:rPr>
+        <w:t xml:space="preserve">). </w:t>
       </w:r>
       <w:r>
         <w:rPr>
@@ -5987,12 +4740,19 @@
           <w:lang w:val="es-AR"/>
         </w:rPr>
         <w:t>.</w:t>
+      </w:r>
+      <w:r>
+        <w:rPr>
+          <w:noProof/>
+          <w:lang w:val="es-AR"/>
+        </w:rPr>
+        <w:t xml:space="preserve"> </w:t>
       </w:r>
     </w:p>
     <w:sectPr>
       <w:pgSz w:w="16838" w:h="11906" w:orient="landscape" w:code="9"/>
       <w:pgMar w:top="720" w:right="720" w:bottom="720" w:left="720" w:header="709" w:footer="709" w:gutter="0"/>
-      <w:cols w:sep="1" w:space="720"/>
+      <w:cols w:num="2" w:sep="1" w:space="720"/>
       <w:docGrid w:linePitch="360"/>
     </w:sectPr>
   </w:body>
